--- a/00-首页/题组Word/习题书/第三篇-有机化学/11-反应机理与推断-学生版-打印版.docx
+++ b/00-首页/题组Word/习题书/第三篇-有机化学/11-反应机理与推断-学生版-打印版.docx
@@ -6034,14 +6034,18 @@
         </w:rPr>
         <w:t>：</w:t>
       </w:r>
-    </w:p>
-    <w:p>
-      <w:pPr>
-        <w:numPr>
-          <w:ilvl w:val="0"/>
-          <w:numId w:val="1001"/>
-        </w:numPr>
-      </w:pPr>
+      <w:r>
+        <w:rPr>
+          <w:rFonts w:ascii="Times New Roman" w:hAnsi="Times New Roman" w:eastAsia="Times New Roman" w:cs="Times New Roman"/>
+        </w:rPr>
+        <w:t xml:space="preserve"> </w:t>
+      </w:r>
+      <w:r>
+        <w:rPr>
+          <w:rFonts w:ascii="Times New Roman" w:hAnsi="Times New Roman" w:eastAsia="Times New Roman" w:cs="Times New Roman"/>
+        </w:rPr>
+        <w:t xml:space="preserve">- </w:t>
+      </w:r>
       <w:r>
         <w:rPr>
           <w:rFonts w:hint="eastAsia" w:ascii="Times New Roman" w:hAnsi="Times New Roman" w:eastAsia="FangSong" w:cs="Times New Roman"/>
@@ -6078,14 +6082,18 @@
         </w:rPr>
         <w:t>）</w:t>
       </w:r>
-    </w:p>
-    <w:p>
-      <w:pPr>
-        <w:numPr>
-          <w:ilvl w:val="0"/>
-          <w:numId w:val="1001"/>
-        </w:numPr>
-      </w:pPr>
+      <w:r>
+        <w:rPr>
+          <w:rFonts w:ascii="Times New Roman" w:hAnsi="Times New Roman" w:eastAsia="Times New Roman" w:cs="Times New Roman"/>
+        </w:rPr>
+        <w:t xml:space="preserve"> </w:t>
+      </w:r>
+      <w:r>
+        <w:rPr>
+          <w:rFonts w:ascii="Times New Roman" w:hAnsi="Times New Roman" w:eastAsia="Times New Roman" w:cs="Times New Roman"/>
+        </w:rPr>
+        <w:t xml:space="preserve">- </w:t>
+      </w:r>
       <w:r>
         <w:rPr>
           <w:rFonts w:hint="eastAsia" w:ascii="Times New Roman" w:hAnsi="Times New Roman" w:eastAsia="FangSong" w:cs="Times New Roman"/>
@@ -6125,7 +6133,7 @@
     </w:p>
     <w:p>
       <w:pPr>
-        <w:pStyle w:val="FirstParagraph"/>
+        <w:pStyle w:val="BodyText"/>
       </w:pPr>
       <w:r>
         <w:rPr>
@@ -6141,14 +6149,18 @@
         </w:rPr>
         <w:t xml:space="preserve">：</w:t>
       </w:r>
-    </w:p>
-    <w:p>
-      <w:pPr>
-        <w:numPr>
-          <w:ilvl w:val="0"/>
-          <w:numId w:val="1002"/>
-        </w:numPr>
-      </w:pPr>
+      <w:r>
+        <w:rPr>
+          <w:rFonts w:ascii="Times New Roman" w:hAnsi="Times New Roman" w:eastAsia="Times New Roman" w:cs="Times New Roman"/>
+        </w:rPr>
+        <w:t xml:space="preserve"> </w:t>
+      </w:r>
+      <w:r>
+        <w:rPr>
+          <w:rFonts w:ascii="Times New Roman" w:hAnsi="Times New Roman" w:eastAsia="Times New Roman" w:cs="Times New Roman"/>
+        </w:rPr>
+        <w:t xml:space="preserve">1. </w:t>
+      </w:r>
       <w:r>
         <w:rPr>
           <w:rFonts w:hint="eastAsia" w:ascii="Times New Roman" w:hAnsi="Times New Roman" w:eastAsia="FangSong" w:cs="Times New Roman"/>
@@ -6167,14 +6179,18 @@
         </w:rPr>
         <w:t>哪个是热力学产物</w:t>
       </w:r>
-    </w:p>
-    <w:p>
-      <w:pPr>
-        <w:numPr>
-          <w:ilvl w:val="0"/>
-          <w:numId w:val="1002"/>
-        </w:numPr>
-      </w:pPr>
+      <w:r>
+        <w:rPr>
+          <w:rFonts w:ascii="Times New Roman" w:hAnsi="Times New Roman" w:eastAsia="Times New Roman" w:cs="Times New Roman"/>
+        </w:rPr>
+        <w:t xml:space="preserve"> </w:t>
+      </w:r>
+      <w:r>
+        <w:rPr>
+          <w:rFonts w:ascii="Times New Roman" w:hAnsi="Times New Roman" w:eastAsia="Times New Roman" w:cs="Times New Roman"/>
+        </w:rPr>
+        <w:t xml:space="preserve">2. </w:t>
+      </w:r>
       <w:r>
         <w:rPr>
           <w:rFonts w:hint="eastAsia" w:ascii="Times New Roman" w:hAnsi="Times New Roman" w:eastAsia="FangSong" w:cs="Times New Roman"/>
@@ -6223,14 +6239,18 @@
         </w:rPr>
         <w:t>？</w:t>
       </w:r>
-    </w:p>
-    <w:p>
-      <w:pPr>
-        <w:numPr>
-          <w:ilvl w:val="0"/>
-          <w:numId w:val="1002"/>
-        </w:numPr>
-      </w:pPr>
+      <w:r>
+        <w:rPr>
+          <w:rFonts w:ascii="Times New Roman" w:hAnsi="Times New Roman" w:eastAsia="Times New Roman" w:cs="Times New Roman"/>
+        </w:rPr>
+        <w:t xml:space="preserve"> </w:t>
+      </w:r>
+      <w:r>
+        <w:rPr>
+          <w:rFonts w:ascii="Times New Roman" w:hAnsi="Times New Roman" w:eastAsia="Times New Roman" w:cs="Times New Roman"/>
+        </w:rPr>
+        <w:t xml:space="preserve">3. </w:t>
+      </w:r>
       <w:r>
         <w:rPr>
           <w:rFonts w:hint="eastAsia" w:ascii="Times New Roman" w:hAnsi="Times New Roman" w:eastAsia="FangSong" w:cs="Times New Roman"/>
@@ -6364,14 +6384,18 @@
         </w:rPr>
         <w:t>并说明判断依据</w:t>
       </w:r>
-    </w:p>
-    <w:p>
-      <w:pPr>
-        <w:numPr>
-          <w:ilvl w:val="0"/>
-          <w:numId w:val="1002"/>
-        </w:numPr>
-      </w:pPr>
+      <w:r>
+        <w:rPr>
+          <w:rFonts w:ascii="Times New Roman" w:hAnsi="Times New Roman" w:eastAsia="Times New Roman" w:cs="Times New Roman"/>
+        </w:rPr>
+        <w:t xml:space="preserve"> </w:t>
+      </w:r>
+      <w:r>
+        <w:rPr>
+          <w:rFonts w:ascii="Times New Roman" w:hAnsi="Times New Roman" w:eastAsia="Times New Roman" w:cs="Times New Roman"/>
+        </w:rPr>
+        <w:t xml:space="preserve">4. </w:t>
+      </w:r>
       <w:r>
         <w:rPr>
           <w:rFonts w:hint="eastAsia" w:ascii="Times New Roman" w:hAnsi="Times New Roman" w:eastAsia="FangSong" w:cs="Times New Roman"/>
@@ -6746,33 +6770,29 @@
         </w:rPr>
         <w:t xml:space="preserve">：</w:t>
       </w:r>
-    </w:p>
-    <w:p>
-      <w:pPr>
-        <w:numPr>
-          <w:ilvl w:val="0"/>
-          <w:numId w:val="1003"/>
-        </w:numPr>
-      </w:pPr>
-      <w:r>
-        <w:rPr>
-          <w:rFonts w:ascii="Times New Roman" w:hAnsi="Times New Roman" w:eastAsia="Times New Roman" w:cs="Times New Roman"/>
-        </w:rPr>
-        <w:t xml:space="preserve">R = 8.314 J/(mol·K)</w:t>
-      </w:r>
-    </w:p>
-    <w:p>
-      <w:pPr>
-        <w:numPr>
-          <w:ilvl w:val="0"/>
-          <w:numId w:val="1003"/>
-        </w:numPr>
-      </w:pPr>
-      <w:r>
-        <w:rPr>
-          <w:rFonts w:ascii="Times New Roman" w:hAnsi="Times New Roman" w:eastAsia="Times New Roman" w:cs="Times New Roman"/>
-        </w:rPr>
-        <w:t xml:space="preserve">T = 298 </w:t>
+      <w:r>
+        <w:rPr>
+          <w:rFonts w:ascii="Times New Roman" w:hAnsi="Times New Roman" w:eastAsia="Times New Roman" w:cs="Times New Roman"/>
+        </w:rPr>
+        <w:t xml:space="preserve"> </w:t>
+      </w:r>
+      <w:r>
+        <w:rPr>
+          <w:rFonts w:ascii="Times New Roman" w:hAnsi="Times New Roman" w:eastAsia="Times New Roman" w:cs="Times New Roman"/>
+        </w:rPr>
+        <w:t xml:space="preserve">- R = 8.314 J/(mol·K)</w:t>
+      </w:r>
+      <w:r>
+        <w:rPr>
+          <w:rFonts w:ascii="Times New Roman" w:hAnsi="Times New Roman" w:eastAsia="Times New Roman" w:cs="Times New Roman"/>
+        </w:rPr>
+        <w:t xml:space="preserve"> </w:t>
+      </w:r>
+      <w:r>
+        <w:rPr>
+          <w:rFonts w:ascii="Times New Roman" w:hAnsi="Times New Roman" w:eastAsia="Times New Roman" w:cs="Times New Roman"/>
+        </w:rPr>
+        <w:t xml:space="preserve">- T = 298 </w:t>
       </w:r>
       <w:r>
         <w:rPr>
@@ -6792,24 +6812,22 @@
         </w:rPr>
         <w:t>）</w:t>
       </w:r>
-    </w:p>
-    <w:p>
-      <w:pPr>
-        <w:numPr>
-          <w:ilvl w:val="0"/>
-          <w:numId w:val="1003"/>
-        </w:numPr>
-      </w:pPr>
-      <w:r>
-        <w:rPr>
-          <w:rFonts w:ascii="Times New Roman" w:hAnsi="Times New Roman" w:eastAsia="Times New Roman" w:cs="Times New Roman"/>
-        </w:rPr>
-        <w:t xml:space="preserve">1 kcal = 4.184 kJ</w:t>
-      </w:r>
-    </w:p>
-    <w:p>
-      <w:pPr>
-        <w:pStyle w:val="FirstParagraph"/>
+      <w:r>
+        <w:rPr>
+          <w:rFonts w:ascii="Times New Roman" w:hAnsi="Times New Roman" w:eastAsia="Times New Roman" w:cs="Times New Roman"/>
+        </w:rPr>
+        <w:t xml:space="preserve"> </w:t>
+      </w:r>
+      <w:r>
+        <w:rPr>
+          <w:rFonts w:ascii="Times New Roman" w:hAnsi="Times New Roman" w:eastAsia="Times New Roman" w:cs="Times New Roman"/>
+        </w:rPr>
+        <w:t xml:space="preserve">- 1 kcal = 4.184 kJ</w:t>
+      </w:r>
+    </w:p>
+    <w:p>
+      <w:pPr>
+        <w:pStyle w:val="BodyText"/>
       </w:pPr>
       <w:r>
         <w:rPr>
@@ -6825,14 +6843,18 @@
         </w:rPr>
         <w:t xml:space="preserve">：</w:t>
       </w:r>
-    </w:p>
-    <w:p>
-      <w:pPr>
-        <w:numPr>
-          <w:ilvl w:val="0"/>
-          <w:numId w:val="1004"/>
-        </w:numPr>
-      </w:pPr>
+      <w:r>
+        <w:rPr>
+          <w:rFonts w:ascii="Times New Roman" w:hAnsi="Times New Roman" w:eastAsia="Times New Roman" w:cs="Times New Roman"/>
+        </w:rPr>
+        <w:t xml:space="preserve"> </w:t>
+      </w:r>
+      <w:r>
+        <w:rPr>
+          <w:rFonts w:ascii="Times New Roman" w:hAnsi="Times New Roman" w:eastAsia="Times New Roman" w:cs="Times New Roman"/>
+        </w:rPr>
+        <w:t xml:space="preserve">1. </w:t>
+      </w:r>
       <w:r>
         <w:rPr>
           <w:rFonts w:hint="eastAsia" w:ascii="Times New Roman" w:hAnsi="Times New Roman" w:eastAsia="FangSong" w:cs="Times New Roman"/>
@@ -6898,14 +6920,18 @@
         </w:rPr>
         <w:t xml:space="preserve">kcal/mol）</w:t>
       </w:r>
-    </w:p>
-    <w:p>
-      <w:pPr>
-        <w:numPr>
-          <w:ilvl w:val="0"/>
-          <w:numId w:val="1004"/>
-        </w:numPr>
-      </w:pPr>
+      <w:r>
+        <w:rPr>
+          <w:rFonts w:ascii="Times New Roman" w:hAnsi="Times New Roman" w:eastAsia="Times New Roman" w:cs="Times New Roman"/>
+        </w:rPr>
+        <w:t xml:space="preserve"> </w:t>
+      </w:r>
+      <w:r>
+        <w:rPr>
+          <w:rFonts w:ascii="Times New Roman" w:hAnsi="Times New Roman" w:eastAsia="Times New Roman" w:cs="Times New Roman"/>
+        </w:rPr>
+        <w:t xml:space="preserve">2. </w:t>
+      </w:r>
       <w:r>
         <w:rPr>
           <w:rFonts w:hint="eastAsia" w:ascii="Times New Roman" w:hAnsi="Times New Roman" w:eastAsia="FangSong" w:cs="Times New Roman"/>
@@ -6966,14 +6992,18 @@
         </w:rPr>
         <w:t>平衡会显著偏向一方</w:t>
       </w:r>
-    </w:p>
-    <w:p>
-      <w:pPr>
-        <w:numPr>
-          <w:ilvl w:val="0"/>
-          <w:numId w:val="1004"/>
-        </w:numPr>
-      </w:pPr>
+      <w:r>
+        <w:rPr>
+          <w:rFonts w:ascii="Times New Roman" w:hAnsi="Times New Roman" w:eastAsia="Times New Roman" w:cs="Times New Roman"/>
+        </w:rPr>
+        <w:t xml:space="preserve"> </w:t>
+      </w:r>
+      <w:r>
+        <w:rPr>
+          <w:rFonts w:ascii="Times New Roman" w:hAnsi="Times New Roman" w:eastAsia="Times New Roman" w:cs="Times New Roman"/>
+        </w:rPr>
+        <w:t xml:space="preserve">3. </w:t>
+      </w:r>
       <w:r>
         <w:rPr>
           <w:rFonts w:hint="eastAsia" w:ascii="Times New Roman" w:hAnsi="Times New Roman" w:eastAsia="FangSong" w:cs="Times New Roman"/>
@@ -7161,14 +7191,18 @@
         </w:rPr>
         <w:t xml:space="preserve">：</w:t>
       </w:r>
-    </w:p>
-    <w:p>
-      <w:pPr>
-        <w:numPr>
-          <w:ilvl w:val="0"/>
-          <w:numId w:val="1005"/>
-        </w:numPr>
-      </w:pPr>
+      <w:r>
+        <w:rPr>
+          <w:rFonts w:ascii="Times New Roman" w:hAnsi="Times New Roman" w:eastAsia="Times New Roman" w:cs="Times New Roman"/>
+        </w:rPr>
+        <w:t xml:space="preserve"> </w:t>
+      </w:r>
+      <w:r>
+        <w:rPr>
+          <w:rFonts w:ascii="Times New Roman" w:hAnsi="Times New Roman" w:eastAsia="Times New Roman" w:cs="Times New Roman"/>
+        </w:rPr>
+        <w:t xml:space="preserve">1. </w:t>
+      </w:r>
       <w:r>
         <w:rPr>
           <w:rFonts w:hint="eastAsia" w:ascii="Times New Roman" w:hAnsi="Times New Roman" w:eastAsia="FangSong" w:cs="Times New Roman"/>
@@ -7211,14 +7245,18 @@
         </w:rPr>
         <w:t>原酸酯途径</w:t>
       </w:r>
-    </w:p>
-    <w:p>
-      <w:pPr>
-        <w:numPr>
-          <w:ilvl w:val="0"/>
-          <w:numId w:val="1005"/>
-        </w:numPr>
-      </w:pPr>
+      <w:r>
+        <w:rPr>
+          <w:rFonts w:ascii="Times New Roman" w:hAnsi="Times New Roman" w:eastAsia="Times New Roman" w:cs="Times New Roman"/>
+        </w:rPr>
+        <w:t xml:space="preserve"> </w:t>
+      </w:r>
+      <w:r>
+        <w:rPr>
+          <w:rFonts w:ascii="Times New Roman" w:hAnsi="Times New Roman" w:eastAsia="Times New Roman" w:cs="Times New Roman"/>
+        </w:rPr>
+        <w:t xml:space="preserve">2. </w:t>
+      </w:r>
       <w:r>
         <w:rPr>
           <w:rFonts w:hint="eastAsia" w:ascii="Times New Roman" w:hAnsi="Times New Roman" w:eastAsia="FangSong" w:cs="Times New Roman"/>
@@ -7313,14 +7351,18 @@
         </w:rPr>
         <w:t>？</w:t>
       </w:r>
-    </w:p>
-    <w:p>
-      <w:pPr>
-        <w:numPr>
-          <w:ilvl w:val="0"/>
-          <w:numId w:val="1005"/>
-        </w:numPr>
-      </w:pPr>
+      <w:r>
+        <w:rPr>
+          <w:rFonts w:ascii="Times New Roman" w:hAnsi="Times New Roman" w:eastAsia="Times New Roman" w:cs="Times New Roman"/>
+        </w:rPr>
+        <w:t xml:space="preserve"> </w:t>
+      </w:r>
+      <w:r>
+        <w:rPr>
+          <w:rFonts w:ascii="Times New Roman" w:hAnsi="Times New Roman" w:eastAsia="Times New Roman" w:cs="Times New Roman"/>
+        </w:rPr>
+        <w:t xml:space="preserve">3. </w:t>
+      </w:r>
       <w:r>
         <w:rPr>
           <w:rFonts w:hint="eastAsia" w:ascii="Times New Roman" w:hAnsi="Times New Roman" w:eastAsia="FangSong" w:cs="Times New Roman"/>
@@ -7351,14 +7393,18 @@
         </w:rPr>
         <w:t>说明各自的选择原因</w:t>
       </w:r>
-    </w:p>
-    <w:p>
-      <w:pPr>
-        <w:numPr>
-          <w:ilvl w:val="0"/>
-          <w:numId w:val="1005"/>
-        </w:numPr>
-      </w:pPr>
+      <w:r>
+        <w:rPr>
+          <w:rFonts w:ascii="Times New Roman" w:hAnsi="Times New Roman" w:eastAsia="Times New Roman" w:cs="Times New Roman"/>
+        </w:rPr>
+        <w:t xml:space="preserve"> </w:t>
+      </w:r>
+      <w:r>
+        <w:rPr>
+          <w:rFonts w:ascii="Times New Roman" w:hAnsi="Times New Roman" w:eastAsia="Times New Roman" w:cs="Times New Roman"/>
+        </w:rPr>
+        <w:t xml:space="preserve">4. </w:t>
+      </w:r>
       <w:r>
         <w:rPr>
           <w:rFonts w:hint="eastAsia" w:ascii="Times New Roman" w:hAnsi="Times New Roman" w:eastAsia="FangSong" w:cs="Times New Roman"/>
@@ -7498,14 +7544,18 @@
         </w:rPr>
         <w:t xml:space="preserve">：</w:t>
       </w:r>
-    </w:p>
-    <w:p>
-      <w:pPr>
-        <w:numPr>
-          <w:ilvl w:val="0"/>
-          <w:numId w:val="1006"/>
-        </w:numPr>
-      </w:pPr>
+      <w:r>
+        <w:rPr>
+          <w:rFonts w:ascii="Times New Roman" w:hAnsi="Times New Roman" w:eastAsia="Times New Roman" w:cs="Times New Roman"/>
+        </w:rPr>
+        <w:t xml:space="preserve"> </w:t>
+      </w:r>
+      <w:r>
+        <w:rPr>
+          <w:rFonts w:ascii="Times New Roman" w:hAnsi="Times New Roman" w:eastAsia="Times New Roman" w:cs="Times New Roman"/>
+        </w:rPr>
+        <w:t xml:space="preserve">1. </w:t>
+      </w:r>
       <w:r>
         <w:rPr>
           <w:rFonts w:hint="eastAsia" w:ascii="Times New Roman" w:hAnsi="Times New Roman" w:eastAsia="FangSong" w:cs="Times New Roman"/>
@@ -7560,28 +7610,36 @@
         </w:rPr>
         <w:t>的定义和研究范畴</w:t>
       </w:r>
-    </w:p>
-    <w:p>
-      <w:pPr>
-        <w:numPr>
-          <w:ilvl w:val="0"/>
-          <w:numId w:val="1006"/>
-        </w:numPr>
-      </w:pPr>
+      <w:r>
+        <w:rPr>
+          <w:rFonts w:ascii="Times New Roman" w:hAnsi="Times New Roman" w:eastAsia="Times New Roman" w:cs="Times New Roman"/>
+        </w:rPr>
+        <w:t xml:space="preserve"> </w:t>
+      </w:r>
+      <w:r>
+        <w:rPr>
+          <w:rFonts w:ascii="Times New Roman" w:hAnsi="Times New Roman" w:eastAsia="Times New Roman" w:cs="Times New Roman"/>
+        </w:rPr>
+        <w:t xml:space="preserve">2. </w:t>
+      </w:r>
       <w:r>
         <w:rPr>
           <w:rFonts w:hint="eastAsia" w:ascii="Times New Roman" w:hAnsi="Times New Roman" w:eastAsia="FangSong" w:cs="Times New Roman"/>
         </w:rPr>
         <w:t xml:space="preserve">列出至少四种确定反应机理的实验方法</w:t>
       </w:r>
-    </w:p>
-    <w:p>
-      <w:pPr>
-        <w:numPr>
-          <w:ilvl w:val="0"/>
-          <w:numId w:val="1006"/>
-        </w:numPr>
-      </w:pPr>
+      <w:r>
+        <w:rPr>
+          <w:rFonts w:ascii="Times New Roman" w:hAnsi="Times New Roman" w:eastAsia="Times New Roman" w:cs="Times New Roman"/>
+        </w:rPr>
+        <w:t xml:space="preserve"> </w:t>
+      </w:r>
+      <w:r>
+        <w:rPr>
+          <w:rFonts w:ascii="Times New Roman" w:hAnsi="Times New Roman" w:eastAsia="Times New Roman" w:cs="Times New Roman"/>
+        </w:rPr>
+        <w:t xml:space="preserve">3. </w:t>
+      </w:r>
       <w:r>
         <w:rPr>
           <w:rFonts w:hint="eastAsia" w:ascii="Times New Roman" w:hAnsi="Times New Roman" w:eastAsia="FangSong" w:cs="Times New Roman"/>
@@ -7606,14 +7664,18 @@
         </w:rPr>
         <w:t>”？</w:t>
       </w:r>
-    </w:p>
-    <w:p>
-      <w:pPr>
-        <w:numPr>
-          <w:ilvl w:val="0"/>
-          <w:numId w:val="1006"/>
-        </w:numPr>
-      </w:pPr>
+      <w:r>
+        <w:rPr>
+          <w:rFonts w:ascii="Times New Roman" w:hAnsi="Times New Roman" w:eastAsia="Times New Roman" w:cs="Times New Roman"/>
+        </w:rPr>
+        <w:t xml:space="preserve"> </w:t>
+      </w:r>
+      <w:r>
+        <w:rPr>
+          <w:rFonts w:ascii="Times New Roman" w:hAnsi="Times New Roman" w:eastAsia="Times New Roman" w:cs="Times New Roman"/>
+        </w:rPr>
+        <w:t xml:space="preserve">4. </w:t>
+      </w:r>
       <w:r>
         <w:rPr>
           <w:rFonts w:hint="eastAsia" w:ascii="Times New Roman" w:hAnsi="Times New Roman" w:eastAsia="FangSong" w:cs="Times New Roman"/>
@@ -8468,7 +8530,7 @@
         <w:pStyle w:val="Compact"/>
         <w:numPr>
           <w:ilvl w:val="0"/>
-          <w:numId w:val="1007"/>
+          <w:numId w:val="1001"/>
         </w:numPr>
       </w:pPr>
       <w:r>
@@ -8513,7 +8575,7 @@
         <w:pStyle w:val="Compact"/>
         <w:numPr>
           <w:ilvl w:val="0"/>
-          <w:numId w:val="1007"/>
+          <w:numId w:val="1001"/>
         </w:numPr>
       </w:pPr>
       <w:r>
@@ -8690,7 +8752,7 @@
         <w:pStyle w:val="Compact"/>
         <w:numPr>
           <w:ilvl w:val="0"/>
-          <w:numId w:val="1008"/>
+          <w:numId w:val="1002"/>
         </w:numPr>
       </w:pPr>
       <w:r>
@@ -8723,7 +8785,7 @@
         <w:pStyle w:val="Compact"/>
         <w:numPr>
           <w:ilvl w:val="0"/>
-          <w:numId w:val="1008"/>
+          <w:numId w:val="1002"/>
         </w:numPr>
       </w:pPr>
       <w:r>
@@ -8768,7 +8830,7 @@
         <w:pStyle w:val="Compact"/>
         <w:numPr>
           <w:ilvl w:val="0"/>
-          <w:numId w:val="1008"/>
+          <w:numId w:val="1002"/>
         </w:numPr>
       </w:pPr>
       <w:r>
@@ -8837,7 +8899,7 @@
         <w:pStyle w:val="Compact"/>
         <w:numPr>
           <w:ilvl w:val="0"/>
-          <w:numId w:val="1008"/>
+          <w:numId w:val="1002"/>
         </w:numPr>
       </w:pPr>
       <w:r>
@@ -11966,7 +12028,7 @@
       <w:pPr>
         <w:numPr>
           <w:ilvl w:val="0"/>
-          <w:numId w:val="1009"/>
+          <w:numId w:val="1003"/>
         </w:numPr>
       </w:pPr>
       <w:r>
@@ -12002,7 +12064,7 @@
       <w:pPr>
         <w:numPr>
           <w:ilvl w:val="0"/>
-          <w:numId w:val="1009"/>
+          <w:numId w:val="1003"/>
         </w:numPr>
       </w:pPr>
       <w:r>
@@ -12038,7 +12100,7 @@
       <w:pPr>
         <w:numPr>
           <w:ilvl w:val="0"/>
-          <w:numId w:val="1009"/>
+          <w:numId w:val="1003"/>
         </w:numPr>
       </w:pPr>
       <w:r>
@@ -12112,7 +12174,7 @@
         <w:pStyle w:val="Compact"/>
         <w:numPr>
           <w:ilvl w:val="0"/>
-          <w:numId w:val="1010"/>
+          <w:numId w:val="1004"/>
         </w:numPr>
       </w:pPr>
       <w:r>
@@ -12409,7 +12471,7 @@
         <w:pStyle w:val="Compact"/>
         <w:numPr>
           <w:ilvl w:val="0"/>
-          <w:numId w:val="1011"/>
+          <w:numId w:val="1005"/>
         </w:numPr>
       </w:pPr>
       <w:r>
@@ -13672,7 +13734,7 @@
         <w:pStyle w:val="Compact"/>
         <w:numPr>
           <w:ilvl w:val="0"/>
-          <w:numId w:val="1012"/>
+          <w:numId w:val="1006"/>
         </w:numPr>
       </w:pPr>
       <w:r>
@@ -13717,7 +13779,7 @@
         <w:pStyle w:val="Compact"/>
         <w:numPr>
           <w:ilvl w:val="0"/>
-          <w:numId w:val="1012"/>
+          <w:numId w:val="1006"/>
         </w:numPr>
       </w:pPr>
       <w:r>
@@ -13738,7 +13800,7 @@
         <w:pStyle w:val="Compact"/>
         <w:numPr>
           <w:ilvl w:val="0"/>
-          <w:numId w:val="1012"/>
+          <w:numId w:val="1006"/>
         </w:numPr>
       </w:pPr>
       <w:r>
@@ -13771,7 +13833,7 @@
         <w:pStyle w:val="Compact"/>
         <w:numPr>
           <w:ilvl w:val="0"/>
-          <w:numId w:val="1012"/>
+          <w:numId w:val="1006"/>
         </w:numPr>
       </w:pPr>
       <w:r>
@@ -16244,7 +16306,7 @@
       <w:pPr>
         <w:numPr>
           <w:ilvl w:val="0"/>
-          <w:numId w:val="1013"/>
+          <w:numId w:val="1007"/>
         </w:numPr>
       </w:pPr>
       <w:r>
@@ -16402,7 +16464,7 @@
       <w:pPr>
         <w:numPr>
           <w:ilvl w:val="0"/>
-          <w:numId w:val="1013"/>
+          <w:numId w:val="1007"/>
         </w:numPr>
       </w:pPr>
       <w:r>
@@ -16687,7 +16749,7 @@
         <w:pStyle w:val="Compact"/>
         <w:numPr>
           <w:ilvl w:val="0"/>
-          <w:numId w:val="1014"/>
+          <w:numId w:val="1008"/>
         </w:numPr>
       </w:pPr>
       <w:r>
@@ -16732,7 +16794,7 @@
         <w:pStyle w:val="Compact"/>
         <w:numPr>
           <w:ilvl w:val="0"/>
-          <w:numId w:val="1014"/>
+          <w:numId w:val="1008"/>
         </w:numPr>
       </w:pPr>
       <w:r>
@@ -16753,7 +16815,7 @@
         <w:pStyle w:val="Compact"/>
         <w:numPr>
           <w:ilvl w:val="0"/>
-          <w:numId w:val="1014"/>
+          <w:numId w:val="1008"/>
         </w:numPr>
       </w:pPr>
       <w:r>
@@ -17923,7 +17985,7 @@
       <w:pPr>
         <w:numPr>
           <w:ilvl w:val="0"/>
-          <w:numId w:val="1015"/>
+          <w:numId w:val="1009"/>
         </w:numPr>
       </w:pPr>
       <w:r>
@@ -17988,7 +18050,7 @@
       <w:pPr>
         <w:numPr>
           <w:ilvl w:val="0"/>
-          <w:numId w:val="1015"/>
+          <w:numId w:val="1009"/>
         </w:numPr>
       </w:pPr>
       <w:r>
@@ -18038,7 +18100,7 @@
       <w:pPr>
         <w:numPr>
           <w:ilvl w:val="0"/>
-          <w:numId w:val="1015"/>
+          <w:numId w:val="1009"/>
         </w:numPr>
       </w:pPr>
       <w:r>
@@ -18169,7 +18231,7 @@
       <w:pPr>
         <w:numPr>
           <w:ilvl w:val="0"/>
-          <w:numId w:val="1016"/>
+          <w:numId w:val="1010"/>
         </w:numPr>
       </w:pPr>
       <w:r>
@@ -18222,7 +18284,7 @@
       <w:pPr>
         <w:numPr>
           <w:ilvl w:val="0"/>
-          <w:numId w:val="1016"/>
+          <w:numId w:val="1010"/>
         </w:numPr>
       </w:pPr>
       <w:r>
@@ -18236,7 +18298,7 @@
       <w:pPr>
         <w:numPr>
           <w:ilvl w:val="0"/>
-          <w:numId w:val="1016"/>
+          <w:numId w:val="1010"/>
         </w:numPr>
       </w:pPr>
       <w:r>
@@ -22000,7 +22062,7 @@
         <w:pStyle w:val="Compact"/>
         <w:numPr>
           <w:ilvl w:val="0"/>
-          <w:numId w:val="1017"/>
+          <w:numId w:val="1011"/>
         </w:numPr>
       </w:pPr>
       <w:r>
@@ -22235,7 +22297,7 @@
         <w:pStyle w:val="Compact"/>
         <w:numPr>
           <w:ilvl w:val="0"/>
-          <w:numId w:val="1018"/>
+          <w:numId w:val="1012"/>
         </w:numPr>
       </w:pPr>
       <w:r>
@@ -22482,7 +22544,7 @@
         <w:pStyle w:val="Compact"/>
         <w:numPr>
           <w:ilvl w:val="0"/>
-          <w:numId w:val="1019"/>
+          <w:numId w:val="1013"/>
         </w:numPr>
       </w:pPr>
       <w:r>
@@ -22689,7 +22751,7 @@
         <w:pStyle w:val="Compact"/>
         <w:numPr>
           <w:ilvl w:val="0"/>
-          <w:numId w:val="1020"/>
+          <w:numId w:val="1014"/>
         </w:numPr>
       </w:pPr>
       <w:r>
@@ -23383,7 +23445,7 @@
         <w:pStyle w:val="Compact"/>
         <w:numPr>
           <w:ilvl w:val="0"/>
-          <w:numId w:val="1021"/>
+          <w:numId w:val="1015"/>
         </w:numPr>
       </w:pPr>
       <w:r>
@@ -23424,7 +23486,7 @@
         <w:pStyle w:val="Compact"/>
         <w:numPr>
           <w:ilvl w:val="0"/>
-          <w:numId w:val="1021"/>
+          <w:numId w:val="1015"/>
         </w:numPr>
       </w:pPr>
       <w:r>
@@ -24942,109 +25004,6 @@
       </w:pPr>
     </w:lvl>
   </w:abstractNum>
-  <w:abstractNum w:abstractNumId="991">
-    <w:nsid w:val="0000A991"/>
-    <w:multiLevelType w:val="multilevel"/>
-    <w:lvl w:ilvl="0">
-      <w:numFmt w:val="bullet"/>
-      <w:lvlText w:val=""/>
-      <w:lvlJc w:val="left"/>
-      <w:pPr>
-        <w:ind w:left="720" w:hanging="360"/>
-      </w:pPr>
-      <w:rPr>
-        <w:rFonts w:ascii="Symbol" w:hAnsi="Symbol" w:cs="Symbol" w:hint="default"/>
-      </w:rPr>
-    </w:lvl>
-    <w:lvl w:ilvl="1">
-      <w:numFmt w:val="bullet"/>
-      <w:lvlText w:val="o"/>
-      <w:lvlJc w:val="left"/>
-      <w:pPr>
-        <w:ind w:left="1440" w:hanging="360"/>
-      </w:pPr>
-      <w:rPr>
-        <w:rFonts w:ascii="Courier New" w:hAnsi="Courier New" w:cs="Courier New" w:hint="default"/>
-      </w:rPr>
-    </w:lvl>
-    <w:lvl w:ilvl="2">
-      <w:numFmt w:val="bullet"/>
-      <w:lvlText w:val=""/>
-      <w:lvlJc w:val="left"/>
-      <w:pPr>
-        <w:ind w:left="2160" w:hanging="360"/>
-      </w:pPr>
-      <w:rPr>
-        <w:rFonts w:ascii="Wingdings" w:hAnsi="Wingdings" w:cs="Wingdings" w:hint="default"/>
-      </w:rPr>
-    </w:lvl>
-    <w:lvl w:ilvl="3">
-      <w:numFmt w:val="bullet"/>
-      <w:lvlText w:val=""/>
-      <w:lvlJc w:val="left"/>
-      <w:pPr>
-        <w:ind w:left="2880" w:hanging="360"/>
-      </w:pPr>
-      <w:rPr>
-        <w:rFonts w:ascii="Symbol" w:hAnsi="Symbol" w:cs="Symbol" w:hint="default"/>
-      </w:rPr>
-    </w:lvl>
-    <w:lvl w:ilvl="4">
-      <w:numFmt w:val="bullet"/>
-      <w:lvlText w:val="o"/>
-      <w:lvlJc w:val="left"/>
-      <w:pPr>
-        <w:ind w:left="3600" w:hanging="360"/>
-      </w:pPr>
-      <w:rPr>
-        <w:rFonts w:ascii="Courier New" w:hAnsi="Courier New" w:cs="Courier New" w:hint="default"/>
-      </w:rPr>
-    </w:lvl>
-    <w:lvl w:ilvl="5">
-      <w:numFmt w:val="bullet"/>
-      <w:lvlText w:val=""/>
-      <w:lvlJc w:val="left"/>
-      <w:pPr>
-        <w:ind w:left="4320" w:hanging="360"/>
-      </w:pPr>
-      <w:rPr>
-        <w:rFonts w:ascii="Wingdings" w:hAnsi="Wingdings" w:cs="Wingdings" w:hint="default"/>
-      </w:rPr>
-    </w:lvl>
-    <w:lvl w:ilvl="6">
-      <w:numFmt w:val="bullet"/>
-      <w:lvlText w:val=""/>
-      <w:lvlJc w:val="left"/>
-      <w:pPr>
-        <w:ind w:left="5040" w:hanging="360"/>
-      </w:pPr>
-      <w:rPr>
-        <w:rFonts w:ascii="Symbol" w:hAnsi="Symbol" w:cs="Symbol" w:hint="default"/>
-      </w:rPr>
-    </w:lvl>
-    <w:lvl w:ilvl="7">
-      <w:numFmt w:val="bullet"/>
-      <w:lvlText w:val="o"/>
-      <w:lvlJc w:val="left"/>
-      <w:pPr>
-        <w:ind w:left="5760" w:hanging="360"/>
-      </w:pPr>
-      <w:rPr>
-        <w:rFonts w:ascii="Courier New" w:hAnsi="Courier New" w:cs="Courier New" w:hint="default"/>
-      </w:rPr>
-    </w:lvl>
-    <w:lvl w:ilvl="8">
-      <w:numFmt w:val="bullet"/>
-      <w:lvlText w:val=""/>
-      <w:lvlJc w:val="left"/>
-      <w:pPr>
-        <w:ind w:left="6480" w:hanging="360"/>
-      </w:pPr>
-      <w:rPr>
-        <w:rFonts w:ascii="Wingdings" w:hAnsi="Wingdings" w:cs="Wingdings" w:hint="default"/>
-      </w:rPr>
-    </w:lvl>
-  </w:abstractNum>
   <w:abstractNum w:abstractNumId="99411">
     <w:nsid w:val="00A99411"/>
     <w:multiLevelType w:val="multilevel"/>
@@ -25640,11 +25599,141 @@
       </w:pPr>
     </w:lvl>
   </w:abstractNum>
+  <w:abstractNum w:abstractNumId="991">
+    <w:nsid w:val="0000A991"/>
+    <w:multiLevelType w:val="multilevel"/>
+    <w:lvl w:ilvl="0">
+      <w:numFmt w:val="bullet"/>
+      <w:lvlText w:val=""/>
+      <w:lvlJc w:val="left"/>
+      <w:pPr>
+        <w:ind w:left="720" w:hanging="360"/>
+      </w:pPr>
+      <w:rPr>
+        <w:rFonts w:ascii="Symbol" w:hAnsi="Symbol" w:cs="Symbol" w:hint="default"/>
+      </w:rPr>
+    </w:lvl>
+    <w:lvl w:ilvl="1">
+      <w:numFmt w:val="bullet"/>
+      <w:lvlText w:val="o"/>
+      <w:lvlJc w:val="left"/>
+      <w:pPr>
+        <w:ind w:left="1440" w:hanging="360"/>
+      </w:pPr>
+      <w:rPr>
+        <w:rFonts w:ascii="Courier New" w:hAnsi="Courier New" w:cs="Courier New" w:hint="default"/>
+      </w:rPr>
+    </w:lvl>
+    <w:lvl w:ilvl="2">
+      <w:numFmt w:val="bullet"/>
+      <w:lvlText w:val=""/>
+      <w:lvlJc w:val="left"/>
+      <w:pPr>
+        <w:ind w:left="2160" w:hanging="360"/>
+      </w:pPr>
+      <w:rPr>
+        <w:rFonts w:ascii="Wingdings" w:hAnsi="Wingdings" w:cs="Wingdings" w:hint="default"/>
+      </w:rPr>
+    </w:lvl>
+    <w:lvl w:ilvl="3">
+      <w:numFmt w:val="bullet"/>
+      <w:lvlText w:val=""/>
+      <w:lvlJc w:val="left"/>
+      <w:pPr>
+        <w:ind w:left="2880" w:hanging="360"/>
+      </w:pPr>
+      <w:rPr>
+        <w:rFonts w:ascii="Symbol" w:hAnsi="Symbol" w:cs="Symbol" w:hint="default"/>
+      </w:rPr>
+    </w:lvl>
+    <w:lvl w:ilvl="4">
+      <w:numFmt w:val="bullet"/>
+      <w:lvlText w:val="o"/>
+      <w:lvlJc w:val="left"/>
+      <w:pPr>
+        <w:ind w:left="3600" w:hanging="360"/>
+      </w:pPr>
+      <w:rPr>
+        <w:rFonts w:ascii="Courier New" w:hAnsi="Courier New" w:cs="Courier New" w:hint="default"/>
+      </w:rPr>
+    </w:lvl>
+    <w:lvl w:ilvl="5">
+      <w:numFmt w:val="bullet"/>
+      <w:lvlText w:val=""/>
+      <w:lvlJc w:val="left"/>
+      <w:pPr>
+        <w:ind w:left="4320" w:hanging="360"/>
+      </w:pPr>
+      <w:rPr>
+        <w:rFonts w:ascii="Wingdings" w:hAnsi="Wingdings" w:cs="Wingdings" w:hint="default"/>
+      </w:rPr>
+    </w:lvl>
+    <w:lvl w:ilvl="6">
+      <w:numFmt w:val="bullet"/>
+      <w:lvlText w:val=""/>
+      <w:lvlJc w:val="left"/>
+      <w:pPr>
+        <w:ind w:left="5040" w:hanging="360"/>
+      </w:pPr>
+      <w:rPr>
+        <w:rFonts w:ascii="Symbol" w:hAnsi="Symbol" w:cs="Symbol" w:hint="default"/>
+      </w:rPr>
+    </w:lvl>
+    <w:lvl w:ilvl="7">
+      <w:numFmt w:val="bullet"/>
+      <w:lvlText w:val="o"/>
+      <w:lvlJc w:val="left"/>
+      <w:pPr>
+        <w:ind w:left="5760" w:hanging="360"/>
+      </w:pPr>
+      <w:rPr>
+        <w:rFonts w:ascii="Courier New" w:hAnsi="Courier New" w:cs="Courier New" w:hint="default"/>
+      </w:rPr>
+    </w:lvl>
+    <w:lvl w:ilvl="8">
+      <w:numFmt w:val="bullet"/>
+      <w:lvlText w:val=""/>
+      <w:lvlJc w:val="left"/>
+      <w:pPr>
+        <w:ind w:left="6480" w:hanging="360"/>
+      </w:pPr>
+      <w:rPr>
+        <w:rFonts w:ascii="Wingdings" w:hAnsi="Wingdings" w:cs="Wingdings" w:hint="default"/>
+      </w:rPr>
+    </w:lvl>
+  </w:abstractNum>
   <w:num w:numId="1000">
     <w:abstractNumId w:val="990"/>
   </w:num>
   <w:num w:numId="1001">
-    <w:abstractNumId w:val="991"/>
+    <w:abstractNumId w:val="99411"/>
+    <w:lvlOverride w:ilvl="0">
+      <w:startOverride w:val="1"/>
+    </w:lvlOverride>
+    <w:lvlOverride w:ilvl="1">
+      <w:startOverride w:val="1"/>
+    </w:lvlOverride>
+    <w:lvlOverride w:ilvl="2">
+      <w:startOverride w:val="1"/>
+    </w:lvlOverride>
+    <w:lvlOverride w:ilvl="3">
+      <w:startOverride w:val="1"/>
+    </w:lvlOverride>
+    <w:lvlOverride w:ilvl="4">
+      <w:startOverride w:val="1"/>
+    </w:lvlOverride>
+    <w:lvlOverride w:ilvl="5">
+      <w:startOverride w:val="1"/>
+    </w:lvlOverride>
+    <w:lvlOverride w:ilvl="6">
+      <w:startOverride w:val="1"/>
+    </w:lvlOverride>
+    <w:lvlOverride w:ilvl="7">
+      <w:startOverride w:val="1"/>
+    </w:lvlOverride>
+    <w:lvlOverride w:ilvl="8">
+      <w:startOverride w:val="1"/>
+    </w:lvlOverride>
   </w:num>
   <w:num w:numId="1002">
     <w:abstractNumId w:val="99411"/>
@@ -25677,10 +25766,37 @@
     </w:lvlOverride>
   </w:num>
   <w:num w:numId="1003">
-    <w:abstractNumId w:val="991"/>
+    <w:abstractNumId w:val="99431"/>
+    <w:lvlOverride w:ilvl="0">
+      <w:startOverride w:val="1"/>
+    </w:lvlOverride>
+    <w:lvlOverride w:ilvl="1">
+      <w:startOverride w:val="1"/>
+    </w:lvlOverride>
+    <w:lvlOverride w:ilvl="2">
+      <w:startOverride w:val="1"/>
+    </w:lvlOverride>
+    <w:lvlOverride w:ilvl="3">
+      <w:startOverride w:val="1"/>
+    </w:lvlOverride>
+    <w:lvlOverride w:ilvl="4">
+      <w:startOverride w:val="1"/>
+    </w:lvlOverride>
+    <w:lvlOverride w:ilvl="5">
+      <w:startOverride w:val="1"/>
+    </w:lvlOverride>
+    <w:lvlOverride w:ilvl="6">
+      <w:startOverride w:val="1"/>
+    </w:lvlOverride>
+    <w:lvlOverride w:ilvl="7">
+      <w:startOverride w:val="1"/>
+    </w:lvlOverride>
+    <w:lvlOverride w:ilvl="8">
+      <w:startOverride w:val="1"/>
+    </w:lvlOverride>
   </w:num>
   <w:num w:numId="1004">
-    <w:abstractNumId w:val="99411"/>
+    <w:abstractNumId w:val="99431"/>
     <w:lvlOverride w:ilvl="0">
       <w:startOverride w:val="1"/>
     </w:lvlOverride>
@@ -25710,37 +25826,37 @@
     </w:lvlOverride>
   </w:num>
   <w:num w:numId="1005">
-    <w:abstractNumId w:val="99411"/>
+    <w:abstractNumId w:val="99432"/>
     <w:lvlOverride w:ilvl="0">
-      <w:startOverride w:val="1"/>
+      <w:startOverride w:val="2"/>
     </w:lvlOverride>
     <w:lvlOverride w:ilvl="1">
-      <w:startOverride w:val="1"/>
+      <w:startOverride w:val="2"/>
     </w:lvlOverride>
     <w:lvlOverride w:ilvl="2">
-      <w:startOverride w:val="1"/>
+      <w:startOverride w:val="2"/>
     </w:lvlOverride>
     <w:lvlOverride w:ilvl="3">
-      <w:startOverride w:val="1"/>
+      <w:startOverride w:val="2"/>
     </w:lvlOverride>
     <w:lvlOverride w:ilvl="4">
-      <w:startOverride w:val="1"/>
+      <w:startOverride w:val="2"/>
     </w:lvlOverride>
     <w:lvlOverride w:ilvl="5">
-      <w:startOverride w:val="1"/>
+      <w:startOverride w:val="2"/>
     </w:lvlOverride>
     <w:lvlOverride w:ilvl="6">
-      <w:startOverride w:val="1"/>
+      <w:startOverride w:val="2"/>
     </w:lvlOverride>
     <w:lvlOverride w:ilvl="7">
-      <w:startOverride w:val="1"/>
+      <w:startOverride w:val="2"/>
     </w:lvlOverride>
     <w:lvlOverride w:ilvl="8">
-      <w:startOverride w:val="1"/>
+      <w:startOverride w:val="2"/>
     </w:lvlOverride>
   </w:num>
   <w:num w:numId="1006">
-    <w:abstractNumId w:val="99411"/>
+    <w:abstractNumId w:val="99431"/>
     <w:lvlOverride w:ilvl="0">
       <w:startOverride w:val="1"/>
     </w:lvlOverride>
@@ -25770,33 +25886,33 @@
     </w:lvlOverride>
   </w:num>
   <w:num w:numId="1007">
-    <w:abstractNumId w:val="99411"/>
+    <w:abstractNumId w:val="99412"/>
     <w:lvlOverride w:ilvl="0">
-      <w:startOverride w:val="1"/>
+      <w:startOverride w:val="2"/>
     </w:lvlOverride>
     <w:lvlOverride w:ilvl="1">
-      <w:startOverride w:val="1"/>
+      <w:startOverride w:val="2"/>
     </w:lvlOverride>
     <w:lvlOverride w:ilvl="2">
-      <w:startOverride w:val="1"/>
+      <w:startOverride w:val="2"/>
     </w:lvlOverride>
     <w:lvlOverride w:ilvl="3">
-      <w:startOverride w:val="1"/>
+      <w:startOverride w:val="2"/>
     </w:lvlOverride>
     <w:lvlOverride w:ilvl="4">
-      <w:startOverride w:val="1"/>
+      <w:startOverride w:val="2"/>
     </w:lvlOverride>
     <w:lvlOverride w:ilvl="5">
-      <w:startOverride w:val="1"/>
+      <w:startOverride w:val="2"/>
     </w:lvlOverride>
     <w:lvlOverride w:ilvl="6">
-      <w:startOverride w:val="1"/>
+      <w:startOverride w:val="2"/>
     </w:lvlOverride>
     <w:lvlOverride w:ilvl="7">
-      <w:startOverride w:val="1"/>
+      <w:startOverride w:val="2"/>
     </w:lvlOverride>
     <w:lvlOverride w:ilvl="8">
-      <w:startOverride w:val="1"/>
+      <w:startOverride w:val="2"/>
     </w:lvlOverride>
   </w:num>
   <w:num w:numId="1008">
@@ -25830,6 +25946,66 @@
     </w:lvlOverride>
   </w:num>
   <w:num w:numId="1009">
+    <w:abstractNumId w:val="99731"/>
+    <w:lvlOverride w:ilvl="0">
+      <w:startOverride w:val="1"/>
+    </w:lvlOverride>
+    <w:lvlOverride w:ilvl="1">
+      <w:startOverride w:val="1"/>
+    </w:lvlOverride>
+    <w:lvlOverride w:ilvl="2">
+      <w:startOverride w:val="1"/>
+    </w:lvlOverride>
+    <w:lvlOverride w:ilvl="3">
+      <w:startOverride w:val="1"/>
+    </w:lvlOverride>
+    <w:lvlOverride w:ilvl="4">
+      <w:startOverride w:val="1"/>
+    </w:lvlOverride>
+    <w:lvlOverride w:ilvl="5">
+      <w:startOverride w:val="1"/>
+    </w:lvlOverride>
+    <w:lvlOverride w:ilvl="6">
+      <w:startOverride w:val="1"/>
+    </w:lvlOverride>
+    <w:lvlOverride w:ilvl="7">
+      <w:startOverride w:val="1"/>
+    </w:lvlOverride>
+    <w:lvlOverride w:ilvl="8">
+      <w:startOverride w:val="1"/>
+    </w:lvlOverride>
+  </w:num>
+  <w:num w:numId="1010">
+    <w:abstractNumId w:val="99731"/>
+    <w:lvlOverride w:ilvl="0">
+      <w:startOverride w:val="1"/>
+    </w:lvlOverride>
+    <w:lvlOverride w:ilvl="1">
+      <w:startOverride w:val="1"/>
+    </w:lvlOverride>
+    <w:lvlOverride w:ilvl="2">
+      <w:startOverride w:val="1"/>
+    </w:lvlOverride>
+    <w:lvlOverride w:ilvl="3">
+      <w:startOverride w:val="1"/>
+    </w:lvlOverride>
+    <w:lvlOverride w:ilvl="4">
+      <w:startOverride w:val="1"/>
+    </w:lvlOverride>
+    <w:lvlOverride w:ilvl="5">
+      <w:startOverride w:val="1"/>
+    </w:lvlOverride>
+    <w:lvlOverride w:ilvl="6">
+      <w:startOverride w:val="1"/>
+    </w:lvlOverride>
+    <w:lvlOverride w:ilvl="7">
+      <w:startOverride w:val="1"/>
+    </w:lvlOverride>
+    <w:lvlOverride w:ilvl="8">
+      <w:startOverride w:val="1"/>
+    </w:lvlOverride>
+  </w:num>
+  <w:num w:numId="1011">
     <w:abstractNumId w:val="99431"/>
     <w:lvlOverride w:ilvl="0">
       <w:startOverride w:val="1"/>
@@ -25859,37 +26035,7 @@
       <w:startOverride w:val="1"/>
     </w:lvlOverride>
   </w:num>
-  <w:num w:numId="1010">
-    <w:abstractNumId w:val="99431"/>
-    <w:lvlOverride w:ilvl="0">
-      <w:startOverride w:val="1"/>
-    </w:lvlOverride>
-    <w:lvlOverride w:ilvl="1">
-      <w:startOverride w:val="1"/>
-    </w:lvlOverride>
-    <w:lvlOverride w:ilvl="2">
-      <w:startOverride w:val="1"/>
-    </w:lvlOverride>
-    <w:lvlOverride w:ilvl="3">
-      <w:startOverride w:val="1"/>
-    </w:lvlOverride>
-    <w:lvlOverride w:ilvl="4">
-      <w:startOverride w:val="1"/>
-    </w:lvlOverride>
-    <w:lvlOverride w:ilvl="5">
-      <w:startOverride w:val="1"/>
-    </w:lvlOverride>
-    <w:lvlOverride w:ilvl="6">
-      <w:startOverride w:val="1"/>
-    </w:lvlOverride>
-    <w:lvlOverride w:ilvl="7">
-      <w:startOverride w:val="1"/>
-    </w:lvlOverride>
-    <w:lvlOverride w:ilvl="8">
-      <w:startOverride w:val="1"/>
-    </w:lvlOverride>
-  </w:num>
-  <w:num w:numId="1011">
+  <w:num w:numId="1012">
     <w:abstractNumId w:val="99432"/>
     <w:lvlOverride w:ilvl="0">
       <w:startOverride w:val="2"/>
@@ -25919,217 +26065,7 @@
       <w:startOverride w:val="2"/>
     </w:lvlOverride>
   </w:num>
-  <w:num w:numId="1012">
-    <w:abstractNumId w:val="99431"/>
-    <w:lvlOverride w:ilvl="0">
-      <w:startOverride w:val="1"/>
-    </w:lvlOverride>
-    <w:lvlOverride w:ilvl="1">
-      <w:startOverride w:val="1"/>
-    </w:lvlOverride>
-    <w:lvlOverride w:ilvl="2">
-      <w:startOverride w:val="1"/>
-    </w:lvlOverride>
-    <w:lvlOverride w:ilvl="3">
-      <w:startOverride w:val="1"/>
-    </w:lvlOverride>
-    <w:lvlOverride w:ilvl="4">
-      <w:startOverride w:val="1"/>
-    </w:lvlOverride>
-    <w:lvlOverride w:ilvl="5">
-      <w:startOverride w:val="1"/>
-    </w:lvlOverride>
-    <w:lvlOverride w:ilvl="6">
-      <w:startOverride w:val="1"/>
-    </w:lvlOverride>
-    <w:lvlOverride w:ilvl="7">
-      <w:startOverride w:val="1"/>
-    </w:lvlOverride>
-    <w:lvlOverride w:ilvl="8">
-      <w:startOverride w:val="1"/>
-    </w:lvlOverride>
-  </w:num>
   <w:num w:numId="1013">
-    <w:abstractNumId w:val="99412"/>
-    <w:lvlOverride w:ilvl="0">
-      <w:startOverride w:val="2"/>
-    </w:lvlOverride>
-    <w:lvlOverride w:ilvl="1">
-      <w:startOverride w:val="2"/>
-    </w:lvlOverride>
-    <w:lvlOverride w:ilvl="2">
-      <w:startOverride w:val="2"/>
-    </w:lvlOverride>
-    <w:lvlOverride w:ilvl="3">
-      <w:startOverride w:val="2"/>
-    </w:lvlOverride>
-    <w:lvlOverride w:ilvl="4">
-      <w:startOverride w:val="2"/>
-    </w:lvlOverride>
-    <w:lvlOverride w:ilvl="5">
-      <w:startOverride w:val="2"/>
-    </w:lvlOverride>
-    <w:lvlOverride w:ilvl="6">
-      <w:startOverride w:val="2"/>
-    </w:lvlOverride>
-    <w:lvlOverride w:ilvl="7">
-      <w:startOverride w:val="2"/>
-    </w:lvlOverride>
-    <w:lvlOverride w:ilvl="8">
-      <w:startOverride w:val="2"/>
-    </w:lvlOverride>
-  </w:num>
-  <w:num w:numId="1014">
-    <w:abstractNumId w:val="99411"/>
-    <w:lvlOverride w:ilvl="0">
-      <w:startOverride w:val="1"/>
-    </w:lvlOverride>
-    <w:lvlOverride w:ilvl="1">
-      <w:startOverride w:val="1"/>
-    </w:lvlOverride>
-    <w:lvlOverride w:ilvl="2">
-      <w:startOverride w:val="1"/>
-    </w:lvlOverride>
-    <w:lvlOverride w:ilvl="3">
-      <w:startOverride w:val="1"/>
-    </w:lvlOverride>
-    <w:lvlOverride w:ilvl="4">
-      <w:startOverride w:val="1"/>
-    </w:lvlOverride>
-    <w:lvlOverride w:ilvl="5">
-      <w:startOverride w:val="1"/>
-    </w:lvlOverride>
-    <w:lvlOverride w:ilvl="6">
-      <w:startOverride w:val="1"/>
-    </w:lvlOverride>
-    <w:lvlOverride w:ilvl="7">
-      <w:startOverride w:val="1"/>
-    </w:lvlOverride>
-    <w:lvlOverride w:ilvl="8">
-      <w:startOverride w:val="1"/>
-    </w:lvlOverride>
-  </w:num>
-  <w:num w:numId="1015">
-    <w:abstractNumId w:val="99731"/>
-    <w:lvlOverride w:ilvl="0">
-      <w:startOverride w:val="1"/>
-    </w:lvlOverride>
-    <w:lvlOverride w:ilvl="1">
-      <w:startOverride w:val="1"/>
-    </w:lvlOverride>
-    <w:lvlOverride w:ilvl="2">
-      <w:startOverride w:val="1"/>
-    </w:lvlOverride>
-    <w:lvlOverride w:ilvl="3">
-      <w:startOverride w:val="1"/>
-    </w:lvlOverride>
-    <w:lvlOverride w:ilvl="4">
-      <w:startOverride w:val="1"/>
-    </w:lvlOverride>
-    <w:lvlOverride w:ilvl="5">
-      <w:startOverride w:val="1"/>
-    </w:lvlOverride>
-    <w:lvlOverride w:ilvl="6">
-      <w:startOverride w:val="1"/>
-    </w:lvlOverride>
-    <w:lvlOverride w:ilvl="7">
-      <w:startOverride w:val="1"/>
-    </w:lvlOverride>
-    <w:lvlOverride w:ilvl="8">
-      <w:startOverride w:val="1"/>
-    </w:lvlOverride>
-  </w:num>
-  <w:num w:numId="1016">
-    <w:abstractNumId w:val="99731"/>
-    <w:lvlOverride w:ilvl="0">
-      <w:startOverride w:val="1"/>
-    </w:lvlOverride>
-    <w:lvlOverride w:ilvl="1">
-      <w:startOverride w:val="1"/>
-    </w:lvlOverride>
-    <w:lvlOverride w:ilvl="2">
-      <w:startOverride w:val="1"/>
-    </w:lvlOverride>
-    <w:lvlOverride w:ilvl="3">
-      <w:startOverride w:val="1"/>
-    </w:lvlOverride>
-    <w:lvlOverride w:ilvl="4">
-      <w:startOverride w:val="1"/>
-    </w:lvlOverride>
-    <w:lvlOverride w:ilvl="5">
-      <w:startOverride w:val="1"/>
-    </w:lvlOverride>
-    <w:lvlOverride w:ilvl="6">
-      <w:startOverride w:val="1"/>
-    </w:lvlOverride>
-    <w:lvlOverride w:ilvl="7">
-      <w:startOverride w:val="1"/>
-    </w:lvlOverride>
-    <w:lvlOverride w:ilvl="8">
-      <w:startOverride w:val="1"/>
-    </w:lvlOverride>
-  </w:num>
-  <w:num w:numId="1017">
-    <w:abstractNumId w:val="99431"/>
-    <w:lvlOverride w:ilvl="0">
-      <w:startOverride w:val="1"/>
-    </w:lvlOverride>
-    <w:lvlOverride w:ilvl="1">
-      <w:startOverride w:val="1"/>
-    </w:lvlOverride>
-    <w:lvlOverride w:ilvl="2">
-      <w:startOverride w:val="1"/>
-    </w:lvlOverride>
-    <w:lvlOverride w:ilvl="3">
-      <w:startOverride w:val="1"/>
-    </w:lvlOverride>
-    <w:lvlOverride w:ilvl="4">
-      <w:startOverride w:val="1"/>
-    </w:lvlOverride>
-    <w:lvlOverride w:ilvl="5">
-      <w:startOverride w:val="1"/>
-    </w:lvlOverride>
-    <w:lvlOverride w:ilvl="6">
-      <w:startOverride w:val="1"/>
-    </w:lvlOverride>
-    <w:lvlOverride w:ilvl="7">
-      <w:startOverride w:val="1"/>
-    </w:lvlOverride>
-    <w:lvlOverride w:ilvl="8">
-      <w:startOverride w:val="1"/>
-    </w:lvlOverride>
-  </w:num>
-  <w:num w:numId="1018">
-    <w:abstractNumId w:val="99432"/>
-    <w:lvlOverride w:ilvl="0">
-      <w:startOverride w:val="2"/>
-    </w:lvlOverride>
-    <w:lvlOverride w:ilvl="1">
-      <w:startOverride w:val="2"/>
-    </w:lvlOverride>
-    <w:lvlOverride w:ilvl="2">
-      <w:startOverride w:val="2"/>
-    </w:lvlOverride>
-    <w:lvlOverride w:ilvl="3">
-      <w:startOverride w:val="2"/>
-    </w:lvlOverride>
-    <w:lvlOverride w:ilvl="4">
-      <w:startOverride w:val="2"/>
-    </w:lvlOverride>
-    <w:lvlOverride w:ilvl="5">
-      <w:startOverride w:val="2"/>
-    </w:lvlOverride>
-    <w:lvlOverride w:ilvl="6">
-      <w:startOverride w:val="2"/>
-    </w:lvlOverride>
-    <w:lvlOverride w:ilvl="7">
-      <w:startOverride w:val="2"/>
-    </w:lvlOverride>
-    <w:lvlOverride w:ilvl="8">
-      <w:startOverride w:val="2"/>
-    </w:lvlOverride>
-  </w:num>
-  <w:num w:numId="1019">
     <w:abstractNumId w:val="99433"/>
     <w:lvlOverride w:ilvl="0">
       <w:startOverride w:val="3"/>
@@ -26159,7 +26095,7 @@
       <w:startOverride w:val="3"/>
     </w:lvlOverride>
   </w:num>
-  <w:num w:numId="1020">
+  <w:num w:numId="1014">
     <w:abstractNumId w:val="99434"/>
     <w:lvlOverride w:ilvl="0">
       <w:startOverride w:val="4"/>
@@ -26189,7 +26125,7 @@
       <w:startOverride w:val="4"/>
     </w:lvlOverride>
   </w:num>
-  <w:num w:numId="1021">
+  <w:num w:numId="1015">
     <w:abstractNumId w:val="991"/>
   </w:num>
 </w:numbering>

--- a/00-首页/题组Word/习题书/第三篇-有机化学/11-反应机理与推断-学生版-打印版.docx
+++ b/00-首页/题组Word/习题书/第三篇-有机化学/11-反应机理与推断-学生版-打印版.docx
@@ -127,7 +127,7 @@
         </w:rPr>
         <w:drawing>
           <wp:inline>
-            <wp:extent cx="3600000" cy="2014507"/>
+            <wp:extent cx="3349784" cy="2014507"/>
             <wp:effectExtent b="0" l="0" r="0" t="0"/>
             <wp:docPr descr="" title="" id="11" name="Picture"/>
             <a:graphic>
@@ -148,7 +148,7 @@
                   <pic:spPr bwMode="auto">
                     <a:xfrm>
                       <a:off x="0" y="0"/>
-                      <a:ext cx="3600000" cy="2014507"/>
+                      <a:ext cx="3349784" cy="2014507"/>
                     </a:xfrm>
                     <a:prstGeom prst="rect">
                       <a:avLst/>
@@ -169,6 +169,21 @@
     </w:p>
     <w:p>
       <w:pPr>
+        <w:spacing w:before="0" w:after="0"/>
+      </w:pPr>
+    </w:p>
+    <w:p>
+      <w:pPr>
+        <w:spacing w:before="0" w:after="0"/>
+      </w:pPr>
+    </w:p>
+    <w:p>
+      <w:pPr>
+        <w:spacing w:before="0" w:after="0"/>
+      </w:pPr>
+    </w:p>
+    <w:p>
+      <w:pPr>
         <w:spacing w:before="160" w:after="80"/>
       </w:pPr>
       <w:r>
@@ -289,6 +304,21 @@
     </w:p>
     <w:p>
       <w:pPr>
+        <w:spacing w:before="0" w:after="0"/>
+      </w:pPr>
+    </w:p>
+    <w:p>
+      <w:pPr>
+        <w:spacing w:before="0" w:after="0"/>
+      </w:pPr>
+    </w:p>
+    <w:p>
+      <w:pPr>
+        <w:spacing w:before="0" w:after="0"/>
+      </w:pPr>
+    </w:p>
+    <w:p>
+      <w:pPr>
         <w:spacing w:before="160" w:after="80"/>
       </w:pPr>
       <w:r>
@@ -366,6 +396,21 @@
     </w:p>
     <w:p>
       <w:pPr>
+        <w:spacing w:before="0" w:after="0"/>
+      </w:pPr>
+    </w:p>
+    <w:p>
+      <w:pPr>
+        <w:spacing w:before="0" w:after="0"/>
+      </w:pPr>
+    </w:p>
+    <w:p>
+      <w:pPr>
+        <w:spacing w:before="0" w:after="0"/>
+      </w:pPr>
+    </w:p>
+    <w:p>
+      <w:pPr>
         <w:spacing w:before="160" w:after="80"/>
       </w:pPr>
       <w:r>
@@ -426,6 +471,21 @@
     </w:p>
     <w:p>
       <w:pPr>
+        <w:spacing w:before="0" w:after="0"/>
+      </w:pPr>
+    </w:p>
+    <w:p>
+      <w:pPr>
+        <w:spacing w:before="0" w:after="0"/>
+      </w:pPr>
+    </w:p>
+    <w:p>
+      <w:pPr>
+        <w:spacing w:before="0" w:after="0"/>
+      </w:pPr>
+    </w:p>
+    <w:p>
+      <w:pPr>
         <w:spacing w:before="160" w:after="80"/>
       </w:pPr>
       <w:r>
@@ -495,6 +555,21 @@
         </w:rPr>
         <w:t>。</w:t>
       </w:r>
+    </w:p>
+    <w:p>
+      <w:pPr>
+        <w:spacing w:before="0" w:after="0"/>
+      </w:pPr>
+    </w:p>
+    <w:p>
+      <w:pPr>
+        <w:spacing w:before="0" w:after="0"/>
+      </w:pPr>
+    </w:p>
+    <w:p>
+      <w:pPr>
+        <w:spacing w:before="0" w:after="0"/>
+      </w:pPr>
     </w:p>
     <w:p>
       <w:pPr>
@@ -679,6 +754,31 @@
     </w:p>
     <w:p>
       <w:pPr>
+        <w:spacing w:before="0" w:after="0"/>
+      </w:pPr>
+    </w:p>
+    <w:p>
+      <w:pPr>
+        <w:spacing w:before="0" w:after="0"/>
+      </w:pPr>
+    </w:p>
+    <w:p>
+      <w:pPr>
+        <w:spacing w:before="0" w:after="0"/>
+      </w:pPr>
+    </w:p>
+    <w:p>
+      <w:pPr>
+        <w:spacing w:before="0" w:after="0"/>
+      </w:pPr>
+    </w:p>
+    <w:p>
+      <w:pPr>
+        <w:spacing w:before="0" w:after="0"/>
+      </w:pPr>
+    </w:p>
+    <w:p>
+      <w:pPr>
         <w:spacing w:before="160" w:after="80"/>
       </w:pPr>
       <w:r>
@@ -727,6 +827,21 @@
     </w:p>
     <w:p>
       <w:pPr>
+        <w:spacing w:before="0" w:after="0"/>
+      </w:pPr>
+    </w:p>
+    <w:p>
+      <w:pPr>
+        <w:spacing w:before="0" w:after="0"/>
+      </w:pPr>
+    </w:p>
+    <w:p>
+      <w:pPr>
+        <w:spacing w:before="0" w:after="0"/>
+      </w:pPr>
+    </w:p>
+    <w:p>
+      <w:pPr>
         <w:spacing w:before="160" w:after="80"/>
       </w:pPr>
       <w:r>
@@ -823,6 +938,21 @@
     </w:p>
     <w:p>
       <w:pPr>
+        <w:spacing w:before="0" w:after="0"/>
+      </w:pPr>
+    </w:p>
+    <w:p>
+      <w:pPr>
+        <w:spacing w:before="0" w:after="0"/>
+      </w:pPr>
+    </w:p>
+    <w:p>
+      <w:pPr>
+        <w:spacing w:before="0" w:after="0"/>
+      </w:pPr>
+    </w:p>
+    <w:p>
+      <w:pPr>
         <w:spacing w:before="160" w:after="80"/>
       </w:pPr>
       <w:r>
@@ -883,6 +1013,21 @@
     </w:p>
     <w:p>
       <w:pPr>
+        <w:spacing w:before="0" w:after="0"/>
+      </w:pPr>
+    </w:p>
+    <w:p>
+      <w:pPr>
+        <w:spacing w:before="0" w:after="0"/>
+      </w:pPr>
+    </w:p>
+    <w:p>
+      <w:pPr>
+        <w:spacing w:before="0" w:after="0"/>
+      </w:pPr>
+    </w:p>
+    <w:p>
+      <w:pPr>
         <w:spacing w:before="160" w:after="80"/>
       </w:pPr>
       <w:r>
@@ -989,7 +1134,7 @@
         </w:rPr>
         <w:drawing>
           <wp:inline>
-            <wp:extent cx="3600000" cy="1486587"/>
+            <wp:extent cx="3600000" cy="1440000"/>
             <wp:effectExtent b="0" l="0" r="0" t="0"/>
             <wp:docPr descr="" title="" id="23" name="Picture"/>
             <a:graphic>
@@ -1010,7 +1155,7 @@
                   <pic:spPr bwMode="auto">
                     <a:xfrm>
                       <a:off x="0" y="0"/>
-                      <a:ext cx="3600000" cy="1486587"/>
+                      <a:ext cx="3600000" cy="1440000"/>
                     </a:xfrm>
                     <a:prstGeom prst="rect">
                       <a:avLst/>
@@ -1031,6 +1176,21 @@
     </w:p>
     <w:p>
       <w:pPr>
+        <w:spacing w:before="0" w:after="0"/>
+      </w:pPr>
+    </w:p>
+    <w:p>
+      <w:pPr>
+        <w:spacing w:before="0" w:after="0"/>
+      </w:pPr>
+    </w:p>
+    <w:p>
+      <w:pPr>
+        <w:spacing w:before="0" w:after="0"/>
+      </w:pPr>
+    </w:p>
+    <w:p>
+      <w:pPr>
         <w:spacing w:before="160" w:after="80"/>
       </w:pPr>
       <w:r>
@@ -1079,6 +1239,21 @@
     </w:p>
     <w:p>
       <w:pPr>
+        <w:spacing w:before="0" w:after="0"/>
+      </w:pPr>
+    </w:p>
+    <w:p>
+      <w:pPr>
+        <w:spacing w:before="0" w:after="0"/>
+      </w:pPr>
+    </w:p>
+    <w:p>
+      <w:pPr>
+        <w:spacing w:before="0" w:after="0"/>
+      </w:pPr>
+    </w:p>
+    <w:p>
+      <w:pPr>
         <w:spacing w:before="160" w:after="80"/>
       </w:pPr>
       <w:r>
@@ -1181,6 +1356,21 @@
     </w:p>
     <w:p>
       <w:pPr>
+        <w:spacing w:before="0" w:after="0"/>
+      </w:pPr>
+    </w:p>
+    <w:p>
+      <w:pPr>
+        <w:spacing w:before="0" w:after="0"/>
+      </w:pPr>
+    </w:p>
+    <w:p>
+      <w:pPr>
+        <w:spacing w:before="0" w:after="0"/>
+      </w:pPr>
+    </w:p>
+    <w:p>
+      <w:pPr>
         <w:spacing w:before="160" w:after="80"/>
       </w:pPr>
       <w:r>
@@ -1253,6 +1443,21 @@
     </w:p>
     <w:p>
       <w:pPr>
+        <w:spacing w:before="0" w:after="0"/>
+      </w:pPr>
+    </w:p>
+    <w:p>
+      <w:pPr>
+        <w:spacing w:before="0" w:after="0"/>
+      </w:pPr>
+    </w:p>
+    <w:p>
+      <w:pPr>
+        <w:spacing w:before="0" w:after="0"/>
+      </w:pPr>
+    </w:p>
+    <w:p>
+      <w:pPr>
         <w:spacing w:before="160" w:after="80"/>
       </w:pPr>
       <w:r>
@@ -1313,6 +1518,21 @@
     </w:p>
     <w:p>
       <w:pPr>
+        <w:spacing w:before="0" w:after="0"/>
+      </w:pPr>
+    </w:p>
+    <w:p>
+      <w:pPr>
+        <w:spacing w:before="0" w:after="0"/>
+      </w:pPr>
+    </w:p>
+    <w:p>
+      <w:pPr>
+        <w:spacing w:before="0" w:after="0"/>
+      </w:pPr>
+    </w:p>
+    <w:p>
+      <w:pPr>
         <w:spacing w:before="160" w:after="80"/>
       </w:pPr>
       <w:r>
@@ -1397,6 +1617,31 @@
     </w:p>
     <w:p>
       <w:pPr>
+        <w:spacing w:before="0" w:after="0"/>
+      </w:pPr>
+    </w:p>
+    <w:p>
+      <w:pPr>
+        <w:spacing w:before="0" w:after="0"/>
+      </w:pPr>
+    </w:p>
+    <w:p>
+      <w:pPr>
+        <w:spacing w:before="0" w:after="0"/>
+      </w:pPr>
+    </w:p>
+    <w:p>
+      <w:pPr>
+        <w:spacing w:before="0" w:after="0"/>
+      </w:pPr>
+    </w:p>
+    <w:p>
+      <w:pPr>
+        <w:spacing w:before="0" w:after="0"/>
+      </w:pPr>
+    </w:p>
+    <w:p>
+      <w:pPr>
         <w:spacing w:before="160" w:after="80"/>
       </w:pPr>
       <w:r>
@@ -1493,6 +1738,21 @@
     </w:p>
     <w:p>
       <w:pPr>
+        <w:spacing w:before="0" w:after="0"/>
+      </w:pPr>
+    </w:p>
+    <w:p>
+      <w:pPr>
+        <w:spacing w:before="0" w:after="0"/>
+      </w:pPr>
+    </w:p>
+    <w:p>
+      <w:pPr>
+        <w:spacing w:before="0" w:after="0"/>
+      </w:pPr>
+    </w:p>
+    <w:p>
+      <w:pPr>
         <w:spacing w:before="160" w:after="80"/>
       </w:pPr>
       <w:r>
@@ -1577,6 +1837,21 @@
     </w:p>
     <w:p>
       <w:pPr>
+        <w:spacing w:before="0" w:after="0"/>
+      </w:pPr>
+    </w:p>
+    <w:p>
+      <w:pPr>
+        <w:spacing w:before="0" w:after="0"/>
+      </w:pPr>
+    </w:p>
+    <w:p>
+      <w:pPr>
+        <w:spacing w:before="0" w:after="0"/>
+      </w:pPr>
+    </w:p>
+    <w:p>
+      <w:pPr>
         <w:spacing w:before="160" w:after="80"/>
       </w:pPr>
       <w:r>
@@ -1697,6 +1972,31 @@
     </w:p>
     <w:p>
       <w:pPr>
+        <w:spacing w:before="0" w:after="0"/>
+      </w:pPr>
+    </w:p>
+    <w:p>
+      <w:pPr>
+        <w:spacing w:before="0" w:after="0"/>
+      </w:pPr>
+    </w:p>
+    <w:p>
+      <w:pPr>
+        <w:spacing w:before="0" w:after="0"/>
+      </w:pPr>
+    </w:p>
+    <w:p>
+      <w:pPr>
+        <w:spacing w:before="0" w:after="0"/>
+      </w:pPr>
+    </w:p>
+    <w:p>
+      <w:pPr>
+        <w:spacing w:before="0" w:after="0"/>
+      </w:pPr>
+    </w:p>
+    <w:p>
+      <w:pPr>
         <w:spacing w:before="160" w:after="80"/>
       </w:pPr>
       <w:r>
@@ -1739,6 +2039,21 @@
     </w:p>
     <w:p>
       <w:pPr>
+        <w:spacing w:before="0" w:after="0"/>
+      </w:pPr>
+    </w:p>
+    <w:p>
+      <w:pPr>
+        <w:spacing w:before="0" w:after="0"/>
+      </w:pPr>
+    </w:p>
+    <w:p>
+      <w:pPr>
+        <w:spacing w:before="0" w:after="0"/>
+      </w:pPr>
+    </w:p>
+    <w:p>
+      <w:pPr>
         <w:spacing w:before="160" w:after="80"/>
       </w:pPr>
       <w:r>
@@ -1823,6 +2138,21 @@
     </w:p>
     <w:p>
       <w:pPr>
+        <w:spacing w:before="0" w:after="0"/>
+      </w:pPr>
+    </w:p>
+    <w:p>
+      <w:pPr>
+        <w:spacing w:before="0" w:after="0"/>
+      </w:pPr>
+    </w:p>
+    <w:p>
+      <w:pPr>
+        <w:spacing w:before="0" w:after="0"/>
+      </w:pPr>
+    </w:p>
+    <w:p>
+      <w:pPr>
         <w:spacing w:before="160" w:after="80"/>
       </w:pPr>
       <w:r>
@@ -1871,6 +2201,21 @@
     </w:p>
     <w:p>
       <w:pPr>
+        <w:spacing w:before="0" w:after="0"/>
+      </w:pPr>
+    </w:p>
+    <w:p>
+      <w:pPr>
+        <w:spacing w:before="0" w:after="0"/>
+      </w:pPr>
+    </w:p>
+    <w:p>
+      <w:pPr>
+        <w:spacing w:before="0" w:after="0"/>
+      </w:pPr>
+    </w:p>
+    <w:p>
+      <w:pPr>
         <w:spacing w:before="160" w:after="80"/>
       </w:pPr>
       <w:r>
@@ -1955,6 +2300,31 @@
     </w:p>
     <w:p>
       <w:pPr>
+        <w:spacing w:before="0" w:after="0"/>
+      </w:pPr>
+    </w:p>
+    <w:p>
+      <w:pPr>
+        <w:spacing w:before="0" w:after="0"/>
+      </w:pPr>
+    </w:p>
+    <w:p>
+      <w:pPr>
+        <w:spacing w:before="0" w:after="0"/>
+      </w:pPr>
+    </w:p>
+    <w:p>
+      <w:pPr>
+        <w:spacing w:before="0" w:after="0"/>
+      </w:pPr>
+    </w:p>
+    <w:p>
+      <w:pPr>
+        <w:spacing w:before="0" w:after="0"/>
+      </w:pPr>
+    </w:p>
+    <w:p>
+      <w:pPr>
         <w:spacing w:before="160" w:after="80"/>
       </w:pPr>
       <w:r>
@@ -2015,6 +2385,21 @@
     </w:p>
     <w:p>
       <w:pPr>
+        <w:spacing w:before="0" w:after="0"/>
+      </w:pPr>
+    </w:p>
+    <w:p>
+      <w:pPr>
+        <w:spacing w:before="0" w:after="0"/>
+      </w:pPr>
+    </w:p>
+    <w:p>
+      <w:pPr>
+        <w:spacing w:before="0" w:after="0"/>
+      </w:pPr>
+    </w:p>
+    <w:p>
+      <w:pPr>
         <w:spacing w:before="160" w:after="80"/>
       </w:pPr>
       <w:r>
@@ -2195,6 +2580,31 @@
     </w:p>
     <w:p>
       <w:pPr>
+        <w:spacing w:before="0" w:after="0"/>
+      </w:pPr>
+    </w:p>
+    <w:p>
+      <w:pPr>
+        <w:spacing w:before="0" w:after="0"/>
+      </w:pPr>
+    </w:p>
+    <w:p>
+      <w:pPr>
+        <w:spacing w:before="0" w:after="0"/>
+      </w:pPr>
+    </w:p>
+    <w:p>
+      <w:pPr>
+        <w:spacing w:before="0" w:after="0"/>
+      </w:pPr>
+    </w:p>
+    <w:p>
+      <w:pPr>
+        <w:spacing w:before="0" w:after="0"/>
+      </w:pPr>
+    </w:p>
+    <w:p>
+      <w:pPr>
         <w:spacing w:before="160" w:after="80"/>
       </w:pPr>
       <w:r>
@@ -2243,6 +2653,21 @@
     </w:p>
     <w:p>
       <w:pPr>
+        <w:spacing w:before="0" w:after="0"/>
+      </w:pPr>
+    </w:p>
+    <w:p>
+      <w:pPr>
+        <w:spacing w:before="0" w:after="0"/>
+      </w:pPr>
+    </w:p>
+    <w:p>
+      <w:pPr>
+        <w:spacing w:before="0" w:after="0"/>
+      </w:pPr>
+    </w:p>
+    <w:p>
+      <w:pPr>
         <w:spacing w:before="160" w:after="80"/>
       </w:pPr>
       <w:r>
@@ -2303,6 +2728,21 @@
     </w:p>
     <w:p>
       <w:pPr>
+        <w:spacing w:before="0" w:after="0"/>
+      </w:pPr>
+    </w:p>
+    <w:p>
+      <w:pPr>
+        <w:spacing w:before="0" w:after="0"/>
+      </w:pPr>
+    </w:p>
+    <w:p>
+      <w:pPr>
+        <w:spacing w:before="0" w:after="0"/>
+      </w:pPr>
+    </w:p>
+    <w:p>
+      <w:pPr>
         <w:spacing w:before="160" w:after="80"/>
       </w:pPr>
       <w:r>
@@ -2399,6 +2839,21 @@
     </w:p>
     <w:p>
       <w:pPr>
+        <w:spacing w:before="0" w:after="0"/>
+      </w:pPr>
+    </w:p>
+    <w:p>
+      <w:pPr>
+        <w:spacing w:before="0" w:after="0"/>
+      </w:pPr>
+    </w:p>
+    <w:p>
+      <w:pPr>
+        <w:spacing w:before="0" w:after="0"/>
+      </w:pPr>
+    </w:p>
+    <w:p>
+      <w:pPr>
         <w:spacing w:before="160" w:after="80"/>
       </w:pPr>
       <w:r>
@@ -2447,6 +2902,21 @@
     </w:p>
     <w:p>
       <w:pPr>
+        <w:spacing w:before="0" w:after="0"/>
+      </w:pPr>
+    </w:p>
+    <w:p>
+      <w:pPr>
+        <w:spacing w:before="0" w:after="0"/>
+      </w:pPr>
+    </w:p>
+    <w:p>
+      <w:pPr>
+        <w:spacing w:before="0" w:after="0"/>
+      </w:pPr>
+    </w:p>
+    <w:p>
+      <w:pPr>
         <w:spacing w:before="160" w:after="80"/>
       </w:pPr>
       <w:r>
@@ -2519,6 +2989,21 @@
     </w:p>
     <w:p>
       <w:pPr>
+        <w:spacing w:before="0" w:after="0"/>
+      </w:pPr>
+    </w:p>
+    <w:p>
+      <w:pPr>
+        <w:spacing w:before="0" w:after="0"/>
+      </w:pPr>
+    </w:p>
+    <w:p>
+      <w:pPr>
+        <w:spacing w:before="0" w:after="0"/>
+      </w:pPr>
+    </w:p>
+    <w:p>
+      <w:pPr>
         <w:spacing w:before="160" w:after="80"/>
       </w:pPr>
       <w:r>
@@ -2567,6 +3052,21 @@
     </w:p>
     <w:p>
       <w:pPr>
+        <w:spacing w:before="0" w:after="0"/>
+      </w:pPr>
+    </w:p>
+    <w:p>
+      <w:pPr>
+        <w:spacing w:before="0" w:after="0"/>
+      </w:pPr>
+    </w:p>
+    <w:p>
+      <w:pPr>
+        <w:spacing w:before="0" w:after="0"/>
+      </w:pPr>
+    </w:p>
+    <w:p>
+      <w:pPr>
         <w:spacing w:before="160" w:after="80"/>
       </w:pPr>
       <w:r>
@@ -2615,6 +3115,21 @@
     </w:p>
     <w:p>
       <w:pPr>
+        <w:spacing w:before="0" w:after="0"/>
+      </w:pPr>
+    </w:p>
+    <w:p>
+      <w:pPr>
+        <w:spacing w:before="0" w:after="0"/>
+      </w:pPr>
+    </w:p>
+    <w:p>
+      <w:pPr>
+        <w:spacing w:before="0" w:after="0"/>
+      </w:pPr>
+    </w:p>
+    <w:p>
+      <w:pPr>
         <w:spacing w:before="160" w:after="80"/>
       </w:pPr>
       <w:r>
@@ -2663,6 +3178,21 @@
     </w:p>
     <w:p>
       <w:pPr>
+        <w:spacing w:before="0" w:after="0"/>
+      </w:pPr>
+    </w:p>
+    <w:p>
+      <w:pPr>
+        <w:spacing w:before="0" w:after="0"/>
+      </w:pPr>
+    </w:p>
+    <w:p>
+      <w:pPr>
+        <w:spacing w:before="0" w:after="0"/>
+      </w:pPr>
+    </w:p>
+    <w:p>
+      <w:pPr>
         <w:spacing w:before="160" w:after="80"/>
       </w:pPr>
       <w:r>
@@ -2746,7 +3276,7 @@
         </w:rPr>
         <w:drawing>
           <wp:inline>
-            <wp:extent cx="3600000" cy="806785"/>
+            <wp:extent cx="3600000" cy="797143"/>
             <wp:effectExtent b="0" l="0" r="0" t="0"/>
             <wp:docPr descr="" title="" id="49" name="Picture"/>
             <a:graphic>
@@ -2767,7 +3297,7 @@
                   <pic:spPr bwMode="auto">
                     <a:xfrm>
                       <a:off x="0" y="0"/>
-                      <a:ext cx="3600000" cy="806785"/>
+                      <a:ext cx="3600000" cy="797143"/>
                     </a:xfrm>
                     <a:prstGeom prst="rect">
                       <a:avLst/>
@@ -2882,7 +3412,7 @@
         </w:rPr>
         <w:drawing>
           <wp:inline>
-            <wp:extent cx="3600000" cy="1121607"/>
+            <wp:extent cx="3600000" cy="1094472"/>
             <wp:effectExtent b="0" l="0" r="0" t="0"/>
             <wp:docPr descr="" title="" id="52" name="Picture"/>
             <a:graphic>
@@ -2903,7 +3433,7 @@
                   <pic:spPr bwMode="auto">
                     <a:xfrm>
                       <a:off x="0" y="0"/>
-                      <a:ext cx="3600000" cy="1121607"/>
+                      <a:ext cx="3600000" cy="1094472"/>
                     </a:xfrm>
                     <a:prstGeom prst="rect">
                       <a:avLst/>
@@ -2924,6 +3454,21 @@
     </w:p>
     <w:p>
       <w:pPr>
+        <w:spacing w:before="0" w:after="0"/>
+      </w:pPr>
+    </w:p>
+    <w:p>
+      <w:pPr>
+        <w:spacing w:before="0" w:after="0"/>
+      </w:pPr>
+    </w:p>
+    <w:p>
+      <w:pPr>
+        <w:spacing w:before="0" w:after="0"/>
+      </w:pPr>
+    </w:p>
+    <w:p>
+      <w:pPr>
         <w:spacing w:before="160" w:after="80"/>
       </w:pPr>
       <w:r>
@@ -2996,6 +3541,21 @@
     </w:p>
     <w:p>
       <w:pPr>
+        <w:spacing w:before="0" w:after="0"/>
+      </w:pPr>
+    </w:p>
+    <w:p>
+      <w:pPr>
+        <w:spacing w:before="0" w:after="0"/>
+      </w:pPr>
+    </w:p>
+    <w:p>
+      <w:pPr>
+        <w:spacing w:before="0" w:after="0"/>
+      </w:pPr>
+    </w:p>
+    <w:p>
+      <w:pPr>
         <w:spacing w:before="160" w:after="80"/>
       </w:pPr>
       <w:r>
@@ -3041,6 +3601,21 @@
         </w:rPr>
         <w:t>。</w:t>
       </w:r>
+    </w:p>
+    <w:p>
+      <w:pPr>
+        <w:spacing w:before="0" w:after="0"/>
+      </w:pPr>
+    </w:p>
+    <w:p>
+      <w:pPr>
+        <w:spacing w:before="0" w:after="0"/>
+      </w:pPr>
+    </w:p>
+    <w:p>
+      <w:pPr>
+        <w:spacing w:before="0" w:after="0"/>
+      </w:pPr>
     </w:p>
     <w:p>
       <w:pPr>
@@ -3305,6 +3880,31 @@
     </w:p>
     <w:p>
       <w:pPr>
+        <w:spacing w:before="0" w:after="0"/>
+      </w:pPr>
+    </w:p>
+    <w:p>
+      <w:pPr>
+        <w:spacing w:before="0" w:after="0"/>
+      </w:pPr>
+    </w:p>
+    <w:p>
+      <w:pPr>
+        <w:spacing w:before="0" w:after="0"/>
+      </w:pPr>
+    </w:p>
+    <w:p>
+      <w:pPr>
+        <w:spacing w:before="0" w:after="0"/>
+      </w:pPr>
+    </w:p>
+    <w:p>
+      <w:pPr>
+        <w:spacing w:before="0" w:after="0"/>
+      </w:pPr>
+    </w:p>
+    <w:p>
+      <w:pPr>
         <w:spacing w:before="160" w:after="80"/>
       </w:pPr>
       <w:r>
@@ -3411,7 +4011,7 @@
         </w:rPr>
         <w:drawing>
           <wp:inline>
-            <wp:extent cx="3600000" cy="1486587"/>
+            <wp:extent cx="3600000" cy="1440000"/>
             <wp:effectExtent b="0" l="0" r="0" t="0"/>
             <wp:docPr descr="" title="" id="61" name="Picture"/>
             <a:graphic>
@@ -3432,7 +4032,7 @@
                   <pic:spPr bwMode="auto">
                     <a:xfrm>
                       <a:off x="0" y="0"/>
-                      <a:ext cx="3600000" cy="1486587"/>
+                      <a:ext cx="3600000" cy="1440000"/>
                     </a:xfrm>
                     <a:prstGeom prst="rect">
                       <a:avLst/>
@@ -3453,6 +4053,21 @@
     </w:p>
     <w:p>
       <w:pPr>
+        <w:spacing w:before="0" w:after="0"/>
+      </w:pPr>
+    </w:p>
+    <w:p>
+      <w:pPr>
+        <w:spacing w:before="0" w:after="0"/>
+      </w:pPr>
+    </w:p>
+    <w:p>
+      <w:pPr>
+        <w:spacing w:before="0" w:after="0"/>
+      </w:pPr>
+    </w:p>
+    <w:p>
+      <w:pPr>
         <w:spacing w:before="160" w:after="80"/>
       </w:pPr>
       <w:r>
@@ -3498,6 +4113,21 @@
         </w:rPr>
         <w:t>。</w:t>
       </w:r>
+    </w:p>
+    <w:p>
+      <w:pPr>
+        <w:spacing w:before="0" w:after="0"/>
+      </w:pPr>
+    </w:p>
+    <w:p>
+      <w:pPr>
+        <w:spacing w:before="0" w:after="0"/>
+      </w:pPr>
+    </w:p>
+    <w:p>
+      <w:pPr>
+        <w:spacing w:before="0" w:after="0"/>
+      </w:pPr>
     </w:p>
     <w:p>
       <w:pPr>
@@ -3721,6 +4351,21 @@
     </w:p>
     <w:p>
       <w:pPr>
+        <w:spacing w:before="0" w:after="0"/>
+      </w:pPr>
+    </w:p>
+    <w:p>
+      <w:pPr>
+        <w:spacing w:before="0" w:after="0"/>
+      </w:pPr>
+    </w:p>
+    <w:p>
+      <w:pPr>
+        <w:spacing w:before="0" w:after="0"/>
+      </w:pPr>
+    </w:p>
+    <w:p>
+      <w:pPr>
         <w:spacing w:before="160" w:after="80"/>
       </w:pPr>
       <w:r>
@@ -3793,6 +4438,21 @@
     </w:p>
     <w:p>
       <w:pPr>
+        <w:spacing w:before="0" w:after="0"/>
+      </w:pPr>
+    </w:p>
+    <w:p>
+      <w:pPr>
+        <w:spacing w:before="0" w:after="0"/>
+      </w:pPr>
+    </w:p>
+    <w:p>
+      <w:pPr>
+        <w:spacing w:before="0" w:after="0"/>
+      </w:pPr>
+    </w:p>
+    <w:p>
+      <w:pPr>
         <w:spacing w:before="160" w:after="80"/>
       </w:pPr>
       <w:r>
@@ -3853,6 +4513,21 @@
     </w:p>
     <w:p>
       <w:pPr>
+        <w:spacing w:before="0" w:after="0"/>
+      </w:pPr>
+    </w:p>
+    <w:p>
+      <w:pPr>
+        <w:spacing w:before="0" w:after="0"/>
+      </w:pPr>
+    </w:p>
+    <w:p>
+      <w:pPr>
+        <w:spacing w:before="0" w:after="0"/>
+      </w:pPr>
+    </w:p>
+    <w:p>
+      <w:pPr>
         <w:spacing w:before="160" w:after="80"/>
       </w:pPr>
       <w:r>
@@ -3949,6 +4624,21 @@
     </w:p>
     <w:p>
       <w:pPr>
+        <w:spacing w:before="0" w:after="0"/>
+      </w:pPr>
+    </w:p>
+    <w:p>
+      <w:pPr>
+        <w:spacing w:before="0" w:after="0"/>
+      </w:pPr>
+    </w:p>
+    <w:p>
+      <w:pPr>
+        <w:spacing w:before="0" w:after="0"/>
+      </w:pPr>
+    </w:p>
+    <w:p>
+      <w:pPr>
         <w:spacing w:before="160" w:after="80"/>
       </w:pPr>
       <w:r>
@@ -4033,6 +4723,21 @@
     </w:p>
     <w:p>
       <w:pPr>
+        <w:spacing w:before="0" w:after="0"/>
+      </w:pPr>
+    </w:p>
+    <w:p>
+      <w:pPr>
+        <w:spacing w:before="0" w:after="0"/>
+      </w:pPr>
+    </w:p>
+    <w:p>
+      <w:pPr>
+        <w:spacing w:before="0" w:after="0"/>
+      </w:pPr>
+    </w:p>
+    <w:p>
+      <w:pPr>
         <w:spacing w:before="160" w:after="80"/>
       </w:pPr>
       <w:r>
@@ -4299,6 +5004,31 @@
     </w:p>
     <w:p>
       <w:pPr>
+        <w:spacing w:before="0" w:after="0"/>
+      </w:pPr>
+    </w:p>
+    <w:p>
+      <w:pPr>
+        <w:spacing w:before="0" w:after="0"/>
+      </w:pPr>
+    </w:p>
+    <w:p>
+      <w:pPr>
+        <w:spacing w:before="0" w:after="0"/>
+      </w:pPr>
+    </w:p>
+    <w:p>
+      <w:pPr>
+        <w:spacing w:before="0" w:after="0"/>
+      </w:pPr>
+    </w:p>
+    <w:p>
+      <w:pPr>
+        <w:spacing w:before="0" w:after="0"/>
+      </w:pPr>
+    </w:p>
+    <w:p>
+      <w:pPr>
         <w:spacing w:before="160" w:after="80"/>
       </w:pPr>
       <w:r>
@@ -4382,6 +5112,21 @@
     </w:p>
     <w:p>
       <w:pPr>
+        <w:spacing w:before="0" w:after="0"/>
+      </w:pPr>
+    </w:p>
+    <w:p>
+      <w:pPr>
+        <w:spacing w:before="0" w:after="0"/>
+      </w:pPr>
+    </w:p>
+    <w:p>
+      <w:pPr>
+        <w:spacing w:before="0" w:after="0"/>
+      </w:pPr>
+    </w:p>
+    <w:p>
+      <w:pPr>
         <w:spacing w:before="160" w:after="80"/>
       </w:pPr>
       <w:r>
@@ -4497,6 +5242,21 @@
     </w:p>
     <w:p>
       <w:pPr>
+        <w:spacing w:before="0" w:after="0"/>
+      </w:pPr>
+    </w:p>
+    <w:p>
+      <w:pPr>
+        <w:spacing w:before="0" w:after="0"/>
+      </w:pPr>
+    </w:p>
+    <w:p>
+      <w:pPr>
+        <w:spacing w:before="0" w:after="0"/>
+      </w:pPr>
+    </w:p>
+    <w:p>
+      <w:pPr>
         <w:spacing w:before="160" w:after="80"/>
       </w:pPr>
       <w:r>
@@ -4574,6 +5334,21 @@
     </w:p>
     <w:p>
       <w:pPr>
+        <w:spacing w:before="0" w:after="0"/>
+      </w:pPr>
+    </w:p>
+    <w:p>
+      <w:pPr>
+        <w:spacing w:before="0" w:after="0"/>
+      </w:pPr>
+    </w:p>
+    <w:p>
+      <w:pPr>
+        <w:spacing w:before="0" w:after="0"/>
+      </w:pPr>
+    </w:p>
+    <w:p>
+      <w:pPr>
         <w:spacing w:before="160" w:after="80"/>
       </w:pPr>
       <w:r>
@@ -4626,7 +5401,7 @@
         </w:rPr>
         <w:drawing>
           <wp:inline>
-            <wp:extent cx="3600000" cy="565072"/>
+            <wp:extent cx="3600000" cy="561331"/>
             <wp:effectExtent b="0" l="0" r="0" t="0"/>
             <wp:docPr descr="" title="" id="75" name="Picture"/>
             <a:graphic>
@@ -4647,7 +5422,7 @@
                   <pic:spPr bwMode="auto">
                     <a:xfrm>
                       <a:off x="0" y="0"/>
-                      <a:ext cx="3600000" cy="565072"/>
+                      <a:ext cx="3600000" cy="561331"/>
                     </a:xfrm>
                     <a:prstGeom prst="rect">
                       <a:avLst/>
@@ -4704,6 +5479,46 @@
     </w:p>
     <w:p>
       <w:pPr>
+        <w:spacing w:before="0" w:after="0"/>
+      </w:pPr>
+    </w:p>
+    <w:p>
+      <w:pPr>
+        <w:spacing w:before="0" w:after="0"/>
+      </w:pPr>
+    </w:p>
+    <w:p>
+      <w:pPr>
+        <w:spacing w:before="0" w:after="0"/>
+      </w:pPr>
+    </w:p>
+    <w:p>
+      <w:pPr>
+        <w:spacing w:before="0" w:after="0"/>
+      </w:pPr>
+    </w:p>
+    <w:p>
+      <w:pPr>
+        <w:spacing w:before="0" w:after="0"/>
+      </w:pPr>
+    </w:p>
+    <w:p>
+      <w:pPr>
+        <w:spacing w:before="0" w:after="0"/>
+      </w:pPr>
+    </w:p>
+    <w:p>
+      <w:pPr>
+        <w:spacing w:before="0" w:after="0"/>
+      </w:pPr>
+    </w:p>
+    <w:p>
+      <w:pPr>
+        <w:spacing w:before="0" w:after="0"/>
+      </w:pPr>
+    </w:p>
+    <w:p>
+      <w:pPr>
         <w:spacing w:before="160" w:after="80"/>
       </w:pPr>
       <w:r>
@@ -4756,7 +5571,7 @@
         </w:rPr>
         <w:drawing>
           <wp:inline>
-            <wp:extent cx="3600000" cy="411880"/>
+            <wp:extent cx="3584148" cy="411880"/>
             <wp:effectExtent b="0" l="0" r="0" t="0"/>
             <wp:docPr descr="" title="" id="79" name="Picture"/>
             <a:graphic>
@@ -4777,7 +5592,7 @@
                   <pic:spPr bwMode="auto">
                     <a:xfrm>
                       <a:off x="0" y="0"/>
-                      <a:ext cx="3600000" cy="411880"/>
+                      <a:ext cx="3584148" cy="411880"/>
                     </a:xfrm>
                     <a:prstGeom prst="rect">
                       <a:avLst/>
@@ -4823,6 +5638,31 @@
     </w:p>
     <w:p>
       <w:pPr>
+        <w:spacing w:before="0" w:after="0"/>
+      </w:pPr>
+    </w:p>
+    <w:p>
+      <w:pPr>
+        <w:spacing w:before="0" w:after="0"/>
+      </w:pPr>
+    </w:p>
+    <w:p>
+      <w:pPr>
+        <w:spacing w:before="0" w:after="0"/>
+      </w:pPr>
+    </w:p>
+    <w:p>
+      <w:pPr>
+        <w:spacing w:before="0" w:after="0"/>
+      </w:pPr>
+    </w:p>
+    <w:p>
+      <w:pPr>
+        <w:spacing w:before="0" w:after="0"/>
+      </w:pPr>
+    </w:p>
+    <w:p>
+      <w:pPr>
         <w:spacing w:before="160" w:after="80"/>
       </w:pPr>
       <w:r>
@@ -4887,7 +5727,7 @@
         </w:rPr>
         <w:drawing>
           <wp:inline>
-            <wp:extent cx="3600000" cy="749614"/>
+            <wp:extent cx="3600000" cy="744987"/>
             <wp:effectExtent b="0" l="0" r="0" t="0"/>
             <wp:docPr descr="" title="" id="83" name="Picture"/>
             <a:graphic>
@@ -4908,7 +5748,7 @@
                   <pic:spPr bwMode="auto">
                     <a:xfrm>
                       <a:off x="0" y="0"/>
-                      <a:ext cx="3600000" cy="749614"/>
+                      <a:ext cx="3600000" cy="744987"/>
                     </a:xfrm>
                     <a:prstGeom prst="rect">
                       <a:avLst/>
@@ -4954,6 +5794,46 @@
     </w:p>
     <w:p>
       <w:pPr>
+        <w:spacing w:before="0" w:after="0"/>
+      </w:pPr>
+    </w:p>
+    <w:p>
+      <w:pPr>
+        <w:spacing w:before="0" w:after="0"/>
+      </w:pPr>
+    </w:p>
+    <w:p>
+      <w:pPr>
+        <w:spacing w:before="0" w:after="0"/>
+      </w:pPr>
+    </w:p>
+    <w:p>
+      <w:pPr>
+        <w:spacing w:before="0" w:after="0"/>
+      </w:pPr>
+    </w:p>
+    <w:p>
+      <w:pPr>
+        <w:spacing w:before="0" w:after="0"/>
+      </w:pPr>
+    </w:p>
+    <w:p>
+      <w:pPr>
+        <w:spacing w:before="0" w:after="0"/>
+      </w:pPr>
+    </w:p>
+    <w:p>
+      <w:pPr>
+        <w:spacing w:before="0" w:after="0"/>
+      </w:pPr>
+    </w:p>
+    <w:p>
+      <w:pPr>
+        <w:spacing w:before="0" w:after="0"/>
+      </w:pPr>
+    </w:p>
+    <w:p>
+      <w:pPr>
         <w:spacing w:before="160" w:after="80"/>
       </w:pPr>
       <w:r>
@@ -5018,7 +5898,7 @@
         </w:rPr>
         <w:drawing>
           <wp:inline>
-            <wp:extent cx="3600000" cy="273180"/>
+            <wp:extent cx="3599988" cy="273180"/>
             <wp:effectExtent b="0" l="0" r="0" t="0"/>
             <wp:docPr descr="" title="" id="87" name="Picture"/>
             <a:graphic>
@@ -5039,7 +5919,7 @@
                   <pic:spPr bwMode="auto">
                     <a:xfrm>
                       <a:off x="0" y="0"/>
-                      <a:ext cx="3600000" cy="273180"/>
+                      <a:ext cx="3599988" cy="273180"/>
                     </a:xfrm>
                     <a:prstGeom prst="rect">
                       <a:avLst/>
@@ -5085,6 +5965,46 @@
     </w:p>
     <w:p>
       <w:pPr>
+        <w:spacing w:before="0" w:after="0"/>
+      </w:pPr>
+    </w:p>
+    <w:p>
+      <w:pPr>
+        <w:spacing w:before="0" w:after="0"/>
+      </w:pPr>
+    </w:p>
+    <w:p>
+      <w:pPr>
+        <w:spacing w:before="0" w:after="0"/>
+      </w:pPr>
+    </w:p>
+    <w:p>
+      <w:pPr>
+        <w:spacing w:before="0" w:after="0"/>
+      </w:pPr>
+    </w:p>
+    <w:p>
+      <w:pPr>
+        <w:spacing w:before="0" w:after="0"/>
+      </w:pPr>
+    </w:p>
+    <w:p>
+      <w:pPr>
+        <w:spacing w:before="0" w:after="0"/>
+      </w:pPr>
+    </w:p>
+    <w:p>
+      <w:pPr>
+        <w:spacing w:before="0" w:after="0"/>
+      </w:pPr>
+    </w:p>
+    <w:p>
+      <w:pPr>
+        <w:spacing w:before="0" w:after="0"/>
+      </w:pPr>
+    </w:p>
+    <w:p>
+      <w:pPr>
         <w:spacing w:before="160" w:after="80"/>
       </w:pPr>
       <w:r>
@@ -5163,7 +6083,7 @@
         </w:rPr>
         <w:drawing>
           <wp:inline>
-            <wp:extent cx="3600000" cy="870967"/>
+            <wp:extent cx="3599997" cy="870967"/>
             <wp:effectExtent b="0" l="0" r="0" t="0"/>
             <wp:docPr descr="" title="" id="91" name="Picture"/>
             <a:graphic>
@@ -5184,7 +6104,7 @@
                   <pic:spPr bwMode="auto">
                     <a:xfrm>
                       <a:off x="0" y="0"/>
-                      <a:ext cx="3600000" cy="870967"/>
+                      <a:ext cx="3599997" cy="870967"/>
                     </a:xfrm>
                     <a:prstGeom prst="rect">
                       <a:avLst/>
@@ -5253,6 +6173,46 @@
         </w:rPr>
         <w:t xml:space="preserve"> for success. What went wrong? (Carbene chemistry is not always what is wanted: how do you avoid it?)</w:t>
       </w:r>
+    </w:p>
+    <w:p>
+      <w:pPr>
+        <w:spacing w:before="0" w:after="0"/>
+      </w:pPr>
+    </w:p>
+    <w:p>
+      <w:pPr>
+        <w:spacing w:before="0" w:after="0"/>
+      </w:pPr>
+    </w:p>
+    <w:p>
+      <w:pPr>
+        <w:spacing w:before="0" w:after="0"/>
+      </w:pPr>
+    </w:p>
+    <w:p>
+      <w:pPr>
+        <w:spacing w:before="0" w:after="0"/>
+      </w:pPr>
+    </w:p>
+    <w:p>
+      <w:pPr>
+        <w:spacing w:before="0" w:after="0"/>
+      </w:pPr>
+    </w:p>
+    <w:p>
+      <w:pPr>
+        <w:spacing w:before="0" w:after="0"/>
+      </w:pPr>
+    </w:p>
+    <w:p>
+      <w:pPr>
+        <w:spacing w:before="0" w:after="0"/>
+      </w:pPr>
+    </w:p>
+    <w:p>
+      <w:pPr>
+        <w:spacing w:before="0" w:after="0"/>
+      </w:pPr>
     </w:p>
     <w:p>
       <w:pPr>
@@ -5524,6 +6484,46 @@
         </w:rPr>
         <w:t xml:space="preserve"> Hammett ρ value for the acid hydrolysis of a carbodiimide is -0.8. What mechanism accounts for this small ρ value?</w:t>
       </w:r>
+    </w:p>
+    <w:p>
+      <w:pPr>
+        <w:spacing w:before="0" w:after="0"/>
+      </w:pPr>
+    </w:p>
+    <w:p>
+      <w:pPr>
+        <w:spacing w:before="0" w:after="0"/>
+      </w:pPr>
+    </w:p>
+    <w:p>
+      <w:pPr>
+        <w:spacing w:before="0" w:after="0"/>
+      </w:pPr>
+    </w:p>
+    <w:p>
+      <w:pPr>
+        <w:spacing w:before="0" w:after="0"/>
+      </w:pPr>
+    </w:p>
+    <w:p>
+      <w:pPr>
+        <w:spacing w:before="0" w:after="0"/>
+      </w:pPr>
+    </w:p>
+    <w:p>
+      <w:pPr>
+        <w:spacing w:before="0" w:after="0"/>
+      </w:pPr>
+    </w:p>
+    <w:p>
+      <w:pPr>
+        <w:spacing w:before="0" w:after="0"/>
+      </w:pPr>
+    </w:p>
+    <w:p>
+      <w:pPr>
+        <w:spacing w:before="0" w:after="0"/>
+      </w:pPr>
     </w:p>
     <w:p>
       <w:pPr>
@@ -5898,7 +6898,7 @@
         </w:rPr>
         <w:drawing>
           <wp:inline>
-            <wp:extent cx="3600000" cy="1383919"/>
+            <wp:extent cx="3600000" cy="1374046"/>
             <wp:effectExtent b="0" l="0" r="0" t="0"/>
             <wp:docPr descr="" title="" id="96" name="Picture"/>
             <a:graphic>
@@ -5919,7 +6919,7 @@
                   <pic:spPr bwMode="auto">
                     <a:xfrm>
                       <a:off x="0" y="0"/>
-                      <a:ext cx="3600000" cy="1383919"/>
+                      <a:ext cx="3600000" cy="1374046"/>
                     </a:xfrm>
                     <a:prstGeom prst="rect">
                       <a:avLst/>
@@ -5962,6 +6962,46 @@
         </w:rPr>
         <w:t xml:space="preserve"> the Hammett relationship to pyridinium ion acidities. Calculate ρ and explain its magnitude. Why are 2-substituted pyridines excluded?</w:t>
       </w:r>
+    </w:p>
+    <w:p>
+      <w:pPr>
+        <w:spacing w:before="0" w:after="0"/>
+      </w:pPr>
+    </w:p>
+    <w:p>
+      <w:pPr>
+        <w:spacing w:before="0" w:after="0"/>
+      </w:pPr>
+    </w:p>
+    <w:p>
+      <w:pPr>
+        <w:spacing w:before="0" w:after="0"/>
+      </w:pPr>
+    </w:p>
+    <w:p>
+      <w:pPr>
+        <w:spacing w:before="0" w:after="0"/>
+      </w:pPr>
+    </w:p>
+    <w:p>
+      <w:pPr>
+        <w:spacing w:before="0" w:after="0"/>
+      </w:pPr>
+    </w:p>
+    <w:p>
+      <w:pPr>
+        <w:spacing w:before="0" w:after="0"/>
+      </w:pPr>
+    </w:p>
+    <w:p>
+      <w:pPr>
+        <w:spacing w:before="0" w:after="0"/>
+      </w:pPr>
+    </w:p>
+    <w:p>
+      <w:pPr>
+        <w:spacing w:before="0" w:after="0"/>
+      </w:pPr>
     </w:p>
     <w:p>
       <w:pPr>
@@ -6450,6 +7490,46 @@
         </w:rPr>
         <w:t>的区别</w:t>
       </w:r>
+    </w:p>
+    <w:p>
+      <w:pPr>
+        <w:spacing w:before="0" w:after="0"/>
+      </w:pPr>
+    </w:p>
+    <w:p>
+      <w:pPr>
+        <w:spacing w:before="0" w:after="0"/>
+      </w:pPr>
+    </w:p>
+    <w:p>
+      <w:pPr>
+        <w:spacing w:before="0" w:after="0"/>
+      </w:pPr>
+    </w:p>
+    <w:p>
+      <w:pPr>
+        <w:spacing w:before="0" w:after="0"/>
+      </w:pPr>
+    </w:p>
+    <w:p>
+      <w:pPr>
+        <w:spacing w:before="0" w:after="0"/>
+      </w:pPr>
+    </w:p>
+    <w:p>
+      <w:pPr>
+        <w:spacing w:before="0" w:after="0"/>
+      </w:pPr>
+    </w:p>
+    <w:p>
+      <w:pPr>
+        <w:spacing w:before="0" w:after="0"/>
+      </w:pPr>
+    </w:p>
+    <w:p>
+      <w:pPr>
+        <w:spacing w:before="0" w:after="0"/>
+      </w:pPr>
     </w:p>
     <w:p>
       <w:pPr>
@@ -7042,6 +8122,46 @@
     </w:p>
     <w:p>
       <w:pPr>
+        <w:spacing w:before="0" w:after="0"/>
+      </w:pPr>
+    </w:p>
+    <w:p>
+      <w:pPr>
+        <w:spacing w:before="0" w:after="0"/>
+      </w:pPr>
+    </w:p>
+    <w:p>
+      <w:pPr>
+        <w:spacing w:before="0" w:after="0"/>
+      </w:pPr>
+    </w:p>
+    <w:p>
+      <w:pPr>
+        <w:spacing w:before="0" w:after="0"/>
+      </w:pPr>
+    </w:p>
+    <w:p>
+      <w:pPr>
+        <w:spacing w:before="0" w:after="0"/>
+      </w:pPr>
+    </w:p>
+    <w:p>
+      <w:pPr>
+        <w:spacing w:before="0" w:after="0"/>
+      </w:pPr>
+    </w:p>
+    <w:p>
+      <w:pPr>
+        <w:spacing w:before="0" w:after="0"/>
+      </w:pPr>
+    </w:p>
+    <w:p>
+      <w:pPr>
+        <w:spacing w:before="0" w:after="0"/>
+      </w:pPr>
+    </w:p>
+    <w:p>
+      <w:pPr>
         <w:spacing w:before="160" w:after="80"/>
       </w:pPr>
       <w:r>
@@ -7444,6 +8564,46 @@
     </w:p>
     <w:p>
       <w:pPr>
+        <w:spacing w:before="0" w:after="0"/>
+      </w:pPr>
+    </w:p>
+    <w:p>
+      <w:pPr>
+        <w:spacing w:before="0" w:after="0"/>
+      </w:pPr>
+    </w:p>
+    <w:p>
+      <w:pPr>
+        <w:spacing w:before="0" w:after="0"/>
+      </w:pPr>
+    </w:p>
+    <w:p>
+      <w:pPr>
+        <w:spacing w:before="0" w:after="0"/>
+      </w:pPr>
+    </w:p>
+    <w:p>
+      <w:pPr>
+        <w:spacing w:before="0" w:after="0"/>
+      </w:pPr>
+    </w:p>
+    <w:p>
+      <w:pPr>
+        <w:spacing w:before="0" w:after="0"/>
+      </w:pPr>
+    </w:p>
+    <w:p>
+      <w:pPr>
+        <w:spacing w:before="0" w:after="0"/>
+      </w:pPr>
+    </w:p>
+    <w:p>
+      <w:pPr>
+        <w:spacing w:before="0" w:after="0"/>
+      </w:pPr>
+    </w:p>
+    <w:p>
+      <w:pPr>
         <w:spacing w:before="160" w:after="80"/>
       </w:pPr>
       <w:r>
@@ -7682,6 +8842,31 @@
         </w:rPr>
         <w:t xml:space="preserve">说明国初与国决有机考试对合理反应机理的不同要求</w:t>
       </w:r>
+    </w:p>
+    <w:p>
+      <w:pPr>
+        <w:spacing w:before="0" w:after="0"/>
+      </w:pPr>
+    </w:p>
+    <w:p>
+      <w:pPr>
+        <w:spacing w:before="0" w:after="0"/>
+      </w:pPr>
+    </w:p>
+    <w:p>
+      <w:pPr>
+        <w:spacing w:before="0" w:after="0"/>
+      </w:pPr>
+    </w:p>
+    <w:p>
+      <w:pPr>
+        <w:spacing w:before="0" w:after="0"/>
+      </w:pPr>
+    </w:p>
+    <w:p>
+      <w:pPr>
+        <w:spacing w:before="0" w:after="0"/>
+      </w:pPr>
     </w:p>
     <w:p>
       <w:pPr>
@@ -8368,6 +9553,31 @@
     </w:p>
     <w:p>
       <w:pPr>
+        <w:spacing w:before="0" w:after="0"/>
+      </w:pPr>
+    </w:p>
+    <w:p>
+      <w:pPr>
+        <w:spacing w:before="0" w:after="0"/>
+      </w:pPr>
+    </w:p>
+    <w:p>
+      <w:pPr>
+        <w:spacing w:before="0" w:after="0"/>
+      </w:pPr>
+    </w:p>
+    <w:p>
+      <w:pPr>
+        <w:spacing w:before="0" w:after="0"/>
+      </w:pPr>
+    </w:p>
+    <w:p>
+      <w:pPr>
+        <w:spacing w:before="0" w:after="0"/>
+      </w:pPr>
+    </w:p>
+    <w:p>
+      <w:pPr>
         <w:spacing w:before="160" w:after="80"/>
       </w:pPr>
       <w:r>
@@ -8605,6 +9815,31 @@
     </w:p>
     <w:p>
       <w:pPr>
+        <w:spacing w:before="0" w:after="0"/>
+      </w:pPr>
+    </w:p>
+    <w:p>
+      <w:pPr>
+        <w:spacing w:before="0" w:after="0"/>
+      </w:pPr>
+    </w:p>
+    <w:p>
+      <w:pPr>
+        <w:spacing w:before="0" w:after="0"/>
+      </w:pPr>
+    </w:p>
+    <w:p>
+      <w:pPr>
+        <w:spacing w:before="0" w:after="0"/>
+      </w:pPr>
+    </w:p>
+    <w:p>
+      <w:pPr>
+        <w:spacing w:before="0" w:after="0"/>
+      </w:pPr>
+    </w:p>
+    <w:p>
+      <w:pPr>
         <w:spacing w:before="160" w:after="80"/>
       </w:pPr>
       <w:r>
@@ -8977,6 +10212,46 @@
     </w:p>
     <w:p>
       <w:pPr>
+        <w:spacing w:before="0" w:after="0"/>
+      </w:pPr>
+    </w:p>
+    <w:p>
+      <w:pPr>
+        <w:spacing w:before="0" w:after="0"/>
+      </w:pPr>
+    </w:p>
+    <w:p>
+      <w:pPr>
+        <w:spacing w:before="0" w:after="0"/>
+      </w:pPr>
+    </w:p>
+    <w:p>
+      <w:pPr>
+        <w:spacing w:before="0" w:after="0"/>
+      </w:pPr>
+    </w:p>
+    <w:p>
+      <w:pPr>
+        <w:spacing w:before="0" w:after="0"/>
+      </w:pPr>
+    </w:p>
+    <w:p>
+      <w:pPr>
+        <w:spacing w:before="0" w:after="0"/>
+      </w:pPr>
+    </w:p>
+    <w:p>
+      <w:pPr>
+        <w:spacing w:before="0" w:after="0"/>
+      </w:pPr>
+    </w:p>
+    <w:p>
+      <w:pPr>
+        <w:spacing w:before="0" w:after="0"/>
+      </w:pPr>
+    </w:p>
+    <w:p>
+      <w:pPr>
         <w:spacing w:before="160" w:after="80"/>
       </w:pPr>
       <w:r>
@@ -9048,6 +10323,21 @@
     </w:p>
     <w:p>
       <w:pPr>
+        <w:spacing w:before="0" w:after="0"/>
+      </w:pPr>
+    </w:p>
+    <w:p>
+      <w:pPr>
+        <w:spacing w:before="0" w:after="0"/>
+      </w:pPr>
+    </w:p>
+    <w:p>
+      <w:pPr>
+        <w:spacing w:before="0" w:after="0"/>
+      </w:pPr>
+    </w:p>
+    <w:p>
+      <w:pPr>
         <w:spacing w:before="160" w:after="80"/>
       </w:pPr>
       <w:r>
@@ -9156,6 +10446,31 @@
     </w:p>
     <w:p>
       <w:pPr>
+        <w:spacing w:before="0" w:after="0"/>
+      </w:pPr>
+    </w:p>
+    <w:p>
+      <w:pPr>
+        <w:spacing w:before="0" w:after="0"/>
+      </w:pPr>
+    </w:p>
+    <w:p>
+      <w:pPr>
+        <w:spacing w:before="0" w:after="0"/>
+      </w:pPr>
+    </w:p>
+    <w:p>
+      <w:pPr>
+        <w:spacing w:before="0" w:after="0"/>
+      </w:pPr>
+    </w:p>
+    <w:p>
+      <w:pPr>
+        <w:spacing w:before="0" w:after="0"/>
+      </w:pPr>
+    </w:p>
+    <w:p>
+      <w:pPr>
         <w:spacing w:before="160" w:after="80"/>
       </w:pPr>
       <w:r>
@@ -9228,6 +10543,21 @@
     </w:p>
     <w:p>
       <w:pPr>
+        <w:spacing w:before="0" w:after="0"/>
+      </w:pPr>
+    </w:p>
+    <w:p>
+      <w:pPr>
+        <w:spacing w:before="0" w:after="0"/>
+      </w:pPr>
+    </w:p>
+    <w:p>
+      <w:pPr>
+        <w:spacing w:before="0" w:after="0"/>
+      </w:pPr>
+    </w:p>
+    <w:p>
+      <w:pPr>
         <w:spacing w:before="160" w:after="80"/>
       </w:pPr>
       <w:r>
@@ -9381,7 +10711,7 @@
         </w:rPr>
         <w:drawing>
           <wp:inline>
-            <wp:extent cx="3600000" cy="1078527"/>
+            <wp:extent cx="3600000" cy="990000"/>
             <wp:effectExtent b="0" l="0" r="0" t="0"/>
             <wp:docPr descr="" title="" id="114" name="Picture"/>
             <a:graphic>
@@ -9402,7 +10732,7 @@
                   <pic:spPr bwMode="auto">
                     <a:xfrm>
                       <a:off x="0" y="0"/>
-                      <a:ext cx="3600000" cy="1078527"/>
+                      <a:ext cx="3600000" cy="990000"/>
                     </a:xfrm>
                     <a:prstGeom prst="rect">
                       <a:avLst/>
@@ -9423,6 +10753,46 @@
     </w:p>
     <w:p>
       <w:pPr>
+        <w:spacing w:before="0" w:after="0"/>
+      </w:pPr>
+    </w:p>
+    <w:p>
+      <w:pPr>
+        <w:spacing w:before="0" w:after="0"/>
+      </w:pPr>
+    </w:p>
+    <w:p>
+      <w:pPr>
+        <w:spacing w:before="0" w:after="0"/>
+      </w:pPr>
+    </w:p>
+    <w:p>
+      <w:pPr>
+        <w:spacing w:before="0" w:after="0"/>
+      </w:pPr>
+    </w:p>
+    <w:p>
+      <w:pPr>
+        <w:spacing w:before="0" w:after="0"/>
+      </w:pPr>
+    </w:p>
+    <w:p>
+      <w:pPr>
+        <w:spacing w:before="0" w:after="0"/>
+      </w:pPr>
+    </w:p>
+    <w:p>
+      <w:pPr>
+        <w:spacing w:before="0" w:after="0"/>
+      </w:pPr>
+    </w:p>
+    <w:p>
+      <w:pPr>
+        <w:spacing w:before="0" w:after="0"/>
+      </w:pPr>
+    </w:p>
+    <w:p>
+      <w:pPr>
         <w:spacing w:before="160" w:after="80"/>
       </w:pPr>
       <w:r>
@@ -9576,7 +10946,7 @@
         </w:rPr>
         <w:drawing>
           <wp:inline>
-            <wp:extent cx="3600000" cy="697447"/>
+            <wp:extent cx="3600000" cy="630626"/>
             <wp:effectExtent b="0" l="0" r="0" t="0"/>
             <wp:docPr descr="" title="" id="118" name="Picture"/>
             <a:graphic>
@@ -9597,7 +10967,7 @@
                   <pic:spPr bwMode="auto">
                     <a:xfrm>
                       <a:off x="0" y="0"/>
-                      <a:ext cx="3600000" cy="697447"/>
+                      <a:ext cx="3600000" cy="630626"/>
                     </a:xfrm>
                     <a:prstGeom prst="rect">
                       <a:avLst/>
@@ -9618,6 +10988,31 @@
     </w:p>
     <w:p>
       <w:pPr>
+        <w:spacing w:before="0" w:after="0"/>
+      </w:pPr>
+    </w:p>
+    <w:p>
+      <w:pPr>
+        <w:spacing w:before="0" w:after="0"/>
+      </w:pPr>
+    </w:p>
+    <w:p>
+      <w:pPr>
+        <w:spacing w:before="0" w:after="0"/>
+      </w:pPr>
+    </w:p>
+    <w:p>
+      <w:pPr>
+        <w:spacing w:before="0" w:after="0"/>
+      </w:pPr>
+    </w:p>
+    <w:p>
+      <w:pPr>
+        <w:spacing w:before="0" w:after="0"/>
+      </w:pPr>
+    </w:p>
+    <w:p>
+      <w:pPr>
         <w:spacing w:before="160" w:after="80"/>
       </w:pPr>
       <w:r>
@@ -9795,7 +11190,7 @@
         </w:rPr>
         <w:drawing>
           <wp:inline>
-            <wp:extent cx="3600000" cy="753488"/>
+            <wp:extent cx="3599998" cy="753488"/>
             <wp:effectExtent b="0" l="0" r="0" t="0"/>
             <wp:docPr descr="" title="" id="122" name="Picture"/>
             <a:graphic>
@@ -9816,7 +11211,7 @@
                   <pic:spPr bwMode="auto">
                     <a:xfrm>
                       <a:off x="0" y="0"/>
-                      <a:ext cx="3600000" cy="753488"/>
+                      <a:ext cx="3599998" cy="753488"/>
                     </a:xfrm>
                     <a:prstGeom prst="rect">
                       <a:avLst/>
@@ -9837,6 +11232,46 @@
     </w:p>
     <w:p>
       <w:pPr>
+        <w:spacing w:before="0" w:after="0"/>
+      </w:pPr>
+    </w:p>
+    <w:p>
+      <w:pPr>
+        <w:spacing w:before="0" w:after="0"/>
+      </w:pPr>
+    </w:p>
+    <w:p>
+      <w:pPr>
+        <w:spacing w:before="0" w:after="0"/>
+      </w:pPr>
+    </w:p>
+    <w:p>
+      <w:pPr>
+        <w:spacing w:before="0" w:after="0"/>
+      </w:pPr>
+    </w:p>
+    <w:p>
+      <w:pPr>
+        <w:spacing w:before="0" w:after="0"/>
+      </w:pPr>
+    </w:p>
+    <w:p>
+      <w:pPr>
+        <w:spacing w:before="0" w:after="0"/>
+      </w:pPr>
+    </w:p>
+    <w:p>
+      <w:pPr>
+        <w:spacing w:before="0" w:after="0"/>
+      </w:pPr>
+    </w:p>
+    <w:p>
+      <w:pPr>
+        <w:spacing w:before="0" w:after="0"/>
+      </w:pPr>
+    </w:p>
+    <w:p>
+      <w:pPr>
         <w:spacing w:before="160" w:after="80"/>
       </w:pPr>
       <w:r>
@@ -10058,7 +11493,7 @@
         </w:rPr>
         <w:drawing>
           <wp:inline>
-            <wp:extent cx="3600000" cy="564795"/>
+            <wp:extent cx="3599994" cy="564795"/>
             <wp:effectExtent b="0" l="0" r="0" t="0"/>
             <wp:docPr descr="" title="" id="126" name="Picture"/>
             <a:graphic>
@@ -10079,7 +11514,7 @@
                   <pic:spPr bwMode="auto">
                     <a:xfrm>
                       <a:off x="0" y="0"/>
-                      <a:ext cx="3600000" cy="564795"/>
+                      <a:ext cx="3599994" cy="564795"/>
                     </a:xfrm>
                     <a:prstGeom prst="rect">
                       <a:avLst/>
@@ -10100,6 +11535,46 @@
     </w:p>
     <w:p>
       <w:pPr>
+        <w:spacing w:before="0" w:after="0"/>
+      </w:pPr>
+    </w:p>
+    <w:p>
+      <w:pPr>
+        <w:spacing w:before="0" w:after="0"/>
+      </w:pPr>
+    </w:p>
+    <w:p>
+      <w:pPr>
+        <w:spacing w:before="0" w:after="0"/>
+      </w:pPr>
+    </w:p>
+    <w:p>
+      <w:pPr>
+        <w:spacing w:before="0" w:after="0"/>
+      </w:pPr>
+    </w:p>
+    <w:p>
+      <w:pPr>
+        <w:spacing w:before="0" w:after="0"/>
+      </w:pPr>
+    </w:p>
+    <w:p>
+      <w:pPr>
+        <w:spacing w:before="0" w:after="0"/>
+      </w:pPr>
+    </w:p>
+    <w:p>
+      <w:pPr>
+        <w:spacing w:before="0" w:after="0"/>
+      </w:pPr>
+    </w:p>
+    <w:p>
+      <w:pPr>
+        <w:spacing w:before="0" w:after="0"/>
+      </w:pPr>
+    </w:p>
+    <w:p>
+      <w:pPr>
         <w:spacing w:before="160" w:after="80"/>
       </w:pPr>
       <w:r>
@@ -10529,7 +12004,7 @@
         </w:rPr>
         <w:drawing>
           <wp:inline>
-            <wp:extent cx="3600000" cy="549244"/>
+            <wp:extent cx="3583681" cy="549244"/>
             <wp:effectExtent b="0" l="0" r="0" t="0"/>
             <wp:docPr descr="" title="" id="130" name="Picture"/>
             <a:graphic>
@@ -10550,7 +12025,7 @@
                   <pic:spPr bwMode="auto">
                     <a:xfrm>
                       <a:off x="0" y="0"/>
-                      <a:ext cx="3600000" cy="549244"/>
+                      <a:ext cx="3583681" cy="549244"/>
                     </a:xfrm>
                     <a:prstGeom prst="rect">
                       <a:avLst/>
@@ -10571,6 +12046,46 @@
     </w:p>
     <w:p>
       <w:pPr>
+        <w:spacing w:before="0" w:after="0"/>
+      </w:pPr>
+    </w:p>
+    <w:p>
+      <w:pPr>
+        <w:spacing w:before="0" w:after="0"/>
+      </w:pPr>
+    </w:p>
+    <w:p>
+      <w:pPr>
+        <w:spacing w:before="0" w:after="0"/>
+      </w:pPr>
+    </w:p>
+    <w:p>
+      <w:pPr>
+        <w:spacing w:before="0" w:after="0"/>
+      </w:pPr>
+    </w:p>
+    <w:p>
+      <w:pPr>
+        <w:spacing w:before="0" w:after="0"/>
+      </w:pPr>
+    </w:p>
+    <w:p>
+      <w:pPr>
+        <w:spacing w:before="0" w:after="0"/>
+      </w:pPr>
+    </w:p>
+    <w:p>
+      <w:pPr>
+        <w:spacing w:before="0" w:after="0"/>
+      </w:pPr>
+    </w:p>
+    <w:p>
+      <w:pPr>
+        <w:spacing w:before="0" w:after="0"/>
+      </w:pPr>
+    </w:p>
+    <w:p>
+      <w:pPr>
         <w:spacing w:before="160" w:after="80"/>
       </w:pPr>
       <w:r>
@@ -10802,7 +12317,7 @@
         </w:rPr>
         <w:drawing>
           <wp:inline>
-            <wp:extent cx="3600000" cy="848338"/>
+            <wp:extent cx="3600000" cy="844175"/>
             <wp:effectExtent b="0" l="0" r="0" t="0"/>
             <wp:docPr descr="" title="" id="134" name="Picture"/>
             <a:graphic>
@@ -10823,7 +12338,7 @@
                   <pic:spPr bwMode="auto">
                     <a:xfrm>
                       <a:off x="0" y="0"/>
-                      <a:ext cx="3600000" cy="848338"/>
+                      <a:ext cx="3600000" cy="844175"/>
                     </a:xfrm>
                     <a:prstGeom prst="rect">
                       <a:avLst/>
@@ -10844,6 +12359,46 @@
     </w:p>
     <w:p>
       <w:pPr>
+        <w:spacing w:before="0" w:after="0"/>
+      </w:pPr>
+    </w:p>
+    <w:p>
+      <w:pPr>
+        <w:spacing w:before="0" w:after="0"/>
+      </w:pPr>
+    </w:p>
+    <w:p>
+      <w:pPr>
+        <w:spacing w:before="0" w:after="0"/>
+      </w:pPr>
+    </w:p>
+    <w:p>
+      <w:pPr>
+        <w:spacing w:before="0" w:after="0"/>
+      </w:pPr>
+    </w:p>
+    <w:p>
+      <w:pPr>
+        <w:spacing w:before="0" w:after="0"/>
+      </w:pPr>
+    </w:p>
+    <w:p>
+      <w:pPr>
+        <w:spacing w:before="0" w:after="0"/>
+      </w:pPr>
+    </w:p>
+    <w:p>
+      <w:pPr>
+        <w:spacing w:before="0" w:after="0"/>
+      </w:pPr>
+    </w:p>
+    <w:p>
+      <w:pPr>
+        <w:spacing w:before="0" w:after="0"/>
+      </w:pPr>
+    </w:p>
+    <w:p>
+      <w:pPr>
         <w:spacing w:before="160" w:after="80"/>
       </w:pPr>
       <w:r>
@@ -10998,7 +12553,7 @@
         </w:rPr>
         <w:drawing>
           <wp:inline>
-            <wp:extent cx="3600000" cy="855117"/>
+            <wp:extent cx="3600000" cy="849012"/>
             <wp:effectExtent b="0" l="0" r="0" t="0"/>
             <wp:docPr descr="" title="" id="138" name="Picture"/>
             <a:graphic>
@@ -11019,7 +12574,7 @@
                   <pic:spPr bwMode="auto">
                     <a:xfrm>
                       <a:off x="0" y="0"/>
-                      <a:ext cx="3600000" cy="855117"/>
+                      <a:ext cx="3600000" cy="849012"/>
                     </a:xfrm>
                     <a:prstGeom prst="rect">
                       <a:avLst/>
@@ -11040,6 +12595,31 @@
     </w:p>
     <w:p>
       <w:pPr>
+        <w:spacing w:before="0" w:after="0"/>
+      </w:pPr>
+    </w:p>
+    <w:p>
+      <w:pPr>
+        <w:spacing w:before="0" w:after="0"/>
+      </w:pPr>
+    </w:p>
+    <w:p>
+      <w:pPr>
+        <w:spacing w:before="0" w:after="0"/>
+      </w:pPr>
+    </w:p>
+    <w:p>
+      <w:pPr>
+        <w:spacing w:before="0" w:after="0"/>
+      </w:pPr>
+    </w:p>
+    <w:p>
+      <w:pPr>
+        <w:spacing w:before="0" w:after="0"/>
+      </w:pPr>
+    </w:p>
+    <w:p>
+      <w:pPr>
         <w:spacing w:before="160" w:after="80"/>
       </w:pPr>
       <w:r>
@@ -11205,7 +12785,7 @@
         </w:rPr>
         <w:drawing>
           <wp:inline>
-            <wp:extent cx="3600000" cy="668957"/>
+            <wp:extent cx="3600000" cy="668683"/>
             <wp:effectExtent b="0" l="0" r="0" t="0"/>
             <wp:docPr descr="" title="" id="142" name="Picture"/>
             <a:graphic>
@@ -11226,7 +12806,7 @@
                   <pic:spPr bwMode="auto">
                     <a:xfrm>
                       <a:off x="0" y="0"/>
-                      <a:ext cx="3600000" cy="668957"/>
+                      <a:ext cx="3600000" cy="668683"/>
                     </a:xfrm>
                     <a:prstGeom prst="rect">
                       <a:avLst/>
@@ -11247,6 +12827,46 @@
     </w:p>
     <w:p>
       <w:pPr>
+        <w:spacing w:before="0" w:after="0"/>
+      </w:pPr>
+    </w:p>
+    <w:p>
+      <w:pPr>
+        <w:spacing w:before="0" w:after="0"/>
+      </w:pPr>
+    </w:p>
+    <w:p>
+      <w:pPr>
+        <w:spacing w:before="0" w:after="0"/>
+      </w:pPr>
+    </w:p>
+    <w:p>
+      <w:pPr>
+        <w:spacing w:before="0" w:after="0"/>
+      </w:pPr>
+    </w:p>
+    <w:p>
+      <w:pPr>
+        <w:spacing w:before="0" w:after="0"/>
+      </w:pPr>
+    </w:p>
+    <w:p>
+      <w:pPr>
+        <w:spacing w:before="0" w:after="0"/>
+      </w:pPr>
+    </w:p>
+    <w:p>
+      <w:pPr>
+        <w:spacing w:before="0" w:after="0"/>
+      </w:pPr>
+    </w:p>
+    <w:p>
+      <w:pPr>
+        <w:spacing w:before="0" w:after="0"/>
+      </w:pPr>
+    </w:p>
+    <w:p>
+      <w:pPr>
         <w:spacing w:before="160" w:after="80"/>
       </w:pPr>
       <w:r>
@@ -11424,7 +13044,7 @@
         </w:rPr>
         <w:drawing>
           <wp:inline>
-            <wp:extent cx="3600000" cy="597043"/>
+            <wp:extent cx="3599992" cy="597043"/>
             <wp:effectExtent b="0" l="0" r="0" t="0"/>
             <wp:docPr descr="" title="" id="146" name="Picture"/>
             <a:graphic>
@@ -11445,7 +13065,7 @@
                   <pic:spPr bwMode="auto">
                     <a:xfrm>
                       <a:off x="0" y="0"/>
-                      <a:ext cx="3600000" cy="597043"/>
+                      <a:ext cx="3599992" cy="597043"/>
                     </a:xfrm>
                     <a:prstGeom prst="rect">
                       <a:avLst/>
@@ -11466,6 +13086,46 @@
     </w:p>
     <w:p>
       <w:pPr>
+        <w:spacing w:before="0" w:after="0"/>
+      </w:pPr>
+    </w:p>
+    <w:p>
+      <w:pPr>
+        <w:spacing w:before="0" w:after="0"/>
+      </w:pPr>
+    </w:p>
+    <w:p>
+      <w:pPr>
+        <w:spacing w:before="0" w:after="0"/>
+      </w:pPr>
+    </w:p>
+    <w:p>
+      <w:pPr>
+        <w:spacing w:before="0" w:after="0"/>
+      </w:pPr>
+    </w:p>
+    <w:p>
+      <w:pPr>
+        <w:spacing w:before="0" w:after="0"/>
+      </w:pPr>
+    </w:p>
+    <w:p>
+      <w:pPr>
+        <w:spacing w:before="0" w:after="0"/>
+      </w:pPr>
+    </w:p>
+    <w:p>
+      <w:pPr>
+        <w:spacing w:before="0" w:after="0"/>
+      </w:pPr>
+    </w:p>
+    <w:p>
+      <w:pPr>
+        <w:spacing w:before="0" w:after="0"/>
+      </w:pPr>
+    </w:p>
+    <w:p>
+      <w:pPr>
         <w:spacing w:before="160" w:after="80"/>
       </w:pPr>
       <w:r>
@@ -11798,6 +13458,46 @@
         </w:rPr>
         <w:t>。</w:t>
       </w:r>
+    </w:p>
+    <w:p>
+      <w:pPr>
+        <w:spacing w:before="0" w:after="0"/>
+      </w:pPr>
+    </w:p>
+    <w:p>
+      <w:pPr>
+        <w:spacing w:before="0" w:after="0"/>
+      </w:pPr>
+    </w:p>
+    <w:p>
+      <w:pPr>
+        <w:spacing w:before="0" w:after="0"/>
+      </w:pPr>
+    </w:p>
+    <w:p>
+      <w:pPr>
+        <w:spacing w:before="0" w:after="0"/>
+      </w:pPr>
+    </w:p>
+    <w:p>
+      <w:pPr>
+        <w:spacing w:before="0" w:after="0"/>
+      </w:pPr>
+    </w:p>
+    <w:p>
+      <w:pPr>
+        <w:spacing w:before="0" w:after="0"/>
+      </w:pPr>
+    </w:p>
+    <w:p>
+      <w:pPr>
+        <w:spacing w:before="0" w:after="0"/>
+      </w:pPr>
+    </w:p>
+    <w:p>
+      <w:pPr>
+        <w:spacing w:before="0" w:after="0"/>
+      </w:pPr>
     </w:p>
     <w:p>
       <w:pPr>
@@ -12131,6 +13831,31 @@
         </w:rPr>
         <w:t xml:space="preserve">_</w:t>
       </w:r>
+    </w:p>
+    <w:p>
+      <w:pPr>
+        <w:spacing w:before="0" w:after="0"/>
+      </w:pPr>
+    </w:p>
+    <w:p>
+      <w:pPr>
+        <w:spacing w:before="0" w:after="0"/>
+      </w:pPr>
+    </w:p>
+    <w:p>
+      <w:pPr>
+        <w:spacing w:before="0" w:after="0"/>
+      </w:pPr>
+    </w:p>
+    <w:p>
+      <w:pPr>
+        <w:spacing w:before="0" w:after="0"/>
+      </w:pPr>
+    </w:p>
+    <w:p>
+      <w:pPr>
+        <w:spacing w:before="0" w:after="0"/>
+      </w:pPr>
     </w:p>
     <w:p>
       <w:pPr>
@@ -13040,6 +14765,46 @@
         </w:rPr>
         <w:t>。</w:t>
       </w:r>
+    </w:p>
+    <w:p>
+      <w:pPr>
+        <w:spacing w:before="0" w:after="0"/>
+      </w:pPr>
+    </w:p>
+    <w:p>
+      <w:pPr>
+        <w:spacing w:before="0" w:after="0"/>
+      </w:pPr>
+    </w:p>
+    <w:p>
+      <w:pPr>
+        <w:spacing w:before="0" w:after="0"/>
+      </w:pPr>
+    </w:p>
+    <w:p>
+      <w:pPr>
+        <w:spacing w:before="0" w:after="0"/>
+      </w:pPr>
+    </w:p>
+    <w:p>
+      <w:pPr>
+        <w:spacing w:before="0" w:after="0"/>
+      </w:pPr>
+    </w:p>
+    <w:p>
+      <w:pPr>
+        <w:spacing w:before="0" w:after="0"/>
+      </w:pPr>
+    </w:p>
+    <w:p>
+      <w:pPr>
+        <w:spacing w:before="0" w:after="0"/>
+      </w:pPr>
+    </w:p>
+    <w:p>
+      <w:pPr>
+        <w:spacing w:before="0" w:after="0"/>
+      </w:pPr>
     </w:p>
     <w:p>
       <w:pPr>
@@ -13532,6 +15297,31 @@
     </w:p>
     <w:p>
       <w:pPr>
+        <w:spacing w:before="0" w:after="0"/>
+      </w:pPr>
+    </w:p>
+    <w:p>
+      <w:pPr>
+        <w:spacing w:before="0" w:after="0"/>
+      </w:pPr>
+    </w:p>
+    <w:p>
+      <w:pPr>
+        <w:spacing w:before="0" w:after="0"/>
+      </w:pPr>
+    </w:p>
+    <w:p>
+      <w:pPr>
+        <w:spacing w:before="0" w:after="0"/>
+      </w:pPr>
+    </w:p>
+    <w:p>
+      <w:pPr>
+        <w:spacing w:before="0" w:after="0"/>
+      </w:pPr>
+    </w:p>
+    <w:p>
+      <w:pPr>
         <w:spacing w:before="160" w:after="80"/>
       </w:pPr>
       <w:r>
@@ -13851,6 +15641,31 @@
     </w:p>
     <w:p>
       <w:pPr>
+        <w:spacing w:before="0" w:after="0"/>
+      </w:pPr>
+    </w:p>
+    <w:p>
+      <w:pPr>
+        <w:spacing w:before="0" w:after="0"/>
+      </w:pPr>
+    </w:p>
+    <w:p>
+      <w:pPr>
+        <w:spacing w:before="0" w:after="0"/>
+      </w:pPr>
+    </w:p>
+    <w:p>
+      <w:pPr>
+        <w:spacing w:before="0" w:after="0"/>
+      </w:pPr>
+    </w:p>
+    <w:p>
+      <w:pPr>
+        <w:spacing w:before="0" w:after="0"/>
+      </w:pPr>
+    </w:p>
+    <w:p>
+      <w:pPr>
         <w:spacing w:before="160" w:after="80"/>
       </w:pPr>
       <w:r>
@@ -14071,7 +15886,7 @@
         </w:rPr>
         <w:drawing>
           <wp:inline>
-            <wp:extent cx="3600000" cy="670694"/>
+            <wp:extent cx="3600000" cy="663444"/>
             <wp:effectExtent b="0" l="0" r="0" t="0"/>
             <wp:docPr descr="" title="" id="158" name="Picture"/>
             <a:graphic>
@@ -14092,7 +15907,7 @@
                   <pic:spPr bwMode="auto">
                     <a:xfrm>
                       <a:off x="0" y="0"/>
-                      <a:ext cx="3600000" cy="670694"/>
+                      <a:ext cx="3600000" cy="663444"/>
                     </a:xfrm>
                     <a:prstGeom prst="rect">
                       <a:avLst/>
@@ -14323,7 +16138,7 @@
         </w:rPr>
         <w:drawing>
           <wp:inline>
-            <wp:extent cx="3600000" cy="1962814"/>
+            <wp:extent cx="3571231" cy="1962814"/>
             <wp:effectExtent b="0" l="0" r="0" t="0"/>
             <wp:docPr descr="" title="" id="161" name="Picture"/>
             <a:graphic>
@@ -14344,7 +16159,7 @@
                   <pic:spPr bwMode="auto">
                     <a:xfrm>
                       <a:off x="0" y="0"/>
-                      <a:ext cx="3600000" cy="1962814"/>
+                      <a:ext cx="3571231" cy="1962814"/>
                     </a:xfrm>
                     <a:prstGeom prst="rect">
                       <a:avLst/>
@@ -14379,6 +16194,46 @@
         </w:rPr>
         <w:t>。</w:t>
       </w:r>
+    </w:p>
+    <w:p>
+      <w:pPr>
+        <w:spacing w:before="0" w:after="0"/>
+      </w:pPr>
+    </w:p>
+    <w:p>
+      <w:pPr>
+        <w:spacing w:before="0" w:after="0"/>
+      </w:pPr>
+    </w:p>
+    <w:p>
+      <w:pPr>
+        <w:spacing w:before="0" w:after="0"/>
+      </w:pPr>
+    </w:p>
+    <w:p>
+      <w:pPr>
+        <w:spacing w:before="0" w:after="0"/>
+      </w:pPr>
+    </w:p>
+    <w:p>
+      <w:pPr>
+        <w:spacing w:before="0" w:after="0"/>
+      </w:pPr>
+    </w:p>
+    <w:p>
+      <w:pPr>
+        <w:spacing w:before="0" w:after="0"/>
+      </w:pPr>
+    </w:p>
+    <w:p>
+      <w:pPr>
+        <w:spacing w:before="0" w:after="0"/>
+      </w:pPr>
+    </w:p>
+    <w:p>
+      <w:pPr>
+        <w:spacing w:before="0" w:after="0"/>
+      </w:pPr>
     </w:p>
     <w:p>
       <w:pPr>
@@ -14935,6 +16790,46 @@
     </w:p>
     <w:p>
       <w:pPr>
+        <w:spacing w:before="0" w:after="0"/>
+      </w:pPr>
+    </w:p>
+    <w:p>
+      <w:pPr>
+        <w:spacing w:before="0" w:after="0"/>
+      </w:pPr>
+    </w:p>
+    <w:p>
+      <w:pPr>
+        <w:spacing w:before="0" w:after="0"/>
+      </w:pPr>
+    </w:p>
+    <w:p>
+      <w:pPr>
+        <w:spacing w:before="0" w:after="0"/>
+      </w:pPr>
+    </w:p>
+    <w:p>
+      <w:pPr>
+        <w:spacing w:before="0" w:after="0"/>
+      </w:pPr>
+    </w:p>
+    <w:p>
+      <w:pPr>
+        <w:spacing w:before="0" w:after="0"/>
+      </w:pPr>
+    </w:p>
+    <w:p>
+      <w:pPr>
+        <w:spacing w:before="0" w:after="0"/>
+      </w:pPr>
+    </w:p>
+    <w:p>
+      <w:pPr>
+        <w:spacing w:before="0" w:after="0"/>
+      </w:pPr>
+    </w:p>
+    <w:p>
+      <w:pPr>
         <w:spacing w:before="160" w:after="80"/>
       </w:pPr>
       <w:r>
@@ -15006,7 +16901,7 @@
         </w:rPr>
         <w:drawing>
           <wp:inline>
-            <wp:extent cx="3600000" cy="690731"/>
+            <wp:extent cx="3600000" cy="674267"/>
             <wp:effectExtent b="0" l="0" r="0" t="0"/>
             <wp:docPr descr="" title="" id="169" name="Picture"/>
             <a:graphic>
@@ -15027,7 +16922,7 @@
                   <pic:spPr bwMode="auto">
                     <a:xfrm>
                       <a:off x="0" y="0"/>
-                      <a:ext cx="3600000" cy="690731"/>
+                      <a:ext cx="3600000" cy="674267"/>
                     </a:xfrm>
                     <a:prstGeom prst="rect">
                       <a:avLst/>
@@ -15784,7 +17679,7 @@
         </w:rPr>
         <w:drawing>
           <wp:inline>
-            <wp:extent cx="3600000" cy="707005"/>
+            <wp:extent cx="3600000" cy="687898"/>
             <wp:effectExtent b="0" l="0" r="0" t="0"/>
             <wp:docPr descr="" title="" id="175" name="Picture"/>
             <a:graphic>
@@ -15805,7 +17700,7 @@
                   <pic:spPr bwMode="auto">
                     <a:xfrm>
                       <a:off x="0" y="0"/>
-                      <a:ext cx="3600000" cy="707005"/>
+                      <a:ext cx="3600000" cy="687898"/>
                     </a:xfrm>
                     <a:prstGeom prst="rect">
                       <a:avLst/>
@@ -15963,7 +17858,7 @@
         </w:rPr>
         <w:drawing>
           <wp:inline>
-            <wp:extent cx="3600000" cy="1079475"/>
+            <wp:extent cx="3594757" cy="1079475"/>
             <wp:effectExtent b="0" l="0" r="0" t="0"/>
             <wp:docPr descr="" title="" id="179" name="Picture"/>
             <a:graphic>
@@ -15984,7 +17879,7 @@
                   <pic:spPr bwMode="auto">
                     <a:xfrm>
                       <a:off x="0" y="0"/>
-                      <a:ext cx="3600000" cy="1079475"/>
+                      <a:ext cx="3594757" cy="1079475"/>
                     </a:xfrm>
                     <a:prstGeom prst="rect">
                       <a:avLst/>
@@ -16057,6 +17952,46 @@
     </w:p>
     <w:p>
       <w:pPr>
+        <w:spacing w:before="0" w:after="0"/>
+      </w:pPr>
+    </w:p>
+    <w:p>
+      <w:pPr>
+        <w:spacing w:before="0" w:after="0"/>
+      </w:pPr>
+    </w:p>
+    <w:p>
+      <w:pPr>
+        <w:spacing w:before="0" w:after="0"/>
+      </w:pPr>
+    </w:p>
+    <w:p>
+      <w:pPr>
+        <w:spacing w:before="0" w:after="0"/>
+      </w:pPr>
+    </w:p>
+    <w:p>
+      <w:pPr>
+        <w:spacing w:before="0" w:after="0"/>
+      </w:pPr>
+    </w:p>
+    <w:p>
+      <w:pPr>
+        <w:spacing w:before="0" w:after="0"/>
+      </w:pPr>
+    </w:p>
+    <w:p>
+      <w:pPr>
+        <w:spacing w:before="0" w:after="0"/>
+      </w:pPr>
+    </w:p>
+    <w:p>
+      <w:pPr>
+        <w:spacing w:before="0" w:after="0"/>
+      </w:pPr>
+    </w:p>
+    <w:p>
+      <w:pPr>
         <w:spacing w:before="160" w:after="80"/>
       </w:pPr>
       <w:r>
@@ -16617,6 +18552,46 @@
         </w:rPr>
         <w:t>。</w:t>
       </w:r>
+    </w:p>
+    <w:p>
+      <w:pPr>
+        <w:spacing w:before="0" w:after="0"/>
+      </w:pPr>
+    </w:p>
+    <w:p>
+      <w:pPr>
+        <w:spacing w:before="0" w:after="0"/>
+      </w:pPr>
+    </w:p>
+    <w:p>
+      <w:pPr>
+        <w:spacing w:before="0" w:after="0"/>
+      </w:pPr>
+    </w:p>
+    <w:p>
+      <w:pPr>
+        <w:spacing w:before="0" w:after="0"/>
+      </w:pPr>
+    </w:p>
+    <w:p>
+      <w:pPr>
+        <w:spacing w:before="0" w:after="0"/>
+      </w:pPr>
+    </w:p>
+    <w:p>
+      <w:pPr>
+        <w:spacing w:before="0" w:after="0"/>
+      </w:pPr>
+    </w:p>
+    <w:p>
+      <w:pPr>
+        <w:spacing w:before="0" w:after="0"/>
+      </w:pPr>
+    </w:p>
+    <w:p>
+      <w:pPr>
+        <w:spacing w:before="0" w:after="0"/>
+      </w:pPr>
     </w:p>
     <w:p>
       <w:pPr>
@@ -16854,6 +18829,31 @@
         </w:rPr>
         <w:t>。</w:t>
       </w:r>
+    </w:p>
+    <w:p>
+      <w:pPr>
+        <w:spacing w:before="0" w:after="0"/>
+      </w:pPr>
+    </w:p>
+    <w:p>
+      <w:pPr>
+        <w:spacing w:before="0" w:after="0"/>
+      </w:pPr>
+    </w:p>
+    <w:p>
+      <w:pPr>
+        <w:spacing w:before="0" w:after="0"/>
+      </w:pPr>
+    </w:p>
+    <w:p>
+      <w:pPr>
+        <w:spacing w:before="0" w:after="0"/>
+      </w:pPr>
+    </w:p>
+    <w:p>
+      <w:pPr>
+        <w:spacing w:before="0" w:after="0"/>
+      </w:pPr>
     </w:p>
     <w:p>
       <w:pPr>
@@ -17311,6 +19311,46 @@
     </w:p>
     <w:p>
       <w:pPr>
+        <w:spacing w:before="0" w:after="0"/>
+      </w:pPr>
+    </w:p>
+    <w:p>
+      <w:pPr>
+        <w:spacing w:before="0" w:after="0"/>
+      </w:pPr>
+    </w:p>
+    <w:p>
+      <w:pPr>
+        <w:spacing w:before="0" w:after="0"/>
+      </w:pPr>
+    </w:p>
+    <w:p>
+      <w:pPr>
+        <w:spacing w:before="0" w:after="0"/>
+      </w:pPr>
+    </w:p>
+    <w:p>
+      <w:pPr>
+        <w:spacing w:before="0" w:after="0"/>
+      </w:pPr>
+    </w:p>
+    <w:p>
+      <w:pPr>
+        <w:spacing w:before="0" w:after="0"/>
+      </w:pPr>
+    </w:p>
+    <w:p>
+      <w:pPr>
+        <w:spacing w:before="0" w:after="0"/>
+      </w:pPr>
+    </w:p>
+    <w:p>
+      <w:pPr>
+        <w:spacing w:before="0" w:after="0"/>
+      </w:pPr>
+    </w:p>
+    <w:p>
+      <w:pPr>
         <w:spacing w:before="160" w:after="80"/>
       </w:pPr>
       <w:r>
@@ -17520,7 +19560,7 @@
         </w:rPr>
         <w:drawing>
           <wp:inline>
-            <wp:extent cx="3600000" cy="456283"/>
+            <wp:extent cx="3599996" cy="456283"/>
             <wp:effectExtent b="0" l="0" r="0" t="0"/>
             <wp:docPr descr="" title="" id="190" name="Picture"/>
             <a:graphic>
@@ -17541,7 +19581,7 @@
                   <pic:spPr bwMode="auto">
                     <a:xfrm>
                       <a:off x="0" y="0"/>
-                      <a:ext cx="3600000" cy="456283"/>
+                      <a:ext cx="3599996" cy="456283"/>
                     </a:xfrm>
                     <a:prstGeom prst="rect">
                       <a:avLst/>
@@ -17572,7 +19612,7 @@
         </w:rPr>
         <w:drawing>
           <wp:inline>
-            <wp:extent cx="3600000" cy="390406"/>
+            <wp:extent cx="3599994" cy="390406"/>
             <wp:effectExtent b="0" l="0" r="0" t="0"/>
             <wp:docPr descr="" title="" id="193" name="Picture"/>
             <a:graphic>
@@ -17593,7 +19633,7 @@
                   <pic:spPr bwMode="auto">
                     <a:xfrm>
                       <a:off x="0" y="0"/>
-                      <a:ext cx="3600000" cy="390406"/>
+                      <a:ext cx="3599994" cy="390406"/>
                     </a:xfrm>
                     <a:prstGeom prst="rect">
                       <a:avLst/>
@@ -17614,6 +19654,46 @@
     </w:p>
     <w:p>
       <w:pPr>
+        <w:spacing w:before="0" w:after="0"/>
+      </w:pPr>
+    </w:p>
+    <w:p>
+      <w:pPr>
+        <w:spacing w:before="0" w:after="0"/>
+      </w:pPr>
+    </w:p>
+    <w:p>
+      <w:pPr>
+        <w:spacing w:before="0" w:after="0"/>
+      </w:pPr>
+    </w:p>
+    <w:p>
+      <w:pPr>
+        <w:spacing w:before="0" w:after="0"/>
+      </w:pPr>
+    </w:p>
+    <w:p>
+      <w:pPr>
+        <w:spacing w:before="0" w:after="0"/>
+      </w:pPr>
+    </w:p>
+    <w:p>
+      <w:pPr>
+        <w:spacing w:before="0" w:after="0"/>
+      </w:pPr>
+    </w:p>
+    <w:p>
+      <w:pPr>
+        <w:spacing w:before="0" w:after="0"/>
+      </w:pPr>
+    </w:p>
+    <w:p>
+      <w:pPr>
+        <w:spacing w:before="0" w:after="0"/>
+      </w:pPr>
+    </w:p>
+    <w:p>
+      <w:pPr>
         <w:spacing w:before="160" w:after="80"/>
       </w:pPr>
       <w:r>
@@ -17791,7 +19871,7 @@
         </w:rPr>
         <w:drawing>
           <wp:inline>
-            <wp:extent cx="3600000" cy="1277063"/>
+            <wp:extent cx="3600000" cy="1230000"/>
             <wp:effectExtent b="0" l="0" r="0" t="0"/>
             <wp:docPr descr="" title="" id="197" name="Picture"/>
             <a:graphic>
@@ -17812,7 +19892,7 @@
                   <pic:spPr bwMode="auto">
                     <a:xfrm>
                       <a:off x="0" y="0"/>
-                      <a:ext cx="3600000" cy="1277063"/>
+                      <a:ext cx="3600000" cy="1230000"/>
                     </a:xfrm>
                     <a:prstGeom prst="rect">
                       <a:avLst/>
@@ -17833,6 +19913,46 @@
     </w:p>
     <w:p>
       <w:pPr>
+        <w:spacing w:before="0" w:after="0"/>
+      </w:pPr>
+    </w:p>
+    <w:p>
+      <w:pPr>
+        <w:spacing w:before="0" w:after="0"/>
+      </w:pPr>
+    </w:p>
+    <w:p>
+      <w:pPr>
+        <w:spacing w:before="0" w:after="0"/>
+      </w:pPr>
+    </w:p>
+    <w:p>
+      <w:pPr>
+        <w:spacing w:before="0" w:after="0"/>
+      </w:pPr>
+    </w:p>
+    <w:p>
+      <w:pPr>
+        <w:spacing w:before="0" w:after="0"/>
+      </w:pPr>
+    </w:p>
+    <w:p>
+      <w:pPr>
+        <w:spacing w:before="0" w:after="0"/>
+      </w:pPr>
+    </w:p>
+    <w:p>
+      <w:pPr>
+        <w:spacing w:before="0" w:after="0"/>
+      </w:pPr>
+    </w:p>
+    <w:p>
+      <w:pPr>
+        <w:spacing w:before="0" w:after="0"/>
+      </w:pPr>
+    </w:p>
+    <w:p>
+      <w:pPr>
         <w:spacing w:before="160" w:after="80"/>
       </w:pPr>
       <w:r>
@@ -18187,7 +20307,7 @@
         </w:rPr>
         <w:drawing>
           <wp:inline>
-            <wp:extent cx="3600000" cy="591945"/>
+            <wp:extent cx="3600000" cy="586891"/>
             <wp:effectExtent b="0" l="0" r="0" t="0"/>
             <wp:docPr descr="" title="" id="201" name="Picture"/>
             <a:graphic>
@@ -18208,7 +20328,7 @@
                   <pic:spPr bwMode="auto">
                     <a:xfrm>
                       <a:off x="0" y="0"/>
-                      <a:ext cx="3600000" cy="591945"/>
+                      <a:ext cx="3600000" cy="586891"/>
                     </a:xfrm>
                     <a:prstGeom prst="rect">
                       <a:avLst/>
@@ -18320,7 +20440,7 @@
         </w:rPr>
         <w:drawing>
           <wp:inline>
-            <wp:extent cx="3600000" cy="1049165"/>
+            <wp:extent cx="3579975" cy="1049165"/>
             <wp:effectExtent b="0" l="0" r="0" t="0"/>
             <wp:docPr descr="" title="" id="204" name="Picture"/>
             <a:graphic>
@@ -18341,7 +20461,7 @@
                   <pic:spPr bwMode="auto">
                     <a:xfrm>
                       <a:off x="0" y="0"/>
-                      <a:ext cx="3600000" cy="1049165"/>
+                      <a:ext cx="3579975" cy="1049165"/>
                     </a:xfrm>
                     <a:prstGeom prst="rect">
                       <a:avLst/>
@@ -18359,6 +20479,46 @@
           </wp:inline>
         </w:drawing>
       </w:r>
+    </w:p>
+    <w:p>
+      <w:pPr>
+        <w:spacing w:before="0" w:after="0"/>
+      </w:pPr>
+    </w:p>
+    <w:p>
+      <w:pPr>
+        <w:spacing w:before="0" w:after="0"/>
+      </w:pPr>
+    </w:p>
+    <w:p>
+      <w:pPr>
+        <w:spacing w:before="0" w:after="0"/>
+      </w:pPr>
+    </w:p>
+    <w:p>
+      <w:pPr>
+        <w:spacing w:before="0" w:after="0"/>
+      </w:pPr>
+    </w:p>
+    <w:p>
+      <w:pPr>
+        <w:spacing w:before="0" w:after="0"/>
+      </w:pPr>
+    </w:p>
+    <w:p>
+      <w:pPr>
+        <w:spacing w:before="0" w:after="0"/>
+      </w:pPr>
+    </w:p>
+    <w:p>
+      <w:pPr>
+        <w:spacing w:before="0" w:after="0"/>
+      </w:pPr>
+    </w:p>
+    <w:p>
+      <w:pPr>
+        <w:spacing w:before="0" w:after="0"/>
+      </w:pPr>
     </w:p>
     <w:p>
       <w:pPr>
@@ -18754,6 +20914,31 @@
     </w:p>
     <w:p>
       <w:pPr>
+        <w:spacing w:before="0" w:after="0"/>
+      </w:pPr>
+    </w:p>
+    <w:p>
+      <w:pPr>
+        <w:spacing w:before="0" w:after="0"/>
+      </w:pPr>
+    </w:p>
+    <w:p>
+      <w:pPr>
+        <w:spacing w:before="0" w:after="0"/>
+      </w:pPr>
+    </w:p>
+    <w:p>
+      <w:pPr>
+        <w:spacing w:before="0" w:after="0"/>
+      </w:pPr>
+    </w:p>
+    <w:p>
+      <w:pPr>
+        <w:spacing w:before="0" w:after="0"/>
+      </w:pPr>
+    </w:p>
+    <w:p>
+      <w:pPr>
         <w:spacing w:before="160" w:after="80"/>
       </w:pPr>
       <w:r>
@@ -18972,7 +21157,7 @@
         </w:rPr>
         <w:drawing>
           <wp:inline>
-            <wp:extent cx="1800000" cy="2160000"/>
+            <wp:extent cx="1676842" cy="2160000"/>
             <wp:effectExtent b="0" l="0" r="0" t="0"/>
             <wp:docPr descr="" title="" id="218" name="Picture"/>
             <a:graphic>
@@ -18993,7 +21178,7 @@
                   <pic:spPr bwMode="auto">
                     <a:xfrm>
                       <a:off x="0" y="0"/>
-                      <a:ext cx="1800000" cy="2160000"/>
+                      <a:ext cx="1676842" cy="2160000"/>
                     </a:xfrm>
                     <a:prstGeom prst="rect">
                       <a:avLst/>
@@ -19035,7 +21220,7 @@
         </w:rPr>
         <w:drawing>
           <wp:inline>
-            <wp:extent cx="1800000" cy="2606896"/>
+            <wp:extent cx="1774442" cy="2606896"/>
             <wp:effectExtent b="0" l="0" r="0" t="0"/>
             <wp:docPr descr="" title="" id="221" name="Picture"/>
             <a:graphic>
@@ -19056,7 +21241,7 @@
                   <pic:spPr bwMode="auto">
                     <a:xfrm>
                       <a:off x="0" y="0"/>
-                      <a:ext cx="1800000" cy="2606896"/>
+                      <a:ext cx="1774442" cy="2606896"/>
                     </a:xfrm>
                     <a:prstGeom prst="rect">
                       <a:avLst/>
@@ -19098,7 +21283,7 @@
         </w:rPr>
         <w:drawing>
           <wp:inline>
-            <wp:extent cx="1800000" cy="2984210"/>
+            <wp:extent cx="1666184" cy="2984210"/>
             <wp:effectExtent b="0" l="0" r="0" t="0"/>
             <wp:docPr descr="" title="" id="224" name="Picture"/>
             <a:graphic>
@@ -19119,7 +21304,7 @@
                   <pic:spPr bwMode="auto">
                     <a:xfrm>
                       <a:off x="0" y="0"/>
-                      <a:ext cx="1800000" cy="2984210"/>
+                      <a:ext cx="1666184" cy="2984210"/>
                     </a:xfrm>
                     <a:prstGeom prst="rect">
                       <a:avLst/>
@@ -19161,7 +21346,7 @@
         </w:rPr>
         <w:drawing>
           <wp:inline>
-            <wp:extent cx="1955800" cy="1181100"/>
+            <wp:extent cx="1955800" cy="1110049"/>
             <wp:effectExtent b="0" l="0" r="0" t="0"/>
             <wp:docPr descr="" title="" id="227" name="Picture"/>
             <a:graphic>
@@ -19182,7 +21367,7 @@
                   <pic:spPr bwMode="auto">
                     <a:xfrm>
                       <a:off x="0" y="0"/>
-                      <a:ext cx="1955800" cy="1181100"/>
+                      <a:ext cx="1955800" cy="1110049"/>
                     </a:xfrm>
                     <a:prstGeom prst="rect">
                       <a:avLst/>
@@ -19224,7 +21409,7 @@
         </w:rPr>
         <w:drawing>
           <wp:inline>
-            <wp:extent cx="1800000" cy="2326153"/>
+            <wp:extent cx="1759526" cy="2326153"/>
             <wp:effectExtent b="0" l="0" r="0" t="0"/>
             <wp:docPr descr="" title="" id="230" name="Picture"/>
             <a:graphic>
@@ -19245,7 +21430,7 @@
                   <pic:spPr bwMode="auto">
                     <a:xfrm>
                       <a:off x="0" y="0"/>
-                      <a:ext cx="1800000" cy="2326153"/>
+                      <a:ext cx="1759526" cy="2326153"/>
                     </a:xfrm>
                     <a:prstGeom prst="rect">
                       <a:avLst/>
@@ -19401,6 +21586,31 @@
         </w:rPr>
         <w:t>。</w:t>
       </w:r>
+    </w:p>
+    <w:p>
+      <w:pPr>
+        <w:spacing w:before="0" w:after="0"/>
+      </w:pPr>
+    </w:p>
+    <w:p>
+      <w:pPr>
+        <w:spacing w:before="0" w:after="0"/>
+      </w:pPr>
+    </w:p>
+    <w:p>
+      <w:pPr>
+        <w:spacing w:before="0" w:after="0"/>
+      </w:pPr>
+    </w:p>
+    <w:p>
+      <w:pPr>
+        <w:spacing w:before="0" w:after="0"/>
+      </w:pPr>
+    </w:p>
+    <w:p>
+      <w:pPr>
+        <w:spacing w:before="0" w:after="0"/>
+      </w:pPr>
     </w:p>
     <w:p>
       <w:pPr>
@@ -19597,7 +21807,7 @@
         </w:rPr>
         <w:drawing>
           <wp:inline>
-            <wp:extent cx="3600000" cy="1194989"/>
+            <wp:extent cx="3600000" cy="1184906"/>
             <wp:effectExtent b="0" l="0" r="0" t="0"/>
             <wp:docPr descr="" title="" id="237" name="Picture"/>
             <a:graphic>
@@ -19618,7 +21828,7 @@
                   <pic:spPr bwMode="auto">
                     <a:xfrm>
                       <a:off x="0" y="0"/>
-                      <a:ext cx="3600000" cy="1194989"/>
+                      <a:ext cx="3600000" cy="1184906"/>
                     </a:xfrm>
                     <a:prstGeom prst="rect">
                       <a:avLst/>
@@ -19672,7 +21882,7 @@
         </w:rPr>
         <w:drawing>
           <wp:inline>
-            <wp:extent cx="3600000" cy="895462"/>
+            <wp:extent cx="3600000" cy="890909"/>
             <wp:effectExtent b="0" l="0" r="0" t="0"/>
             <wp:docPr descr="" title="" id="240" name="Picture"/>
             <a:graphic>
@@ -19693,7 +21903,7 @@
                   <pic:spPr bwMode="auto">
                     <a:xfrm>
                       <a:off x="0" y="0"/>
-                      <a:ext cx="3600000" cy="895462"/>
+                      <a:ext cx="3600000" cy="890909"/>
                     </a:xfrm>
                     <a:prstGeom prst="rect">
                       <a:avLst/>
@@ -19812,7 +22022,7 @@
         </w:rPr>
         <w:drawing>
           <wp:inline>
-            <wp:extent cx="3600000" cy="534374"/>
+            <wp:extent cx="3600000" cy="529412"/>
             <wp:effectExtent b="0" l="0" r="0" t="0"/>
             <wp:docPr descr="" title="" id="243" name="Picture"/>
             <a:graphic>
@@ -19833,7 +22043,7 @@
                   <pic:spPr bwMode="auto">
                     <a:xfrm>
                       <a:off x="0" y="0"/>
-                      <a:ext cx="3600000" cy="534374"/>
+                      <a:ext cx="3600000" cy="529412"/>
                     </a:xfrm>
                     <a:prstGeom prst="rect">
                       <a:avLst/>
@@ -20023,7 +22233,7 @@
         </w:rPr>
         <w:drawing>
           <wp:inline>
-            <wp:extent cx="3600000" cy="1334831"/>
+            <wp:extent cx="3600000" cy="1298864"/>
             <wp:effectExtent b="0" l="0" r="0" t="0"/>
             <wp:docPr descr="" title="" id="246" name="Picture"/>
             <a:graphic>
@@ -20044,7 +22254,7 @@
                   <pic:spPr bwMode="auto">
                     <a:xfrm>
                       <a:off x="0" y="0"/>
-                      <a:ext cx="3600000" cy="1334831"/>
+                      <a:ext cx="3600000" cy="1298864"/>
                     </a:xfrm>
                     <a:prstGeom prst="rect">
                       <a:avLst/>
@@ -20168,6 +22378,46 @@
         </w:rPr>
         <w:t>。</w:t>
       </w:r>
+    </w:p>
+    <w:p>
+      <w:pPr>
+        <w:spacing w:before="0" w:after="0"/>
+      </w:pPr>
+    </w:p>
+    <w:p>
+      <w:pPr>
+        <w:spacing w:before="0" w:after="0"/>
+      </w:pPr>
+    </w:p>
+    <w:p>
+      <w:pPr>
+        <w:spacing w:before="0" w:after="0"/>
+      </w:pPr>
+    </w:p>
+    <w:p>
+      <w:pPr>
+        <w:spacing w:before="0" w:after="0"/>
+      </w:pPr>
+    </w:p>
+    <w:p>
+      <w:pPr>
+        <w:spacing w:before="0" w:after="0"/>
+      </w:pPr>
+    </w:p>
+    <w:p>
+      <w:pPr>
+        <w:spacing w:before="0" w:after="0"/>
+      </w:pPr>
+    </w:p>
+    <w:p>
+      <w:pPr>
+        <w:spacing w:before="0" w:after="0"/>
+      </w:pPr>
+    </w:p>
+    <w:p>
+      <w:pPr>
+        <w:spacing w:before="0" w:after="0"/>
+      </w:pPr>
     </w:p>
     <w:p>
       <w:pPr>
@@ -20804,6 +23054,46 @@
     </w:p>
     <w:p>
       <w:pPr>
+        <w:spacing w:before="0" w:after="0"/>
+      </w:pPr>
+    </w:p>
+    <w:p>
+      <w:pPr>
+        <w:spacing w:before="0" w:after="0"/>
+      </w:pPr>
+    </w:p>
+    <w:p>
+      <w:pPr>
+        <w:spacing w:before="0" w:after="0"/>
+      </w:pPr>
+    </w:p>
+    <w:p>
+      <w:pPr>
+        <w:spacing w:before="0" w:after="0"/>
+      </w:pPr>
+    </w:p>
+    <w:p>
+      <w:pPr>
+        <w:spacing w:before="0" w:after="0"/>
+      </w:pPr>
+    </w:p>
+    <w:p>
+      <w:pPr>
+        <w:spacing w:before="0" w:after="0"/>
+      </w:pPr>
+    </w:p>
+    <w:p>
+      <w:pPr>
+        <w:spacing w:before="0" w:after="0"/>
+      </w:pPr>
+    </w:p>
+    <w:p>
+      <w:pPr>
+        <w:spacing w:before="0" w:after="0"/>
+      </w:pPr>
+    </w:p>
+    <w:p>
+      <w:pPr>
         <w:spacing w:before="160" w:after="80"/>
       </w:pPr>
       <w:r>
@@ -21119,6 +23409,46 @@
     </w:p>
     <w:p>
       <w:pPr>
+        <w:spacing w:before="0" w:after="0"/>
+      </w:pPr>
+    </w:p>
+    <w:p>
+      <w:pPr>
+        <w:spacing w:before="0" w:after="0"/>
+      </w:pPr>
+    </w:p>
+    <w:p>
+      <w:pPr>
+        <w:spacing w:before="0" w:after="0"/>
+      </w:pPr>
+    </w:p>
+    <w:p>
+      <w:pPr>
+        <w:spacing w:before="0" w:after="0"/>
+      </w:pPr>
+    </w:p>
+    <w:p>
+      <w:pPr>
+        <w:spacing w:before="0" w:after="0"/>
+      </w:pPr>
+    </w:p>
+    <w:p>
+      <w:pPr>
+        <w:spacing w:before="0" w:after="0"/>
+      </w:pPr>
+    </w:p>
+    <w:p>
+      <w:pPr>
+        <w:spacing w:before="0" w:after="0"/>
+      </w:pPr>
+    </w:p>
+    <w:p>
+      <w:pPr>
+        <w:spacing w:before="0" w:after="0"/>
+      </w:pPr>
+    </w:p>
+    <w:p>
+      <w:pPr>
         <w:spacing w:before="160" w:after="80"/>
       </w:pPr>
       <w:r>
@@ -21372,6 +23702,31 @@
     </w:p>
     <w:p>
       <w:pPr>
+        <w:spacing w:before="0" w:after="0"/>
+      </w:pPr>
+    </w:p>
+    <w:p>
+      <w:pPr>
+        <w:spacing w:before="0" w:after="0"/>
+      </w:pPr>
+    </w:p>
+    <w:p>
+      <w:pPr>
+        <w:spacing w:before="0" w:after="0"/>
+      </w:pPr>
+    </w:p>
+    <w:p>
+      <w:pPr>
+        <w:spacing w:before="0" w:after="0"/>
+      </w:pPr>
+    </w:p>
+    <w:p>
+      <w:pPr>
+        <w:spacing w:before="0" w:after="0"/>
+      </w:pPr>
+    </w:p>
+    <w:p>
+      <w:pPr>
         <w:spacing w:before="160" w:after="80"/>
       </w:pPr>
       <w:r>
@@ -21683,6 +24038,31 @@
     </w:p>
     <w:p>
       <w:pPr>
+        <w:spacing w:before="0" w:after="0"/>
+      </w:pPr>
+    </w:p>
+    <w:p>
+      <w:pPr>
+        <w:spacing w:before="0" w:after="0"/>
+      </w:pPr>
+    </w:p>
+    <w:p>
+      <w:pPr>
+        <w:spacing w:before="0" w:after="0"/>
+      </w:pPr>
+    </w:p>
+    <w:p>
+      <w:pPr>
+        <w:spacing w:before="0" w:after="0"/>
+      </w:pPr>
+    </w:p>
+    <w:p>
+      <w:pPr>
+        <w:spacing w:before="0" w:after="0"/>
+      </w:pPr>
+    </w:p>
+    <w:p>
+      <w:pPr>
         <w:spacing w:before="160" w:after="80"/>
       </w:pPr>
       <w:r>
@@ -22013,6 +24393,46 @@
         </w:rPr>
         <w:t>）？</w:t>
       </w:r>
+    </w:p>
+    <w:p>
+      <w:pPr>
+        <w:spacing w:before="0" w:after="0"/>
+      </w:pPr>
+    </w:p>
+    <w:p>
+      <w:pPr>
+        <w:spacing w:before="0" w:after="0"/>
+      </w:pPr>
+    </w:p>
+    <w:p>
+      <w:pPr>
+        <w:spacing w:before="0" w:after="0"/>
+      </w:pPr>
+    </w:p>
+    <w:p>
+      <w:pPr>
+        <w:spacing w:before="0" w:after="0"/>
+      </w:pPr>
+    </w:p>
+    <w:p>
+      <w:pPr>
+        <w:spacing w:before="0" w:after="0"/>
+      </w:pPr>
+    </w:p>
+    <w:p>
+      <w:pPr>
+        <w:spacing w:before="0" w:after="0"/>
+      </w:pPr>
+    </w:p>
+    <w:p>
+      <w:pPr>
+        <w:spacing w:before="0" w:after="0"/>
+      </w:pPr>
+    </w:p>
+    <w:p>
+      <w:pPr>
+        <w:spacing w:before="0" w:after="0"/>
+      </w:pPr>
     </w:p>
     <w:p>
       <w:pPr>
@@ -22793,6 +25213,31 @@
     </w:p>
     <w:p>
       <w:pPr>
+        <w:spacing w:before="0" w:after="0"/>
+      </w:pPr>
+    </w:p>
+    <w:p>
+      <w:pPr>
+        <w:spacing w:before="0" w:after="0"/>
+      </w:pPr>
+    </w:p>
+    <w:p>
+      <w:pPr>
+        <w:spacing w:before="0" w:after="0"/>
+      </w:pPr>
+    </w:p>
+    <w:p>
+      <w:pPr>
+        <w:spacing w:before="0" w:after="0"/>
+      </w:pPr>
+    </w:p>
+    <w:p>
+      <w:pPr>
+        <w:spacing w:before="0" w:after="0"/>
+      </w:pPr>
+    </w:p>
+    <w:p>
+      <w:pPr>
         <w:spacing w:before="160" w:after="80"/>
       </w:pPr>
       <w:r>
@@ -23118,6 +25563,31 @@
     </w:p>
     <w:p>
       <w:pPr>
+        <w:spacing w:before="0" w:after="0"/>
+      </w:pPr>
+    </w:p>
+    <w:p>
+      <w:pPr>
+        <w:spacing w:before="0" w:after="0"/>
+      </w:pPr>
+    </w:p>
+    <w:p>
+      <w:pPr>
+        <w:spacing w:before="0" w:after="0"/>
+      </w:pPr>
+    </w:p>
+    <w:p>
+      <w:pPr>
+        <w:spacing w:before="0" w:after="0"/>
+      </w:pPr>
+    </w:p>
+    <w:p>
+      <w:pPr>
+        <w:spacing w:before="0" w:after="0"/>
+      </w:pPr>
+    </w:p>
+    <w:p>
+      <w:pPr>
         <w:spacing w:before="160" w:after="80"/>
       </w:pPr>
       <w:r>
@@ -23335,6 +25805,31 @@
         </w:rPr>
         <w:t>。</w:t>
       </w:r>
+    </w:p>
+    <w:p>
+      <w:pPr>
+        <w:spacing w:before="0" w:after="0"/>
+      </w:pPr>
+    </w:p>
+    <w:p>
+      <w:pPr>
+        <w:spacing w:before="0" w:after="0"/>
+      </w:pPr>
+    </w:p>
+    <w:p>
+      <w:pPr>
+        <w:spacing w:before="0" w:after="0"/>
+      </w:pPr>
+    </w:p>
+    <w:p>
+      <w:pPr>
+        <w:spacing w:before="0" w:after="0"/>
+      </w:pPr>
+    </w:p>
+    <w:p>
+      <w:pPr>
+        <w:spacing w:before="0" w:after="0"/>
+      </w:pPr>
     </w:p>
     <w:p>
       <w:pPr>
@@ -23719,6 +26214,46 @@
     </w:p>
     <w:p>
       <w:pPr>
+        <w:spacing w:before="0" w:after="0"/>
+      </w:pPr>
+    </w:p>
+    <w:p>
+      <w:pPr>
+        <w:spacing w:before="0" w:after="0"/>
+      </w:pPr>
+    </w:p>
+    <w:p>
+      <w:pPr>
+        <w:spacing w:before="0" w:after="0"/>
+      </w:pPr>
+    </w:p>
+    <w:p>
+      <w:pPr>
+        <w:spacing w:before="0" w:after="0"/>
+      </w:pPr>
+    </w:p>
+    <w:p>
+      <w:pPr>
+        <w:spacing w:before="0" w:after="0"/>
+      </w:pPr>
+    </w:p>
+    <w:p>
+      <w:pPr>
+        <w:spacing w:before="0" w:after="0"/>
+      </w:pPr>
+    </w:p>
+    <w:p>
+      <w:pPr>
+        <w:spacing w:before="0" w:after="0"/>
+      </w:pPr>
+    </w:p>
+    <w:p>
+      <w:pPr>
+        <w:spacing w:before="0" w:after="0"/>
+      </w:pPr>
+    </w:p>
+    <w:p>
+      <w:pPr>
         <w:spacing w:before="160" w:after="80"/>
       </w:pPr>
       <w:r>
@@ -24032,6 +26567,31 @@
         </w:rPr>
         <w:t>。</w:t>
       </w:r>
+    </w:p>
+    <w:p>
+      <w:pPr>
+        <w:spacing w:before="0" w:after="0"/>
+      </w:pPr>
+    </w:p>
+    <w:p>
+      <w:pPr>
+        <w:spacing w:before="0" w:after="0"/>
+      </w:pPr>
+    </w:p>
+    <w:p>
+      <w:pPr>
+        <w:spacing w:before="0" w:after="0"/>
+      </w:pPr>
+    </w:p>
+    <w:p>
+      <w:pPr>
+        <w:spacing w:before="0" w:after="0"/>
+      </w:pPr>
+    </w:p>
+    <w:p>
+      <w:pPr>
+        <w:spacing w:before="0" w:after="0"/>
+      </w:pPr>
     </w:p>
     <w:p>
       <w:pPr>
@@ -24409,6 +26969,46 @@
     </w:p>
     <w:p>
       <w:pPr>
+        <w:spacing w:before="0" w:after="0"/>
+      </w:pPr>
+    </w:p>
+    <w:p>
+      <w:pPr>
+        <w:spacing w:before="0" w:after="0"/>
+      </w:pPr>
+    </w:p>
+    <w:p>
+      <w:pPr>
+        <w:spacing w:before="0" w:after="0"/>
+      </w:pPr>
+    </w:p>
+    <w:p>
+      <w:pPr>
+        <w:spacing w:before="0" w:after="0"/>
+      </w:pPr>
+    </w:p>
+    <w:p>
+      <w:pPr>
+        <w:spacing w:before="0" w:after="0"/>
+      </w:pPr>
+    </w:p>
+    <w:p>
+      <w:pPr>
+        <w:spacing w:before="0" w:after="0"/>
+      </w:pPr>
+    </w:p>
+    <w:p>
+      <w:pPr>
+        <w:spacing w:before="0" w:after="0"/>
+      </w:pPr>
+    </w:p>
+    <w:p>
+      <w:pPr>
+        <w:spacing w:before="0" w:after="0"/>
+      </w:pPr>
+    </w:p>
+    <w:p>
+      <w:pPr>
         <w:spacing w:before="160" w:after="80"/>
       </w:pPr>
       <w:r>
@@ -24764,6 +27364,46 @@
           </wp:inline>
         </w:drawing>
       </w:r>
+    </w:p>
+    <w:p>
+      <w:pPr>
+        <w:spacing w:before="0" w:after="0"/>
+      </w:pPr>
+    </w:p>
+    <w:p>
+      <w:pPr>
+        <w:spacing w:before="0" w:after="0"/>
+      </w:pPr>
+    </w:p>
+    <w:p>
+      <w:pPr>
+        <w:spacing w:before="0" w:after="0"/>
+      </w:pPr>
+    </w:p>
+    <w:p>
+      <w:pPr>
+        <w:spacing w:before="0" w:after="0"/>
+      </w:pPr>
+    </w:p>
+    <w:p>
+      <w:pPr>
+        <w:spacing w:before="0" w:after="0"/>
+      </w:pPr>
+    </w:p>
+    <w:p>
+      <w:pPr>
+        <w:spacing w:before="0" w:after="0"/>
+      </w:pPr>
+    </w:p>
+    <w:p>
+      <w:pPr>
+        <w:spacing w:before="0" w:after="0"/>
+      </w:pPr>
+    </w:p>
+    <w:p>
+      <w:pPr>
+        <w:spacing w:before="0" w:after="0"/>
+      </w:pPr>
     </w:p>
     <w:p>
       <w:pPr>

--- a/00-首页/题组Word/习题书/第三篇-有机化学/11-反应机理与推断-学生版-打印版.docx
+++ b/00-首页/题组Word/习题书/第三篇-有机化学/11-反应机理与推断-学生版-打印版.docx
@@ -6,9 +6,8 @@
     <w:p>
       <w:pPr>
         <w:pStyle w:val="Heading1"/>
-        <w:spacing w:before="0" w:after="240"/>
+        <w:spacing w:before="280" w:after="120"/>
         <w:jc w:val="center"/>
-        <w:keepNext/>
       </w:pPr>
       <w:r>
         <w:rPr>
@@ -55,8 +54,7 @@
     <w:p>
       <w:pPr>
         <w:pStyle w:val="Heading2"/>
-        <w:spacing w:before="280" w:after="80"/>
-        <w:keepNext/>
+        <w:spacing w:before="280" w:after="120"/>
       </w:pPr>
       <w:r>
         <w:rPr>
@@ -70,8 +68,7 @@
     <w:p>
       <w:pPr>
         <w:pStyle w:val="Heading2"/>
-        <w:spacing w:before="280" w:after="80"/>
-        <w:keepNext/>
+        <w:spacing w:before="280" w:after="120"/>
       </w:pPr>
       <w:r>
         <w:rPr>
@@ -197,8 +194,7 @@
     <w:p>
       <w:pPr>
         <w:pStyle w:val="Heading2"/>
-        <w:spacing w:before="280" w:after="80"/>
-        <w:keepNext/>
+        <w:spacing w:before="280" w:after="120"/>
       </w:pPr>
       <w:r>
         <w:rPr>
@@ -332,8 +328,7 @@
     <w:p>
       <w:pPr>
         <w:pStyle w:val="Heading2"/>
-        <w:spacing w:before="280" w:after="80"/>
-        <w:keepNext/>
+        <w:spacing w:before="280" w:after="120"/>
       </w:pPr>
       <w:r>
         <w:rPr>
@@ -424,8 +419,7 @@
     <w:p>
       <w:pPr>
         <w:pStyle w:val="Heading2"/>
-        <w:spacing w:before="280" w:after="80"/>
-        <w:keepNext/>
+        <w:spacing w:before="280" w:after="120"/>
       </w:pPr>
       <w:r>
         <w:rPr>
@@ -499,8 +493,7 @@
     <w:p>
       <w:pPr>
         <w:pStyle w:val="Heading2"/>
-        <w:spacing w:before="280" w:after="80"/>
-        <w:keepNext/>
+        <w:spacing w:before="280" w:after="120"/>
       </w:pPr>
       <w:r>
         <w:rPr>
@@ -586,8 +579,7 @@
     <w:p>
       <w:pPr>
         <w:pStyle w:val="Heading2"/>
-        <w:spacing w:before="280" w:after="80"/>
-        <w:keepNext/>
+        <w:spacing w:before="280" w:after="120"/>
       </w:pPr>
       <w:r>
         <w:rPr>
@@ -792,8 +784,7 @@
     <w:p>
       <w:pPr>
         <w:pStyle w:val="Heading2"/>
-        <w:spacing w:before="280" w:after="80"/>
-        <w:keepNext/>
+        <w:spacing w:before="280" w:after="120"/>
       </w:pPr>
       <w:r>
         <w:rPr>
@@ -855,8 +846,7 @@
     <w:p>
       <w:pPr>
         <w:pStyle w:val="Heading2"/>
-        <w:spacing w:before="280" w:after="80"/>
-        <w:keepNext/>
+        <w:spacing w:before="280" w:after="120"/>
       </w:pPr>
       <w:r>
         <w:rPr>
@@ -966,8 +956,7 @@
     <w:p>
       <w:pPr>
         <w:pStyle w:val="Heading2"/>
-        <w:spacing w:before="280" w:after="80"/>
-        <w:keepNext/>
+        <w:spacing w:before="280" w:after="120"/>
       </w:pPr>
       <w:r>
         <w:rPr>
@@ -1041,8 +1030,7 @@
     <w:p>
       <w:pPr>
         <w:pStyle w:val="Heading2"/>
-        <w:spacing w:before="280" w:after="80"/>
-        <w:keepNext/>
+        <w:spacing w:before="280" w:after="120"/>
       </w:pPr>
       <w:r>
         <w:rPr>
@@ -1134,7 +1122,7 @@
         </w:rPr>
         <w:drawing>
           <wp:inline>
-            <wp:extent cx="3600000" cy="1440000"/>
+            <wp:extent cx="3600000" cy="1439041"/>
             <wp:effectExtent b="0" l="0" r="0" t="0"/>
             <wp:docPr descr="" title="" id="23" name="Picture"/>
             <a:graphic>
@@ -1155,7 +1143,7 @@
                   <pic:spPr bwMode="auto">
                     <a:xfrm>
                       <a:off x="0" y="0"/>
-                      <a:ext cx="3600000" cy="1440000"/>
+                      <a:ext cx="3600000" cy="1439041"/>
                     </a:xfrm>
                     <a:prstGeom prst="rect">
                       <a:avLst/>
@@ -1204,8 +1192,7 @@
     <w:p>
       <w:pPr>
         <w:pStyle w:val="Heading2"/>
-        <w:spacing w:before="280" w:after="80"/>
-        <w:keepNext/>
+        <w:spacing w:before="280" w:after="120"/>
       </w:pPr>
       <w:r>
         <w:rPr>
@@ -1267,8 +1254,7 @@
     <w:p>
       <w:pPr>
         <w:pStyle w:val="Heading2"/>
-        <w:spacing w:before="280" w:after="80"/>
-        <w:keepNext/>
+        <w:spacing w:before="280" w:after="120"/>
       </w:pPr>
       <w:r>
         <w:rPr>
@@ -1384,8 +1370,7 @@
     <w:p>
       <w:pPr>
         <w:pStyle w:val="Heading2"/>
-        <w:spacing w:before="280" w:after="80"/>
-        <w:keepNext/>
+        <w:spacing w:before="280" w:after="120"/>
       </w:pPr>
       <w:r>
         <w:rPr>
@@ -1471,8 +1456,7 @@
     <w:p>
       <w:pPr>
         <w:pStyle w:val="Heading2"/>
-        <w:spacing w:before="280" w:after="80"/>
-        <w:keepNext/>
+        <w:spacing w:before="280" w:after="120"/>
       </w:pPr>
       <w:r>
         <w:rPr>
@@ -1546,8 +1530,7 @@
     <w:p>
       <w:pPr>
         <w:pStyle w:val="Heading2"/>
-        <w:spacing w:before="280" w:after="80"/>
-        <w:keepNext/>
+        <w:spacing w:before="280" w:after="120"/>
       </w:pPr>
       <w:r>
         <w:rPr>
@@ -1655,8 +1638,7 @@
     <w:p>
       <w:pPr>
         <w:pStyle w:val="Heading2"/>
-        <w:spacing w:before="280" w:after="80"/>
-        <w:keepNext/>
+        <w:spacing w:before="280" w:after="120"/>
       </w:pPr>
       <w:r>
         <w:rPr>
@@ -1766,8 +1748,7 @@
     <w:p>
       <w:pPr>
         <w:pStyle w:val="Heading2"/>
-        <w:spacing w:before="280" w:after="80"/>
-        <w:keepNext/>
+        <w:spacing w:before="280" w:after="120"/>
       </w:pPr>
       <w:r>
         <w:rPr>
@@ -1865,8 +1846,7 @@
     <w:p>
       <w:pPr>
         <w:pStyle w:val="Heading2"/>
-        <w:spacing w:before="280" w:after="80"/>
-        <w:keepNext/>
+        <w:spacing w:before="280" w:after="120"/>
       </w:pPr>
       <w:r>
         <w:rPr>
@@ -2010,8 +1990,7 @@
     <w:p>
       <w:pPr>
         <w:pStyle w:val="Heading2"/>
-        <w:spacing w:before="280" w:after="80"/>
-        <w:keepNext/>
+        <w:spacing w:before="280" w:after="120"/>
       </w:pPr>
       <w:r>
         <w:rPr>
@@ -2067,8 +2046,7 @@
     <w:p>
       <w:pPr>
         <w:pStyle w:val="Heading2"/>
-        <w:spacing w:before="280" w:after="80"/>
-        <w:keepNext/>
+        <w:spacing w:before="280" w:after="120"/>
       </w:pPr>
       <w:r>
         <w:rPr>
@@ -2166,8 +2144,7 @@
     <w:p>
       <w:pPr>
         <w:pStyle w:val="Heading2"/>
-        <w:spacing w:before="280" w:after="80"/>
-        <w:keepNext/>
+        <w:spacing w:before="280" w:after="120"/>
       </w:pPr>
       <w:r>
         <w:rPr>
@@ -2229,8 +2206,7 @@
     <w:p>
       <w:pPr>
         <w:pStyle w:val="Heading2"/>
-        <w:spacing w:before="280" w:after="80"/>
-        <w:keepNext/>
+        <w:spacing w:before="280" w:after="120"/>
       </w:pPr>
       <w:r>
         <w:rPr>
@@ -2338,8 +2314,7 @@
     <w:p>
       <w:pPr>
         <w:pStyle w:val="Heading2"/>
-        <w:spacing w:before="280" w:after="80"/>
-        <w:keepNext/>
+        <w:spacing w:before="280" w:after="120"/>
       </w:pPr>
       <w:r>
         <w:rPr>
@@ -2413,8 +2388,7 @@
     <w:p>
       <w:pPr>
         <w:pStyle w:val="Heading2"/>
-        <w:spacing w:before="280" w:after="80"/>
-        <w:keepNext/>
+        <w:spacing w:before="280" w:after="120"/>
       </w:pPr>
       <w:r>
         <w:rPr>
@@ -2618,8 +2592,7 @@
     <w:p>
       <w:pPr>
         <w:pStyle w:val="Heading2"/>
-        <w:spacing w:before="280" w:after="80"/>
-        <w:keepNext/>
+        <w:spacing w:before="280" w:after="120"/>
       </w:pPr>
       <w:r>
         <w:rPr>
@@ -2681,8 +2654,7 @@
     <w:p>
       <w:pPr>
         <w:pStyle w:val="Heading2"/>
-        <w:spacing w:before="280" w:after="80"/>
-        <w:keepNext/>
+        <w:spacing w:before="280" w:after="120"/>
       </w:pPr>
       <w:r>
         <w:rPr>
@@ -2756,8 +2728,7 @@
     <w:p>
       <w:pPr>
         <w:pStyle w:val="Heading2"/>
-        <w:spacing w:before="280" w:after="80"/>
-        <w:keepNext/>
+        <w:spacing w:before="280" w:after="120"/>
       </w:pPr>
       <w:r>
         <w:rPr>
@@ -2867,8 +2838,7 @@
     <w:p>
       <w:pPr>
         <w:pStyle w:val="Heading2"/>
-        <w:spacing w:before="280" w:after="80"/>
-        <w:keepNext/>
+        <w:spacing w:before="280" w:after="120"/>
       </w:pPr>
       <w:r>
         <w:rPr>
@@ -2930,8 +2900,7 @@
     <w:p>
       <w:pPr>
         <w:pStyle w:val="Heading2"/>
-        <w:spacing w:before="280" w:after="80"/>
-        <w:keepNext/>
+        <w:spacing w:before="280" w:after="120"/>
       </w:pPr>
       <w:r>
         <w:rPr>
@@ -3017,8 +2986,7 @@
     <w:p>
       <w:pPr>
         <w:pStyle w:val="Heading2"/>
-        <w:spacing w:before="280" w:after="80"/>
-        <w:keepNext/>
+        <w:spacing w:before="280" w:after="120"/>
       </w:pPr>
       <w:r>
         <w:rPr>
@@ -3080,8 +3048,7 @@
     <w:p>
       <w:pPr>
         <w:pStyle w:val="Heading2"/>
-        <w:spacing w:before="280" w:after="80"/>
-        <w:keepNext/>
+        <w:spacing w:before="280" w:after="120"/>
       </w:pPr>
       <w:r>
         <w:rPr>
@@ -3143,8 +3110,7 @@
     <w:p>
       <w:pPr>
         <w:pStyle w:val="Heading2"/>
-        <w:spacing w:before="280" w:after="80"/>
-        <w:keepNext/>
+        <w:spacing w:before="280" w:after="120"/>
       </w:pPr>
       <w:r>
         <w:rPr>
@@ -3206,8 +3172,7 @@
     <w:p>
       <w:pPr>
         <w:pStyle w:val="Heading2"/>
-        <w:spacing w:before="280" w:after="80"/>
-        <w:keepNext/>
+        <w:spacing w:before="280" w:after="120"/>
       </w:pPr>
       <w:r>
         <w:rPr>
@@ -3276,7 +3241,7 @@
         </w:rPr>
         <w:drawing>
           <wp:inline>
-            <wp:extent cx="3600000" cy="797143"/>
+            <wp:extent cx="3600000" cy="793929"/>
             <wp:effectExtent b="0" l="0" r="0" t="0"/>
             <wp:docPr descr="" title="" id="49" name="Picture"/>
             <a:graphic>
@@ -3297,7 +3262,7 @@
                   <pic:spPr bwMode="auto">
                     <a:xfrm>
                       <a:off x="0" y="0"/>
-                      <a:ext cx="3600000" cy="797143"/>
+                      <a:ext cx="3600000" cy="793929"/>
                     </a:xfrm>
                     <a:prstGeom prst="rect">
                       <a:avLst/>
@@ -3412,7 +3377,7 @@
         </w:rPr>
         <w:drawing>
           <wp:inline>
-            <wp:extent cx="3600000" cy="1094472"/>
+            <wp:extent cx="3600000" cy="1112563"/>
             <wp:effectExtent b="0" l="0" r="0" t="0"/>
             <wp:docPr descr="" title="" id="52" name="Picture"/>
             <a:graphic>
@@ -3433,7 +3398,7 @@
                   <pic:spPr bwMode="auto">
                     <a:xfrm>
                       <a:off x="0" y="0"/>
-                      <a:ext cx="3600000" cy="1094472"/>
+                      <a:ext cx="3600000" cy="1112563"/>
                     </a:xfrm>
                     <a:prstGeom prst="rect">
                       <a:avLst/>
@@ -3482,8 +3447,7 @@
     <w:p>
       <w:pPr>
         <w:pStyle w:val="Heading2"/>
-        <w:spacing w:before="280" w:after="80"/>
-        <w:keepNext/>
+        <w:spacing w:before="280" w:after="120"/>
       </w:pPr>
       <w:r>
         <w:rPr>
@@ -3569,8 +3533,7 @@
     <w:p>
       <w:pPr>
         <w:pStyle w:val="Heading2"/>
-        <w:spacing w:before="280" w:after="80"/>
-        <w:keepNext/>
+        <w:spacing w:before="280" w:after="120"/>
       </w:pPr>
       <w:r>
         <w:rPr>
@@ -3632,8 +3595,7 @@
     <w:p>
       <w:pPr>
         <w:pStyle w:val="Heading2"/>
-        <w:spacing w:before="280" w:after="80"/>
-        <w:keepNext/>
+        <w:spacing w:before="280" w:after="120"/>
       </w:pPr>
       <w:r>
         <w:rPr>
@@ -3918,8 +3880,7 @@
     <w:p>
       <w:pPr>
         <w:pStyle w:val="Heading2"/>
-        <w:spacing w:before="280" w:after="80"/>
-        <w:keepNext/>
+        <w:spacing w:before="280" w:after="120"/>
       </w:pPr>
       <w:r>
         <w:rPr>
@@ -4011,7 +3972,7 @@
         </w:rPr>
         <w:drawing>
           <wp:inline>
-            <wp:extent cx="3600000" cy="1440000"/>
+            <wp:extent cx="3600000" cy="1439041"/>
             <wp:effectExtent b="0" l="0" r="0" t="0"/>
             <wp:docPr descr="" title="" id="61" name="Picture"/>
             <a:graphic>
@@ -4032,7 +3993,7 @@
                   <pic:spPr bwMode="auto">
                     <a:xfrm>
                       <a:off x="0" y="0"/>
-                      <a:ext cx="3600000" cy="1440000"/>
+                      <a:ext cx="3600000" cy="1439041"/>
                     </a:xfrm>
                     <a:prstGeom prst="rect">
                       <a:avLst/>
@@ -4081,8 +4042,7 @@
     <w:p>
       <w:pPr>
         <w:pStyle w:val="Heading2"/>
-        <w:spacing w:before="280" w:after="80"/>
-        <w:keepNext/>
+        <w:spacing w:before="280" w:after="120"/>
       </w:pPr>
       <w:r>
         <w:rPr>
@@ -4144,8 +4104,7 @@
     <w:p>
       <w:pPr>
         <w:pStyle w:val="Heading2"/>
-        <w:spacing w:before="280" w:after="80"/>
-        <w:keepNext/>
+        <w:spacing w:before="280" w:after="120"/>
       </w:pPr>
       <w:r>
         <w:rPr>
@@ -4379,8 +4338,7 @@
     <w:p>
       <w:pPr>
         <w:pStyle w:val="Heading2"/>
-        <w:spacing w:before="280" w:after="80"/>
-        <w:keepNext/>
+        <w:spacing w:before="280" w:after="120"/>
       </w:pPr>
       <w:r>
         <w:rPr>
@@ -4466,8 +4424,7 @@
     <w:p>
       <w:pPr>
         <w:pStyle w:val="Heading2"/>
-        <w:spacing w:before="280" w:after="80"/>
-        <w:keepNext/>
+        <w:spacing w:before="280" w:after="120"/>
       </w:pPr>
       <w:r>
         <w:rPr>
@@ -4541,8 +4498,7 @@
     <w:p>
       <w:pPr>
         <w:pStyle w:val="Heading2"/>
-        <w:spacing w:before="280" w:after="80"/>
-        <w:keepNext/>
+        <w:spacing w:before="280" w:after="120"/>
       </w:pPr>
       <w:r>
         <w:rPr>
@@ -4652,8 +4608,7 @@
     <w:p>
       <w:pPr>
         <w:pStyle w:val="Heading2"/>
-        <w:spacing w:before="280" w:after="80"/>
-        <w:keepNext/>
+        <w:spacing w:before="280" w:after="120"/>
       </w:pPr>
       <w:r>
         <w:rPr>
@@ -4751,8 +4706,7 @@
     <w:p>
       <w:pPr>
         <w:pStyle w:val="Heading2"/>
-        <w:spacing w:before="280" w:after="80"/>
-        <w:keepNext/>
+        <w:spacing w:before="280" w:after="120"/>
       </w:pPr>
       <w:r>
         <w:rPr>
@@ -5042,8 +4996,7 @@
     <w:p>
       <w:pPr>
         <w:pStyle w:val="Heading2"/>
-        <w:spacing w:before="280" w:after="80"/>
-        <w:keepNext/>
+        <w:spacing w:before="280" w:after="120"/>
       </w:pPr>
       <w:r>
         <w:rPr>
@@ -5140,8 +5093,7 @@
     <w:p>
       <w:pPr>
         <w:pStyle w:val="Heading2"/>
-        <w:spacing w:before="280" w:after="80"/>
-        <w:keepNext/>
+        <w:spacing w:before="280" w:after="120"/>
       </w:pPr>
       <w:r>
         <w:rPr>
@@ -5270,8 +5222,7 @@
     <w:p>
       <w:pPr>
         <w:pStyle w:val="Heading2"/>
-        <w:spacing w:before="280" w:after="80"/>
-        <w:keepNext/>
+        <w:spacing w:before="280" w:after="120"/>
       </w:pPr>
       <w:r>
         <w:rPr>
@@ -5362,8 +5313,7 @@
     <w:p>
       <w:pPr>
         <w:pStyle w:val="Heading2"/>
-        <w:spacing w:before="280" w:after="80"/>
-        <w:keepNext/>
+        <w:spacing w:before="280" w:after="120"/>
       </w:pPr>
       <w:r>
         <w:rPr>
@@ -5532,8 +5482,7 @@
     <w:p>
       <w:pPr>
         <w:pStyle w:val="Heading2"/>
-        <w:spacing w:before="280" w:after="80"/>
-        <w:keepNext/>
+        <w:spacing w:before="280" w:after="120"/>
       </w:pPr>
       <w:r>
         <w:rPr>
@@ -5676,8 +5625,7 @@
     <w:p>
       <w:pPr>
         <w:pStyle w:val="Heading2"/>
-        <w:spacing w:before="280" w:after="80"/>
-        <w:keepNext/>
+        <w:spacing w:before="280" w:after="120"/>
       </w:pPr>
       <w:r>
         <w:rPr>
@@ -5847,8 +5795,7 @@
     <w:p>
       <w:pPr>
         <w:pStyle w:val="Heading2"/>
-        <w:spacing w:before="280" w:after="80"/>
-        <w:keepNext/>
+        <w:spacing w:before="280" w:after="120"/>
       </w:pPr>
       <w:r>
         <w:rPr>
@@ -6018,8 +5965,7 @@
     <w:p>
       <w:pPr>
         <w:pStyle w:val="Heading2"/>
-        <w:spacing w:before="280" w:after="80"/>
-        <w:keepNext/>
+        <w:spacing w:before="280" w:after="120"/>
       </w:pPr>
       <w:r>
         <w:rPr>
@@ -6229,8 +6175,7 @@
     <w:p>
       <w:pPr>
         <w:pStyle w:val="Heading2"/>
-        <w:spacing w:before="280" w:after="80"/>
-        <w:keepNext/>
+        <w:spacing w:before="280" w:after="120"/>
       </w:pPr>
       <w:r>
         <w:rPr>
@@ -6540,8 +6485,7 @@
     <w:p>
       <w:pPr>
         <w:pStyle w:val="Heading2"/>
-        <w:spacing w:before="280" w:after="80"/>
-        <w:keepNext/>
+        <w:spacing w:before="280" w:after="120"/>
       </w:pPr>
       <w:r>
         <w:rPr>
@@ -7018,8 +6962,7 @@
     <w:p>
       <w:pPr>
         <w:pStyle w:val="Heading2"/>
-        <w:spacing w:before="280" w:after="80"/>
-        <w:keepNext/>
+        <w:spacing w:before="280" w:after="120"/>
       </w:pPr>
       <w:r>
         <w:rPr>
@@ -7546,8 +7489,7 @@
     <w:p>
       <w:pPr>
         <w:pStyle w:val="Heading2"/>
-        <w:spacing w:before="280" w:after="80"/>
-        <w:keepNext/>
+        <w:spacing w:before="280" w:after="120"/>
       </w:pPr>
       <w:r>
         <w:rPr>
@@ -8175,8 +8117,7 @@
     <w:p>
       <w:pPr>
         <w:pStyle w:val="Heading2"/>
-        <w:spacing w:before="280" w:after="80"/>
-        <w:keepNext/>
+        <w:spacing w:before="280" w:after="120"/>
       </w:pPr>
       <w:r>
         <w:rPr>
@@ -8617,8 +8558,7 @@
     <w:p>
       <w:pPr>
         <w:pStyle w:val="Heading2"/>
-        <w:spacing w:before="280" w:after="80"/>
-        <w:keepNext/>
+        <w:spacing w:before="280" w:after="120"/>
       </w:pPr>
       <w:r>
         <w:rPr>
@@ -8883,8 +8823,7 @@
     <w:p>
       <w:pPr>
         <w:pStyle w:val="Heading2"/>
-        <w:spacing w:before="280" w:after="80"/>
-        <w:keepNext/>
+        <w:spacing w:before="280" w:after="120"/>
       </w:pPr>
       <w:r>
         <w:rPr>
@@ -9591,8 +9530,7 @@
     <w:p>
       <w:pPr>
         <w:pStyle w:val="Heading2"/>
-        <w:spacing w:before="280" w:after="80"/>
-        <w:keepNext/>
+        <w:spacing w:before="280" w:after="120"/>
       </w:pPr>
       <w:r>
         <w:rPr>
@@ -9606,8 +9544,7 @@
     <w:p>
       <w:pPr>
         <w:pStyle w:val="Heading2"/>
-        <w:spacing w:before="280" w:after="80"/>
-        <w:keepNext/>
+        <w:spacing w:before="280" w:after="120"/>
       </w:pPr>
       <w:r>
         <w:rPr>
@@ -9853,8 +9790,7 @@
     <w:p>
       <w:pPr>
         <w:pStyle w:val="Heading2"/>
-        <w:spacing w:before="280" w:after="80"/>
-        <w:keepNext/>
+        <w:spacing w:before="280" w:after="120"/>
       </w:pPr>
       <w:r>
         <w:rPr>
@@ -10265,8 +10201,7 @@
     <w:p>
       <w:pPr>
         <w:pStyle w:val="Heading2"/>
-        <w:spacing w:before="280" w:after="80"/>
-        <w:keepNext/>
+        <w:spacing w:before="280" w:after="120"/>
       </w:pPr>
       <w:r>
         <w:rPr>
@@ -10351,8 +10286,7 @@
     <w:p>
       <w:pPr>
         <w:pStyle w:val="Heading2"/>
-        <w:spacing w:before="280" w:after="80"/>
-        <w:keepNext/>
+        <w:spacing w:before="280" w:after="120"/>
       </w:pPr>
       <w:r>
         <w:rPr>
@@ -10484,8 +10418,7 @@
     <w:p>
       <w:pPr>
         <w:pStyle w:val="Heading2"/>
-        <w:spacing w:before="280" w:after="80"/>
-        <w:keepNext/>
+        <w:spacing w:before="280" w:after="120"/>
       </w:pPr>
       <w:r>
         <w:rPr>
@@ -10571,8 +10504,7 @@
     <w:p>
       <w:pPr>
         <w:pStyle w:val="Heading2"/>
-        <w:spacing w:before="280" w:after="80"/>
-        <w:keepNext/>
+        <w:spacing w:before="280" w:after="120"/>
       </w:pPr>
       <w:r>
         <w:rPr>
@@ -10806,8 +10738,7 @@
     <w:p>
       <w:pPr>
         <w:pStyle w:val="Heading2"/>
-        <w:spacing w:before="280" w:after="80"/>
-        <w:keepNext/>
+        <w:spacing w:before="280" w:after="120"/>
       </w:pPr>
       <w:r>
         <w:rPr>
@@ -11026,8 +10957,7 @@
     <w:p>
       <w:pPr>
         <w:pStyle w:val="Heading2"/>
-        <w:spacing w:before="280" w:after="80"/>
-        <w:keepNext/>
+        <w:spacing w:before="280" w:after="120"/>
       </w:pPr>
       <w:r>
         <w:rPr>
@@ -11285,8 +11215,7 @@
     <w:p>
       <w:pPr>
         <w:pStyle w:val="Heading2"/>
-        <w:spacing w:before="280" w:after="80"/>
-        <w:keepNext/>
+        <w:spacing w:before="280" w:after="120"/>
       </w:pPr>
       <w:r>
         <w:rPr>
@@ -11588,8 +11517,7 @@
     <w:p>
       <w:pPr>
         <w:pStyle w:val="Heading2"/>
-        <w:spacing w:before="280" w:after="80"/>
-        <w:keepNext/>
+        <w:spacing w:before="280" w:after="120"/>
       </w:pPr>
       <w:r>
         <w:rPr>
@@ -12099,8 +12027,7 @@
     <w:p>
       <w:pPr>
         <w:pStyle w:val="Heading2"/>
-        <w:spacing w:before="280" w:after="80"/>
-        <w:keepNext/>
+        <w:spacing w:before="280" w:after="120"/>
       </w:pPr>
       <w:r>
         <w:rPr>
@@ -12412,8 +12339,7 @@
     <w:p>
       <w:pPr>
         <w:pStyle w:val="Heading2"/>
-        <w:spacing w:before="280" w:after="80"/>
-        <w:keepNext/>
+        <w:spacing w:before="280" w:after="120"/>
       </w:pPr>
       <w:r>
         <w:rPr>
@@ -12633,8 +12559,7 @@
     <w:p>
       <w:pPr>
         <w:pStyle w:val="Heading2"/>
-        <w:spacing w:before="280" w:after="80"/>
-        <w:keepNext/>
+        <w:spacing w:before="280" w:after="120"/>
       </w:pPr>
       <w:r>
         <w:rPr>
@@ -12880,8 +12805,7 @@
     <w:p>
       <w:pPr>
         <w:pStyle w:val="Heading2"/>
-        <w:spacing w:before="280" w:after="80"/>
-        <w:keepNext/>
+        <w:spacing w:before="280" w:after="120"/>
       </w:pPr>
       <w:r>
         <w:rPr>
@@ -13139,8 +13063,7 @@
     <w:p>
       <w:pPr>
         <w:pStyle w:val="Heading2"/>
-        <w:spacing w:before="280" w:after="80"/>
-        <w:keepNext/>
+        <w:spacing w:before="280" w:after="120"/>
       </w:pPr>
       <w:r>
         <w:rPr>
@@ -13514,8 +13437,7 @@
     <w:p>
       <w:pPr>
         <w:pStyle w:val="Heading2"/>
-        <w:spacing w:before="280" w:after="80"/>
-        <w:keepNext/>
+        <w:spacing w:before="280" w:after="120"/>
       </w:pPr>
       <w:r>
         <w:rPr>
@@ -13872,8 +13794,7 @@
     <w:p>
       <w:pPr>
         <w:pStyle w:val="Heading2"/>
-        <w:spacing w:before="280" w:after="80"/>
-        <w:keepNext/>
+        <w:spacing w:before="280" w:after="120"/>
       </w:pPr>
       <w:r>
         <w:rPr>
@@ -14821,8 +14742,7 @@
     <w:p>
       <w:pPr>
         <w:pStyle w:val="Heading2"/>
-        <w:spacing w:before="280" w:after="80"/>
-        <w:keepNext/>
+        <w:spacing w:before="280" w:after="120"/>
       </w:pPr>
       <w:r>
         <w:rPr>
@@ -15335,8 +15255,7 @@
     <w:p>
       <w:pPr>
         <w:pStyle w:val="Heading2"/>
-        <w:spacing w:before="280" w:after="80"/>
-        <w:keepNext/>
+        <w:spacing w:before="280" w:after="120"/>
       </w:pPr>
       <w:r>
         <w:rPr>
@@ -15679,8 +15598,7 @@
     <w:p>
       <w:pPr>
         <w:pStyle w:val="Heading2"/>
-        <w:spacing w:before="280" w:after="80"/>
-        <w:keepNext/>
+        <w:spacing w:before="280" w:after="120"/>
       </w:pPr>
       <w:r>
         <w:rPr>
@@ -16250,8 +16168,7 @@
     <w:p>
       <w:pPr>
         <w:pStyle w:val="Heading2"/>
-        <w:spacing w:before="280" w:after="80"/>
-        <w:keepNext/>
+        <w:spacing w:before="280" w:after="120"/>
       </w:pPr>
       <w:r>
         <w:rPr>
@@ -16843,8 +16760,7 @@
     <w:p>
       <w:pPr>
         <w:pStyle w:val="Heading2"/>
-        <w:spacing w:before="280" w:after="80"/>
-        <w:keepNext/>
+        <w:spacing w:before="280" w:after="120"/>
       </w:pPr>
       <w:r>
         <w:rPr>
@@ -18006,8 +17922,7 @@
     <w:p>
       <w:pPr>
         <w:pStyle w:val="Heading2"/>
-        <w:spacing w:before="280" w:after="80"/>
-        <w:keepNext/>
+        <w:spacing w:before="280" w:after="120"/>
       </w:pPr>
       <w:r>
         <w:rPr>
@@ -18608,8 +18523,7 @@
     <w:p>
       <w:pPr>
         <w:pStyle w:val="Heading2"/>
-        <w:spacing w:before="280" w:after="80"/>
-        <w:keepNext/>
+        <w:spacing w:before="280" w:after="120"/>
       </w:pPr>
       <w:r>
         <w:rPr>
@@ -18870,8 +18784,7 @@
     <w:p>
       <w:pPr>
         <w:pStyle w:val="Heading2"/>
-        <w:spacing w:before="280" w:after="80"/>
-        <w:keepNext/>
+        <w:spacing w:before="280" w:after="120"/>
       </w:pPr>
       <w:r>
         <w:rPr>
@@ -19364,8 +19277,7 @@
     <w:p>
       <w:pPr>
         <w:pStyle w:val="Heading2"/>
-        <w:spacing w:before="280" w:after="80"/>
-        <w:keepNext/>
+        <w:spacing w:before="280" w:after="120"/>
       </w:pPr>
       <w:r>
         <w:rPr>
@@ -19707,8 +19619,7 @@
     <w:p>
       <w:pPr>
         <w:pStyle w:val="Heading2"/>
-        <w:spacing w:before="280" w:after="80"/>
-        <w:keepNext/>
+        <w:spacing w:before="280" w:after="120"/>
       </w:pPr>
       <w:r>
         <w:rPr>
@@ -19966,8 +19877,7 @@
     <w:p>
       <w:pPr>
         <w:pStyle w:val="Heading2"/>
-        <w:spacing w:before="280" w:after="80"/>
-        <w:keepNext/>
+        <w:spacing w:before="280" w:after="120"/>
       </w:pPr>
       <w:r>
         <w:rPr>
@@ -20535,8 +20445,7 @@
     <w:p>
       <w:pPr>
         <w:pStyle w:val="Heading2"/>
-        <w:spacing w:before="280" w:after="80"/>
-        <w:keepNext/>
+        <w:spacing w:before="280" w:after="120"/>
       </w:pPr>
       <w:r>
         <w:rPr>
@@ -20952,8 +20861,7 @@
     <w:p>
       <w:pPr>
         <w:pStyle w:val="Heading2"/>
-        <w:spacing w:before="280" w:after="80"/>
-        <w:keepNext/>
+        <w:spacing w:before="280" w:after="120"/>
       </w:pPr>
       <w:r>
         <w:rPr>
@@ -21627,8 +21535,7 @@
     <w:p>
       <w:pPr>
         <w:pStyle w:val="Heading2"/>
-        <w:spacing w:before="280" w:after="80"/>
-        <w:keepNext/>
+        <w:spacing w:before="280" w:after="120"/>
       </w:pPr>
       <w:r>
         <w:rPr>
@@ -22434,8 +22341,7 @@
     <w:p>
       <w:pPr>
         <w:pStyle w:val="Heading2"/>
-        <w:spacing w:before="280" w:after="80"/>
-        <w:keepNext/>
+        <w:spacing w:before="280" w:after="120"/>
       </w:pPr>
       <w:r>
         <w:rPr>
@@ -23107,8 +23013,7 @@
     <w:p>
       <w:pPr>
         <w:pStyle w:val="Heading2"/>
-        <w:spacing w:before="280" w:after="80"/>
-        <w:keepNext/>
+        <w:spacing w:before="280" w:after="120"/>
       </w:pPr>
       <w:r>
         <w:rPr>
@@ -23462,8 +23367,7 @@
     <w:p>
       <w:pPr>
         <w:pStyle w:val="Heading2"/>
-        <w:spacing w:before="280" w:after="80"/>
-        <w:keepNext/>
+        <w:spacing w:before="280" w:after="120"/>
       </w:pPr>
       <w:r>
         <w:rPr>
@@ -23740,8 +23644,7 @@
     <w:p>
       <w:pPr>
         <w:pStyle w:val="Heading2"/>
-        <w:spacing w:before="280" w:after="80"/>
-        <w:keepNext/>
+        <w:spacing w:before="280" w:after="120"/>
       </w:pPr>
       <w:r>
         <w:rPr>
@@ -24076,8 +23979,7 @@
     <w:p>
       <w:pPr>
         <w:pStyle w:val="Heading2"/>
-        <w:spacing w:before="280" w:after="80"/>
-        <w:keepNext/>
+        <w:spacing w:before="280" w:after="120"/>
       </w:pPr>
       <w:r>
         <w:rPr>
@@ -24449,8 +24351,7 @@
     <w:p>
       <w:pPr>
         <w:pStyle w:val="Heading2"/>
-        <w:spacing w:before="280" w:after="80"/>
-        <w:keepNext/>
+        <w:spacing w:before="280" w:after="120"/>
       </w:pPr>
       <w:r>
         <w:rPr>
@@ -25251,8 +25152,7 @@
     <w:p>
       <w:pPr>
         <w:pStyle w:val="Heading2"/>
-        <w:spacing w:before="280" w:after="80"/>
-        <w:keepNext/>
+        <w:spacing w:before="280" w:after="120"/>
       </w:pPr>
       <w:r>
         <w:rPr>
@@ -25601,8 +25501,7 @@
     <w:p>
       <w:pPr>
         <w:pStyle w:val="Heading2"/>
-        <w:spacing w:before="280" w:after="80"/>
-        <w:keepNext/>
+        <w:spacing w:before="280" w:after="120"/>
       </w:pPr>
       <w:r>
         <w:rPr>
@@ -25846,8 +25745,7 @@
     <w:p>
       <w:pPr>
         <w:pStyle w:val="Heading2"/>
-        <w:spacing w:before="280" w:after="80"/>
-        <w:keepNext/>
+        <w:spacing w:before="280" w:after="120"/>
       </w:pPr>
       <w:r>
         <w:rPr>
@@ -26267,8 +26165,7 @@
     <w:p>
       <w:pPr>
         <w:pStyle w:val="Heading2"/>
-        <w:spacing w:before="280" w:after="80"/>
-        <w:keepNext/>
+        <w:spacing w:before="280" w:after="120"/>
       </w:pPr>
       <w:r>
         <w:rPr>
@@ -26608,8 +26505,7 @@
     <w:p>
       <w:pPr>
         <w:pStyle w:val="Heading2"/>
-        <w:spacing w:before="280" w:after="80"/>
-        <w:keepNext/>
+        <w:spacing w:before="280" w:after="120"/>
       </w:pPr>
       <w:r>
         <w:rPr>
@@ -27022,8 +26918,7 @@
     <w:p>
       <w:pPr>
         <w:pStyle w:val="Heading2"/>
-        <w:spacing w:before="280" w:after="80"/>
-        <w:keepNext/>
+        <w:spacing w:before="280" w:after="120"/>
       </w:pPr>
       <w:r>
         <w:rPr>
@@ -27418,8 +27313,8 @@
     <w:bookmarkEnd w:id="265"/>
     <w:bookmarkEnd w:id="266"/>
     <w:sectPr>
+      <w:headerReference w:type="default" r:id="rId260"/>
       <w:footerReference w:type="default" r:id="rId9"/>
-      <w:headerReference w:type="default" r:id="rId11"/>
       <w:footnotePr>
         <w:numRestart w:val="eachSect"/>
       </w:footnotePr>
@@ -27438,88 +27333,123 @@
 <w:ftr xmlns:m="http://schemas.openxmlformats.org/officeDocument/2006/math" xmlns:mc="http://schemas.openxmlformats.org/markup-compatibility/2006" xmlns:mo="http://schemas.microsoft.com/office/mac/office/2008/main" xmlns:mv="urn:schemas-microsoft-com:mac:vml" xmlns:o="urn:schemas-microsoft-com:office:office" xmlns:r="http://schemas.openxmlformats.org/officeDocument/2006/relationships" xmlns:v="urn:schemas-microsoft-com:vml" xmlns:w10="urn:schemas-microsoft-com:office:word" xmlns:w14="http://schemas.microsoft.com/office/word/2010/wordml" xmlns:w="http://schemas.openxmlformats.org/wordprocessingml/2006/main" xmlns:wne="http://schemas.microsoft.com/office/word/2006/wordml" xmlns:wp14="http://schemas.microsoft.com/office/word/2010/wordprocessingDrawing" xmlns:wp="http://schemas.openxmlformats.org/drawingml/2006/wordprocessingDrawing" xmlns:wpc="http://schemas.microsoft.com/office/word/2010/wordprocessingCanvas" xmlns:wpg="http://schemas.microsoft.com/office/word/2010/wordprocessingGroup" xmlns:wpi="http://schemas.microsoft.com/office/word/2010/wordprocessingInk" xmlns:wps="http://schemas.microsoft.com/office/word/2010/wordprocessingShape" mc:Ignorable="w14 wp14">
   <w:p>
     <w:pPr>
+      <w:pStyle w:val="Footer"/>
       <w:jc w:val="center"/>
     </w:pPr>
     <w:r>
       <w:rPr>
+        <w:rFonts w:ascii="Times New Roman" w:hAnsi="Times New Roman" w:eastAsia="Times New Roman" w:cs="Times New Roman"/>
+        <w:b w:val="0"/>
         <w:color w:val="000000"/>
-        <w:sz w:val="18"/>
+        <w:sz w:val="20"/>
       </w:rPr>
       <w:t xml:space="preserve">第 </w:t>
     </w:r>
     <w:r>
       <w:rPr>
+        <w:rFonts w:ascii="Times New Roman" w:hAnsi="Times New Roman" w:eastAsia="Times New Roman" w:cs="Times New Roman"/>
+        <w:b w:val="0"/>
         <w:color w:val="000000"/>
-        <w:sz w:val="18"/>
+        <w:sz w:val="20"/>
       </w:rPr>
       <w:fldChar w:fldCharType="begin"/>
     </w:r>
     <w:r>
       <w:rPr>
-        <w:sz w:val="18"/>
+        <w:rFonts w:ascii="Times New Roman" w:hAnsi="Times New Roman" w:eastAsia="Times New Roman" w:cs="Times New Roman"/>
+        <w:b w:val="0"/>
+        <w:color w:val="000000"/>
+        <w:sz w:val="20"/>
       </w:rPr>
       <w:instrText xml:space="preserve"> PAGE </w:instrText>
     </w:r>
     <w:r>
       <w:rPr>
-        <w:sz w:val="18"/>
+        <w:rFonts w:ascii="Times New Roman" w:hAnsi="Times New Roman" w:eastAsia="Times New Roman" w:cs="Times New Roman"/>
+        <w:b w:val="0"/>
+        <w:color w:val="000000"/>
+        <w:sz w:val="20"/>
       </w:rPr>
       <w:fldChar w:fldCharType="separate"/>
     </w:r>
     <w:r>
       <w:rPr>
-        <w:sz w:val="18"/>
+        <w:rFonts w:ascii="Times New Roman" w:hAnsi="Times New Roman" w:eastAsia="Times New Roman" w:cs="Times New Roman"/>
+        <w:b w:val="0"/>
+        <w:color w:val="000000"/>
+        <w:sz w:val="20"/>
       </w:rPr>
       <w:t>1</w:t>
     </w:r>
     <w:r>
       <w:rPr>
-        <w:sz w:val="18"/>
+        <w:rFonts w:ascii="Times New Roman" w:hAnsi="Times New Roman" w:eastAsia="Times New Roman" w:cs="Times New Roman"/>
+        <w:b w:val="0"/>
+        <w:color w:val="000000"/>
+        <w:sz w:val="20"/>
       </w:rPr>
       <w:fldChar w:fldCharType="end"/>
     </w:r>
     <w:r>
       <w:rPr>
+        <w:rFonts w:ascii="Times New Roman" w:hAnsi="Times New Roman" w:eastAsia="Times New Roman" w:cs="Times New Roman"/>
+        <w:b w:val="0"/>
         <w:color w:val="000000"/>
-        <w:sz w:val="18"/>
+        <w:sz w:val="20"/>
       </w:rPr>
       <w:t xml:space="preserve"> 页 / 共 </w:t>
     </w:r>
     <w:r>
       <w:rPr>
+        <w:rFonts w:ascii="Times New Roman" w:hAnsi="Times New Roman" w:eastAsia="Times New Roman" w:cs="Times New Roman"/>
+        <w:b w:val="0"/>
         <w:color w:val="000000"/>
-        <w:sz w:val="18"/>
+        <w:sz w:val="20"/>
       </w:rPr>
       <w:fldChar w:fldCharType="begin"/>
     </w:r>
     <w:r>
       <w:rPr>
-        <w:sz w:val="18"/>
+        <w:rFonts w:ascii="Times New Roman" w:hAnsi="Times New Roman" w:eastAsia="Times New Roman" w:cs="Times New Roman"/>
+        <w:b w:val="0"/>
+        <w:color w:val="000000"/>
+        <w:sz w:val="20"/>
       </w:rPr>
       <w:instrText xml:space="preserve"> NUMPAGES </w:instrText>
     </w:r>
     <w:r>
       <w:rPr>
-        <w:sz w:val="18"/>
+        <w:rFonts w:ascii="Times New Roman" w:hAnsi="Times New Roman" w:eastAsia="Times New Roman" w:cs="Times New Roman"/>
+        <w:b w:val="0"/>
+        <w:color w:val="000000"/>
+        <w:sz w:val="20"/>
       </w:rPr>
       <w:fldChar w:fldCharType="separate"/>
     </w:r>
     <w:r>
       <w:rPr>
-        <w:sz w:val="18"/>
+        <w:rFonts w:ascii="Times New Roman" w:hAnsi="Times New Roman" w:eastAsia="Times New Roman" w:cs="Times New Roman"/>
+        <w:b w:val="0"/>
+        <w:color w:val="000000"/>
+        <w:sz w:val="20"/>
       </w:rPr>
       <w:t>1</w:t>
     </w:r>
     <w:r>
       <w:rPr>
-        <w:sz w:val="18"/>
+        <w:rFonts w:ascii="Times New Roman" w:hAnsi="Times New Roman" w:eastAsia="Times New Roman" w:cs="Times New Roman"/>
+        <w:b w:val="0"/>
+        <w:color w:val="000000"/>
+        <w:sz w:val="20"/>
       </w:rPr>
       <w:fldChar w:fldCharType="end"/>
     </w:r>
     <w:r>
       <w:rPr>
+        <w:rFonts w:ascii="Times New Roman" w:hAnsi="Times New Roman" w:eastAsia="Times New Roman" w:cs="Times New Roman"/>
+        <w:b w:val="0"/>
         <w:color w:val="000000"/>
-        <w:sz w:val="18"/>
+        <w:sz w:val="20"/>
       </w:rPr>
       <w:t xml:space="preserve"> 页</w:t>
     </w:r>
@@ -27557,10 +27487,12 @@
     </w:pPr>
     <w:r>
       <w:rPr>
+        <w:rFonts w:ascii="Times New Roman" w:hAnsi="Times New Roman" w:eastAsia="Times New Roman" w:cs="Times New Roman"/>
+        <w:b w:val="0"/>
         <w:color w:val="000000"/>
         <w:sz w:val="18"/>
       </w:rPr>
-      <w:t>第三篇 有机化学 · 第11章 反应机理与推断-学生版</w:t>
+      <w:t xml:space="preserve">第 11 章 反应机理与推断</w:t>
     </w:r>
   </w:p>
 </w:hdr>
@@ -28846,7 +28778,7 @@
     <ns0:rPr>
       <ns0:rFonts ns0:ascii="Times New Roman" ns0:cs="Times New Roman" ns0:eastAsia="SimHei" ns0:hAnsi="Times New Roman"/>
       <ns0:b/>
-      <ns0:color ns0:val="17324D"/>
+      <ns0:color ns0:val="000000"/>
       <ns0:sz ns0:val="44"/>
       <ns0:szCs ns0:val="56"/>
     </ns0:rPr>
@@ -28988,7 +28920,7 @@
     <ns0:rPr>
       <ns0:rFonts ns0:ascii="Times New Roman" ns0:cs="Times New Roman" ns0:eastAsia="SimHei" ns0:hAnsi="Times New Roman"/>
       <ns0:b/>
-      <ns0:color ns0:val="17324D"/>
+      <ns0:color ns0:val="000000"/>
       <ns0:sz ns0:val="32"/>
       <ns0:szCs ns0:val="40"/>
     </ns0:rPr>
@@ -29012,7 +28944,7 @@
     <ns0:rPr>
       <ns0:rFonts ns0:ascii="Times New Roman" ns0:cs="Times New Roman" ns0:eastAsia="SimHei" ns0:hAnsi="Times New Roman"/>
       <ns0:b/>
-      <ns0:color ns0:val="17324D"/>
+      <ns0:color ns0:val="000000"/>
       <ns0:sz ns0:val="28"/>
       <ns0:szCs ns0:val="32"/>
     </ns0:rPr>
@@ -29036,7 +28968,7 @@
     <ns0:rPr>
       <ns0:rFonts ns0:ascii="Times New Roman" ns0:cs="Times New Roman" ns0:eastAsia="SimHei" ns0:hAnsi="Times New Roman"/>
       <ns0:b/>
-      <ns0:color ns0:val="17324D"/>
+      <ns0:color ns0:val="000000"/>
       <ns0:sz ns0:val="25"/>
       <ns0:szCs ns0:val="28"/>
     </ns0:rPr>
@@ -29512,7 +29444,7 @@
     <w:rPr>
       <w:rFonts w:ascii="Times New Roman" w:hAnsi="Times New Roman" w:eastAsia="FangSong" w:cs="Times New Roman"/>
       <w:b/>
-      <w:color w:val="000000"/>
+      <w:color w:val="007020"/>
     </w:rPr>
   </w:style>
   <w:style w:type="character" w:customStyle="1" w:styleId="DataTypeTok">
@@ -29520,7 +29452,7 @@
     <w:basedOn w:val="VerbatimChar"/>
     <w:rPr>
       <w:rFonts w:ascii="Times New Roman" w:hAnsi="Times New Roman" w:eastAsia="FangSong" w:cs="Times New Roman"/>
-      <w:color w:val="000000"/>
+      <w:color w:val="902000"/>
     </w:rPr>
   </w:style>
   <w:style w:type="character" w:customStyle="1" w:styleId="DecValTok">
@@ -29528,7 +29460,7 @@
     <w:basedOn w:val="VerbatimChar"/>
     <w:rPr>
       <w:rFonts w:ascii="Times New Roman" w:hAnsi="Times New Roman" w:eastAsia="FangSong" w:cs="Times New Roman"/>
-      <w:color w:val="000000"/>
+      <w:color w:val="40a070"/>
     </w:rPr>
   </w:style>
   <w:style w:type="character" w:customStyle="1" w:styleId="BaseNTok">
@@ -29536,7 +29468,7 @@
     <w:basedOn w:val="VerbatimChar"/>
     <w:rPr>
       <w:rFonts w:ascii="Times New Roman" w:hAnsi="Times New Roman" w:eastAsia="FangSong" w:cs="Times New Roman"/>
-      <w:color w:val="000000"/>
+      <w:color w:val="40a070"/>
     </w:rPr>
   </w:style>
   <w:style w:type="character" w:customStyle="1" w:styleId="FloatTok">
@@ -29544,7 +29476,7 @@
     <w:basedOn w:val="VerbatimChar"/>
     <w:rPr>
       <w:rFonts w:ascii="Times New Roman" w:hAnsi="Times New Roman" w:eastAsia="FangSong" w:cs="Times New Roman"/>
-      <w:color w:val="000000"/>
+      <w:color w:val="40a070"/>
     </w:rPr>
   </w:style>
   <w:style w:type="character" w:customStyle="1" w:styleId="ConstantTok">
@@ -29552,7 +29484,7 @@
     <w:basedOn w:val="VerbatimChar"/>
     <w:rPr>
       <w:rFonts w:ascii="Times New Roman" w:hAnsi="Times New Roman" w:eastAsia="FangSong" w:cs="Times New Roman"/>
-      <w:color w:val="000000"/>
+      <w:color w:val="880000"/>
     </w:rPr>
   </w:style>
   <w:style w:type="character" w:customStyle="1" w:styleId="CharTok">
@@ -29560,7 +29492,7 @@
     <w:basedOn w:val="VerbatimChar"/>
     <w:rPr>
       <w:rFonts w:ascii="Times New Roman" w:hAnsi="Times New Roman" w:eastAsia="FangSong" w:cs="Times New Roman"/>
-      <w:color w:val="000000"/>
+      <w:color w:val="4070a0"/>
     </w:rPr>
   </w:style>
   <w:style w:type="character" w:customStyle="1" w:styleId="SpecialCharTok">
@@ -29568,7 +29500,7 @@
     <w:basedOn w:val="VerbatimChar"/>
     <w:rPr>
       <w:rFonts w:ascii="Times New Roman" w:hAnsi="Times New Roman" w:eastAsia="FangSong" w:cs="Times New Roman"/>
-      <w:color w:val="000000"/>
+      <w:color w:val="4070a0"/>
     </w:rPr>
   </w:style>
   <w:style w:type="character" w:customStyle="1" w:styleId="StringTok">
@@ -29576,7 +29508,7 @@
     <w:basedOn w:val="VerbatimChar"/>
     <w:rPr>
       <w:rFonts w:ascii="Times New Roman" w:hAnsi="Times New Roman" w:eastAsia="FangSong" w:cs="Times New Roman"/>
-      <w:color w:val="000000"/>
+      <w:color w:val="4070a0"/>
     </w:rPr>
   </w:style>
   <w:style w:type="character" w:customStyle="1" w:styleId="VerbatimStringTok">
@@ -29584,7 +29516,7 @@
     <w:basedOn w:val="VerbatimChar"/>
     <w:rPr>
       <w:rFonts w:ascii="Times New Roman" w:hAnsi="Times New Roman" w:eastAsia="FangSong" w:cs="Times New Roman"/>
-      <w:color w:val="000000"/>
+      <w:color w:val="4070a0"/>
     </w:rPr>
   </w:style>
   <w:style w:type="character" w:customStyle="1" w:styleId="SpecialStringTok">
@@ -29592,7 +29524,7 @@
     <w:basedOn w:val="VerbatimChar"/>
     <w:rPr>
       <w:rFonts w:ascii="Times New Roman" w:hAnsi="Times New Roman" w:eastAsia="FangSong" w:cs="Times New Roman"/>
-      <w:color w:val="000000"/>
+      <w:color w:val="bb6688"/>
     </w:rPr>
   </w:style>
   <w:style w:type="character" w:customStyle="1" w:styleId="ImportTok">
@@ -29601,7 +29533,7 @@
     <w:rPr>
       <w:rFonts w:ascii="Times New Roman" w:hAnsi="Times New Roman" w:eastAsia="FangSong" w:cs="Times New Roman"/>
       <w:b/>
-      <w:color w:val="000000"/>
+      <w:color w:val="008000"/>
     </w:rPr>
   </w:style>
   <w:style w:type="character" w:customStyle="1" w:styleId="CommentTok">
@@ -29610,7 +29542,7 @@
     <w:rPr>
       <w:rFonts w:ascii="Times New Roman" w:hAnsi="Times New Roman" w:eastAsia="FangSong" w:cs="Times New Roman"/>
       <w:i/>
-      <w:color w:val="000000"/>
+      <w:color w:val="60a0b0"/>
     </w:rPr>
   </w:style>
   <w:style w:type="character" w:customStyle="1" w:styleId="DocumentationTok">
@@ -29619,7 +29551,7 @@
     <w:rPr>
       <w:rFonts w:ascii="Times New Roman" w:hAnsi="Times New Roman" w:eastAsia="FangSong" w:cs="Times New Roman"/>
       <w:i/>
-      <w:color w:val="000000"/>
+      <w:color w:val="ba2121"/>
     </w:rPr>
   </w:style>
   <w:style w:type="character" w:customStyle="1" w:styleId="AnnotationTok">
@@ -29629,7 +29561,7 @@
       <w:rFonts w:ascii="Times New Roman" w:hAnsi="Times New Roman" w:eastAsia="FangSong" w:cs="Times New Roman"/>
       <w:b/>
       <w:i/>
-      <w:color w:val="000000"/>
+      <w:color w:val="60a0b0"/>
     </w:rPr>
   </w:style>
   <w:style w:type="character" w:customStyle="1" w:styleId="CommentVarTok">
@@ -29639,7 +29571,7 @@
       <w:rFonts w:ascii="Times New Roman" w:hAnsi="Times New Roman" w:eastAsia="FangSong" w:cs="Times New Roman"/>
       <w:b/>
       <w:i/>
-      <w:color w:val="000000"/>
+      <w:color w:val="60a0b0"/>
     </w:rPr>
   </w:style>
   <w:style w:type="character" w:customStyle="1" w:styleId="OtherTok">
@@ -29647,7 +29579,7 @@
     <w:basedOn w:val="VerbatimChar"/>
     <w:rPr>
       <w:rFonts w:ascii="Times New Roman" w:hAnsi="Times New Roman" w:eastAsia="FangSong" w:cs="Times New Roman"/>
-      <w:color w:val="000000"/>
+      <w:color w:val="007020"/>
     </w:rPr>
   </w:style>
   <w:style w:type="character" w:customStyle="1" w:styleId="FunctionTok">
@@ -29655,7 +29587,7 @@
     <w:basedOn w:val="VerbatimChar"/>
     <w:rPr>
       <w:rFonts w:ascii="Times New Roman" w:hAnsi="Times New Roman" w:eastAsia="FangSong" w:cs="Times New Roman"/>
-      <w:color w:val="000000"/>
+      <w:color w:val="06287e"/>
     </w:rPr>
   </w:style>
   <w:style w:type="character" w:customStyle="1" w:styleId="VariableTok">
@@ -29663,7 +29595,7 @@
     <w:basedOn w:val="VerbatimChar"/>
     <w:rPr>
       <w:rFonts w:ascii="Times New Roman" w:hAnsi="Times New Roman" w:eastAsia="FangSong" w:cs="Times New Roman"/>
-      <w:color w:val="000000"/>
+      <w:color w:val="19177c"/>
     </w:rPr>
   </w:style>
   <w:style w:type="character" w:customStyle="1" w:styleId="ControlFlowTok">
@@ -29672,7 +29604,7 @@
     <w:rPr>
       <w:rFonts w:ascii="Times New Roman" w:hAnsi="Times New Roman" w:eastAsia="FangSong" w:cs="Times New Roman"/>
       <w:b/>
-      <w:color w:val="000000"/>
+      <w:color w:val="007020"/>
     </w:rPr>
   </w:style>
   <w:style w:type="character" w:customStyle="1" w:styleId="OperatorTok">
@@ -29680,7 +29612,7 @@
     <w:basedOn w:val="VerbatimChar"/>
     <w:rPr>
       <w:rFonts w:ascii="Times New Roman" w:hAnsi="Times New Roman" w:eastAsia="FangSong" w:cs="Times New Roman"/>
-      <w:color w:val="000000"/>
+      <w:color w:val="666666"/>
     </w:rPr>
   </w:style>
   <w:style w:type="character" w:customStyle="1" w:styleId="BuiltInTok">
@@ -29688,7 +29620,7 @@
     <w:basedOn w:val="VerbatimChar"/>
     <w:rPr>
       <w:rFonts w:ascii="Times New Roman" w:hAnsi="Times New Roman" w:eastAsia="FangSong" w:cs="Times New Roman"/>
-      <w:color w:val="000000"/>
+      <w:color w:val="008000"/>
     </w:rPr>
   </w:style>
   <w:style w:type="character" w:customStyle="1" w:styleId="ExtensionTok">
@@ -29703,7 +29635,7 @@
     <w:basedOn w:val="VerbatimChar"/>
     <w:rPr>
       <w:rFonts w:ascii="Times New Roman" w:hAnsi="Times New Roman" w:eastAsia="FangSong" w:cs="Times New Roman"/>
-      <w:color w:val="000000"/>
+      <w:color w:val="bc7a00"/>
     </w:rPr>
   </w:style>
   <w:style w:type="character" w:customStyle="1" w:styleId="AttributeTok">
@@ -29711,7 +29643,7 @@
     <w:basedOn w:val="VerbatimChar"/>
     <w:rPr>
       <w:rFonts w:ascii="Times New Roman" w:hAnsi="Times New Roman" w:eastAsia="FangSong" w:cs="Times New Roman"/>
-      <w:color w:val="000000"/>
+      <w:color w:val="7d9029"/>
     </w:rPr>
   </w:style>
   <w:style w:type="character" w:customStyle="1" w:styleId="RegionMarkerTok">
@@ -29728,7 +29660,7 @@
       <w:rFonts w:ascii="Times New Roman" w:hAnsi="Times New Roman" w:eastAsia="FangSong" w:cs="Times New Roman"/>
       <w:b/>
       <w:i/>
-      <w:color w:val="000000"/>
+      <w:color w:val="60a0b0"/>
     </w:rPr>
   </w:style>
   <w:style w:type="character" w:customStyle="1" w:styleId="WarningTok">
@@ -29738,7 +29670,7 @@
       <w:rFonts w:ascii="Times New Roman" w:hAnsi="Times New Roman" w:eastAsia="FangSong" w:cs="Times New Roman"/>
       <w:b/>
       <w:i/>
-      <w:color w:val="000000"/>
+      <w:color w:val="60a0b0"/>
     </w:rPr>
   </w:style>
   <w:style w:type="character" w:customStyle="1" w:styleId="AlertTok">
@@ -29747,7 +29679,7 @@
     <w:rPr>
       <w:rFonts w:ascii="Times New Roman" w:hAnsi="Times New Roman" w:eastAsia="FangSong" w:cs="Times New Roman"/>
       <w:b/>
-      <w:color w:val="000000"/>
+      <w:color w:val="ff0000"/>
     </w:rPr>
   </w:style>
   <w:style w:type="character" w:customStyle="1" w:styleId="ErrorTok">
@@ -29756,7 +29688,7 @@
     <w:rPr>
       <w:rFonts w:ascii="Times New Roman" w:hAnsi="Times New Roman" w:eastAsia="FangSong" w:cs="Times New Roman"/>
       <w:b/>
-      <w:color w:val="000000"/>
+      <w:color w:val="ff0000"/>
     </w:rPr>
   </w:style>
   <w:style w:type="character" w:customStyle="1" w:styleId="NormalTok">

--- a/00-首页/题组Word/习题书/第三篇-有机化学/11-反应机理与推断-学生版-打印版.docx
+++ b/00-首页/题组Word/习题书/第三篇-有机化学/11-反应机理与推断-学生版-打印版.docx
@@ -8199,7 +8199,7 @@
         <m:sSup>
           <m:e>
             <m:r>
-              <m:t>​</m:t>
+              <m:t xml:space="preserve"> </m:t>
             </m:r>
           </m:e>
           <m:sup>
@@ -8334,7 +8334,7 @@
         <m:sSup>
           <m:e>
             <m:r>
-              <m:t>​</m:t>
+              <m:t xml:space="preserve"> </m:t>
             </m:r>
           </m:e>
           <m:sup>
@@ -8381,7 +8381,7 @@
         <m:sSup>
           <m:e>
             <m:r>
-              <m:t>​</m:t>
+              <m:t xml:space="preserve"> </m:t>
             </m:r>
           </m:e>
           <m:sup>

--- a/00-首页/题组Word/习题书/第三篇-有机化学/11-反应机理与推断-学生版-打印版.docx
+++ b/00-首页/题组Word/习题书/第三篇-有机化学/11-反应机理与推断-学生版-打印版.docx
@@ -6535,6 +6535,14 @@
       <w:tblPr>
         <w:tblStyle w:val="Table"/>
         <w:tblW w:type="auto" w:w="0"/>
+        <w:tblBorders>
+          <w:top w:val="single" w:sz="12" w:space="0" w:color="000000"/>
+          <w:left w:val="none" w:sz="0" w:space="0" w:color="auto"/>
+          <w:bottom w:val="single" w:sz="12" w:space="0" w:color="000000"/>
+          <w:right w:val="none" w:sz="0" w:space="0" w:color="auto"/>
+          <w:insideH w:val="none" w:sz="0" w:space="0" w:color="auto"/>
+          <w:insideV w:val="none" w:sz="0" w:space="0" w:color="auto"/>
+        </w:tblBorders>
         <w:tblLook w:firstRow="1" w:lastRow="0" w:firstColumn="0" w:lastColumn="0" w:noHBand="0" w:noVBand="0" w:val="0020"/>
       </w:tblPr>
       <w:tblGrid>
@@ -6552,7 +6560,11 @@
           <w:tblHeader w:val="on"/>
         </w:trPr>
         <w:tc>
-          <w:tcPr/>
+          <w:tcPr>
+            <w:tcBorders>
+              <w:bottom w:val="single" w:sz="8" w:space="0" w:color="000000"/>
+            </w:tcBorders>
+          </w:tcPr>
           <w:p>
             <w:pPr>
               <w:pStyle w:val="Compact"/>
@@ -6568,7 +6580,11 @@
           </w:p>
         </w:tc>
         <w:tc>
-          <w:tcPr/>
+          <w:tcPr>
+            <w:tcBorders>
+              <w:bottom w:val="single" w:sz="8" w:space="0" w:color="000000"/>
+            </w:tcBorders>
+          </w:tcPr>
           <w:p>
             <w:pPr>
               <w:pStyle w:val="Compact"/>
@@ -6584,7 +6600,11 @@
           </w:p>
         </w:tc>
         <w:tc>
-          <w:tcPr/>
+          <w:tcPr>
+            <w:tcBorders>
+              <w:bottom w:val="single" w:sz="8" w:space="0" w:color="000000"/>
+            </w:tcBorders>
+          </w:tcPr>
           <w:p>
             <w:pPr>
               <w:pStyle w:val="Compact"/>
@@ -6600,7 +6620,11 @@
           </w:p>
         </w:tc>
         <w:tc>
-          <w:tcPr/>
+          <w:tcPr>
+            <w:tcBorders>
+              <w:bottom w:val="single" w:sz="8" w:space="0" w:color="000000"/>
+            </w:tcBorders>
+          </w:tcPr>
           <w:p>
             <w:pPr>
               <w:pStyle w:val="Compact"/>
@@ -6616,7 +6640,11 @@
           </w:p>
         </w:tc>
         <w:tc>
-          <w:tcPr/>
+          <w:tcPr>
+            <w:tcBorders>
+              <w:bottom w:val="single" w:sz="8" w:space="0" w:color="000000"/>
+            </w:tcBorders>
+          </w:tcPr>
           <w:p>
             <w:pPr>
               <w:pStyle w:val="Compact"/>
@@ -6632,7 +6660,11 @@
           </w:p>
         </w:tc>
         <w:tc>
-          <w:tcPr/>
+          <w:tcPr>
+            <w:tcBorders>
+              <w:bottom w:val="single" w:sz="8" w:space="0" w:color="000000"/>
+            </w:tcBorders>
+          </w:tcPr>
           <w:p>
             <w:pPr>
               <w:pStyle w:val="Compact"/>
@@ -6648,7 +6680,11 @@
           </w:p>
         </w:tc>
         <w:tc>
-          <w:tcPr/>
+          <w:tcPr>
+            <w:tcBorders>
+              <w:bottom w:val="single" w:sz="8" w:space="0" w:color="000000"/>
+            </w:tcBorders>
+          </w:tcPr>
           <w:p>
             <w:pPr>
               <w:pStyle w:val="Compact"/>
@@ -6664,7 +6700,11 @@
           </w:p>
         </w:tc>
         <w:tc>
-          <w:tcPr/>
+          <w:tcPr>
+            <w:tcBorders>
+              <w:bottom w:val="single" w:sz="8" w:space="0" w:color="000000"/>
+            </w:tcBorders>
+          </w:tcPr>
           <w:p>
             <w:pPr>
               <w:pStyle w:val="Compact"/>
@@ -27313,7 +27353,6 @@
     <w:bookmarkEnd w:id="265"/>
     <w:bookmarkEnd w:id="266"/>
     <w:sectPr>
-      <w:headerReference w:type="default" r:id="rId260"/>
       <w:footerReference w:type="default" r:id="rId9"/>
       <w:footnotePr>
         <w:numRestart w:val="eachSect"/>
@@ -27340,16 +27379,6 @@
       <w:rPr>
         <w:rFonts w:ascii="Times New Roman" w:hAnsi="Times New Roman" w:eastAsia="Times New Roman" w:cs="Times New Roman"/>
         <w:b w:val="0"/>
-        <w:color w:val="000000"/>
-        <w:sz w:val="20"/>
-      </w:rPr>
-      <w:t xml:space="preserve">第 </w:t>
-    </w:r>
-    <w:r>
-      <w:rPr>
-        <w:rFonts w:ascii="Times New Roman" w:hAnsi="Times New Roman" w:eastAsia="Times New Roman" w:cs="Times New Roman"/>
-        <w:b w:val="0"/>
-        <w:color w:val="000000"/>
         <w:sz w:val="20"/>
       </w:rPr>
       <w:fldChar w:fldCharType="begin"/>
@@ -27358,7 +27387,6 @@
       <w:rPr>
         <w:rFonts w:ascii="Times New Roman" w:hAnsi="Times New Roman" w:eastAsia="Times New Roman" w:cs="Times New Roman"/>
         <w:b w:val="0"/>
-        <w:color w:val="000000"/>
         <w:sz w:val="20"/>
       </w:rPr>
       <w:instrText xml:space="preserve"> PAGE </w:instrText>
@@ -27367,91 +27395,9 @@
       <w:rPr>
         <w:rFonts w:ascii="Times New Roman" w:hAnsi="Times New Roman" w:eastAsia="Times New Roman" w:cs="Times New Roman"/>
         <w:b w:val="0"/>
-        <w:color w:val="000000"/>
-        <w:sz w:val="20"/>
-      </w:rPr>
-      <w:fldChar w:fldCharType="separate"/>
-    </w:r>
-    <w:r>
-      <w:rPr>
-        <w:rFonts w:ascii="Times New Roman" w:hAnsi="Times New Roman" w:eastAsia="Times New Roman" w:cs="Times New Roman"/>
-        <w:b w:val="0"/>
-        <w:color w:val="000000"/>
-        <w:sz w:val="20"/>
-      </w:rPr>
-      <w:t>1</w:t>
-    </w:r>
-    <w:r>
-      <w:rPr>
-        <w:rFonts w:ascii="Times New Roman" w:hAnsi="Times New Roman" w:eastAsia="Times New Roman" w:cs="Times New Roman"/>
-        <w:b w:val="0"/>
-        <w:color w:val="000000"/>
         <w:sz w:val="20"/>
       </w:rPr>
       <w:fldChar w:fldCharType="end"/>
-    </w:r>
-    <w:r>
-      <w:rPr>
-        <w:rFonts w:ascii="Times New Roman" w:hAnsi="Times New Roman" w:eastAsia="Times New Roman" w:cs="Times New Roman"/>
-        <w:b w:val="0"/>
-        <w:color w:val="000000"/>
-        <w:sz w:val="20"/>
-      </w:rPr>
-      <w:t xml:space="preserve"> 页 / 共 </w:t>
-    </w:r>
-    <w:r>
-      <w:rPr>
-        <w:rFonts w:ascii="Times New Roman" w:hAnsi="Times New Roman" w:eastAsia="Times New Roman" w:cs="Times New Roman"/>
-        <w:b w:val="0"/>
-        <w:color w:val="000000"/>
-        <w:sz w:val="20"/>
-      </w:rPr>
-      <w:fldChar w:fldCharType="begin"/>
-    </w:r>
-    <w:r>
-      <w:rPr>
-        <w:rFonts w:ascii="Times New Roman" w:hAnsi="Times New Roman" w:eastAsia="Times New Roman" w:cs="Times New Roman"/>
-        <w:b w:val="0"/>
-        <w:color w:val="000000"/>
-        <w:sz w:val="20"/>
-      </w:rPr>
-      <w:instrText xml:space="preserve"> NUMPAGES </w:instrText>
-    </w:r>
-    <w:r>
-      <w:rPr>
-        <w:rFonts w:ascii="Times New Roman" w:hAnsi="Times New Roman" w:eastAsia="Times New Roman" w:cs="Times New Roman"/>
-        <w:b w:val="0"/>
-        <w:color w:val="000000"/>
-        <w:sz w:val="20"/>
-      </w:rPr>
-      <w:fldChar w:fldCharType="separate"/>
-    </w:r>
-    <w:r>
-      <w:rPr>
-        <w:rFonts w:ascii="Times New Roman" w:hAnsi="Times New Roman" w:eastAsia="Times New Roman" w:cs="Times New Roman"/>
-        <w:b w:val="0"/>
-        <w:color w:val="000000"/>
-        <w:sz w:val="20"/>
-      </w:rPr>
-      <w:t>1</w:t>
-    </w:r>
-    <w:r>
-      <w:rPr>
-        <w:rFonts w:ascii="Times New Roman" w:hAnsi="Times New Roman" w:eastAsia="Times New Roman" w:cs="Times New Roman"/>
-        <w:b w:val="0"/>
-        <w:color w:val="000000"/>
-        <w:sz w:val="20"/>
-      </w:rPr>
-      <w:fldChar w:fldCharType="end"/>
-    </w:r>
-    <w:r>
-      <w:rPr>
-        <w:rFonts w:ascii="Times New Roman" w:hAnsi="Times New Roman" w:eastAsia="Times New Roman" w:cs="Times New Roman"/>
-        <w:b w:val="0"/>
-        <w:color w:val="000000"/>
-        <w:sz w:val="20"/>
-      </w:rPr>
-      <w:t xml:space="preserve"> 页</w:t>
     </w:r>
   </w:p>
 </w:ftr>
@@ -27474,28 +27420,6 @@
     </w:p>
   </w:footnote>
 </w:footnotes>
-</file>
-
-<file path=word/header1.xml><?xml version="1.0" encoding="utf-8"?>
-<w:hdr xmlns:m="http://schemas.openxmlformats.org/officeDocument/2006/math" xmlns:mc="http://schemas.openxmlformats.org/markup-compatibility/2006" xmlns:mo="http://schemas.microsoft.com/office/mac/office/2008/main" xmlns:mv="urn:schemas-microsoft-com:mac:vml" xmlns:o="urn:schemas-microsoft-com:office:office" xmlns:r="http://schemas.openxmlformats.org/officeDocument/2006/relationships" xmlns:v="urn:schemas-microsoft-com:vml" xmlns:w10="urn:schemas-microsoft-com:office:word" xmlns:w14="http://schemas.microsoft.com/office/word/2010/wordml" xmlns:w="http://schemas.openxmlformats.org/wordprocessingml/2006/main" xmlns:wne="http://schemas.microsoft.com/office/word/2006/wordml" xmlns:wp14="http://schemas.microsoft.com/office/word/2010/wordprocessingDrawing" xmlns:wp="http://schemas.openxmlformats.org/drawingml/2006/wordprocessingDrawing" xmlns:wpc="http://schemas.microsoft.com/office/word/2010/wordprocessingCanvas" xmlns:wpg="http://schemas.microsoft.com/office/word/2010/wordprocessingGroup" xmlns:wpi="http://schemas.microsoft.com/office/word/2010/wordprocessingInk" xmlns:wps="http://schemas.microsoft.com/office/word/2010/wordprocessingShape" mc:Ignorable="w14 wp14">
-  <w:p>
-    <w:pPr>
-      <w:jc w:val="right"/>
-      <w:pBdr>
-        <w:bottom w:val="single" w:sz="4" w:space="2" w:color="000000"/>
-      </w:pBdr>
-    </w:pPr>
-    <w:r>
-      <w:rPr>
-        <w:rFonts w:ascii="Times New Roman" w:hAnsi="Times New Roman" w:eastAsia="Times New Roman" w:cs="Times New Roman"/>
-        <w:b w:val="0"/>
-        <w:color w:val="000000"/>
-        <w:sz w:val="18"/>
-      </w:rPr>
-      <w:t xml:space="preserve">第 11 章 反应机理与推断</w:t>
-    </w:r>
-  </w:p>
-</w:hdr>
 </file>
 
 <file path=word/numbering.xml><?xml version="1.0" encoding="utf-8"?>
